--- a/results/reports/Manuscrito.docx
+++ b/results/reports/Manuscrito.docx
@@ -16,29 +16,7 @@
           <w:sz w:val="32"/>
           <w:szCs w:val="32"/>
         </w:rPr>
-        <w:t xml:space="preserve">Immunogenicity and Post-Challenge Virological and Clinical Outcomes of a Multivalent Recombinant E2 Subunit Vaccine Against Four BVDV-1 </w:t>
-      </w:r>
-      <w:proofErr w:type="spellStart"/>
-      <w:r>
-        <w:rPr>
-          <w:rFonts w:ascii="Arial" w:hAnsi="Arial" w:cs="Arial"/>
-          <w:b/>
-          <w:bCs/>
-          <w:sz w:val="32"/>
-          <w:szCs w:val="32"/>
-        </w:rPr>
-        <w:t>Subgenotypes</w:t>
-      </w:r>
-      <w:proofErr w:type="spellEnd"/>
-      <w:r>
-        <w:rPr>
-          <w:rFonts w:ascii="Arial" w:hAnsi="Arial" w:cs="Arial"/>
-          <w:b/>
-          <w:bCs/>
-          <w:sz w:val="32"/>
-          <w:szCs w:val="32"/>
-        </w:rPr>
-        <w:t xml:space="preserve"> in Calves</w:t>
+        <w:t>Immunogenicity and Post-Challenge Virological and Clinical Outcomes of a Multivalent Recombinant E2 Subunit Vaccine Against Four BVDV-1 Subgenotypes in Calves</w:t>
       </w:r>
     </w:p>
     <w:p>
@@ -192,21 +170,7 @@
         <w:rPr>
           <w:rFonts w:ascii="Arial" w:hAnsi="Arial" w:cs="Arial"/>
         </w:rPr>
-        <w:t xml:space="preserve">Pathology and Preventive Medicine Department, School of Veterinary Sciences, Universidad de Concepción, Vicente Méndez 595, </w:t>
-      </w:r>
-      <w:proofErr w:type="spellStart"/>
-      <w:r>
-        <w:rPr>
-          <w:rFonts w:ascii="Arial" w:hAnsi="Arial" w:cs="Arial"/>
-        </w:rPr>
-        <w:t>Chillán</w:t>
-      </w:r>
-      <w:proofErr w:type="spellEnd"/>
-      <w:r>
-        <w:rPr>
-          <w:rFonts w:ascii="Arial" w:hAnsi="Arial" w:cs="Arial"/>
-        </w:rPr>
-        <w:t xml:space="preserve"> P.O. Box 537, Chile</w:t>
+        <w:t>Pathology and Preventive Medicine Department, School of Veterinary Sciences, Universidad de Concepción, Vicente Méndez 595, Chillán P.O. Box 537, Chile</w:t>
       </w:r>
     </w:p>
     <w:p>
@@ -260,21 +224,7 @@
         <w:rPr>
           <w:rFonts w:ascii="Arial" w:hAnsi="Arial" w:cs="Arial"/>
         </w:rPr>
-        <w:t xml:space="preserve">Bovine viral diarrhea virus (BVDV) causes major economic losses in cattle, and its genetic and antigenic diversity limits the breadth of protection of current vaccines. We previously developed a multivalent subunit vaccine based on recombinant E2 ectodomains from BVDV-1 </w:t>
-      </w:r>
-      <w:proofErr w:type="spellStart"/>
-      <w:r>
-        <w:rPr>
-          <w:rFonts w:ascii="Arial" w:hAnsi="Arial" w:cs="Arial"/>
-        </w:rPr>
-        <w:t>subgenotypes</w:t>
-      </w:r>
-      <w:proofErr w:type="spellEnd"/>
-      <w:r>
-        <w:rPr>
-          <w:rFonts w:ascii="Arial" w:hAnsi="Arial" w:cs="Arial"/>
-        </w:rPr>
-        <w:t xml:space="preserve"> 1a–1e produced in CHO-K1 cells. Here, we evaluated its immunogenicity and the virological and clinical responses to challenge in calves. Twenty-three </w:t>
+        <w:t xml:space="preserve">Bovine viral diarrhea virus (BVDV) causes major economic losses in cattle, and its genetic and antigenic diversity limits the breadth of protection of current vaccines. We previously developed a multivalent subunit vaccine based on recombinant E2 ectodomains from BVDV-1 subgenotypes 1a–1e produced in CHO-K1 cells. Here, we evaluated its immunogenicity and the virological and clinical responses to challenge in calves. Twenty-three </w:t>
       </w:r>
       <w:r>
         <w:rPr>
@@ -287,21 +237,7 @@
         <w:rPr>
           <w:rFonts w:ascii="Arial" w:hAnsi="Arial" w:cs="Arial"/>
         </w:rPr>
-        <w:t xml:space="preserve"> calves were allocated to five groups: adjuvant-only control (n = 2), recombinant vaccine at 25 µg (n = 7), 50 µg (n = 4) or 100 µg (n = 7), and a commercial vaccine (n = 3). At day 56 post-vaccination, animals were challenged intranasally with a mixture of non-cytopathic BVDV-1b, 1c, 1d and 1e isolates. Compared with the commercial vaccine, all recombinant doses induced earlier and stronger anti-E2 IgG responses and neutralizing titers against the four </w:t>
-      </w:r>
-      <w:proofErr w:type="spellStart"/>
-      <w:r>
-        <w:rPr>
-          <w:rFonts w:ascii="Arial" w:hAnsi="Arial" w:cs="Arial"/>
-        </w:rPr>
-        <w:t>subgenotypes</w:t>
-      </w:r>
-      <w:proofErr w:type="spellEnd"/>
-      <w:r>
-        <w:rPr>
-          <w:rFonts w:ascii="Arial" w:hAnsi="Arial" w:cs="Arial"/>
-        </w:rPr>
-        <w:t xml:space="preserve"> that were 4.45–7.31 log</w:t>
+        <w:t xml:space="preserve"> calves were allocated to five groups: adjuvant-only control (n = 2), recombinant vaccine at 25 µg (n = 7), 50 µg (n = 4) or 100 µg (n = 7), and a commercial vaccine (n = 3). At day 56 post-vaccination, animals were challenged intranasally with a mixture of non-cytopathic BVDV-1b, 1c, 1d and 1e isolates. Compared with the commercial vaccine, all recombinant doses induced earlier and stronger anti-E2 IgG responses and neutralizing titers against the four subgenotypes that were 4.45–7.31 log</w:t>
       </w:r>
       <w:r>
         <w:rPr>
@@ -313,35 +249,7 @@
         <w:rPr>
           <w:rFonts w:ascii="Arial" w:hAnsi="Arial" w:cs="Arial"/>
         </w:rPr>
-        <w:t xml:space="preserve"> units higher, with no significant differences among doses. Recombinant vaccination also induced E2-specific IFN-γ, TNF-α and IL-17 recall responses. After challenge, the 25 and 50 µg groups had lower cumulative viral loads than the commercial group, whereas the </w:t>
-      </w:r>
-      <w:proofErr w:type="gramStart"/>
-      <w:r>
-        <w:rPr>
-          <w:rFonts w:ascii="Arial" w:hAnsi="Arial" w:cs="Arial"/>
-        </w:rPr>
-        <w:t>100 µg</w:t>
-      </w:r>
-      <w:proofErr w:type="gramEnd"/>
-      <w:r>
-        <w:rPr>
-          <w:rFonts w:ascii="Arial" w:hAnsi="Arial" w:cs="Arial"/>
-        </w:rPr>
-        <w:t xml:space="preserve"> group did not; the two control animals had viral loads similar to those of the 25 µg group. On day 8, when fever peaked in the control and commercial groups, none of the 18 recombinant-vaccinated animals reached the fever threshold (≥ 39.2 °C), whereas all commercial-vaccine recipients had temperatures above 40 °C; cumulative temperature scores over 28 days did not differ among groups. The </w:t>
-      </w:r>
-      <w:proofErr w:type="gramStart"/>
-      <w:r>
-        <w:rPr>
-          <w:rFonts w:ascii="Arial" w:hAnsi="Arial" w:cs="Arial"/>
-        </w:rPr>
-        <w:t>25 µg</w:t>
-      </w:r>
-      <w:proofErr w:type="gramEnd"/>
-      <w:r>
-        <w:rPr>
-          <w:rFonts w:ascii="Arial" w:hAnsi="Arial" w:cs="Arial"/>
-        </w:rPr>
-        <w:t xml:space="preserve"> group had a lower cumulative diarrhea burden than the commercial group. Protection was partial: viral RNA was detected in most vaccinated animals at some point after challenge, and the prevalence of viremia did not differ significantly among groups. The lowest dose tested (25 µg) gave results comparable to those of the higher doses. These findings support further evaluation of this multivalent E2 vaccine in larger studies that include protection against fetal infection.</w:t>
+        <w:t xml:space="preserve"> units higher, with no significant differences among doses. Recombinant vaccination also induced E2-specific IFN-γ, TNF-α and IL-17 recall responses. After challenge, the 25 and 50 µg groups had lower cumulative viral loads than the commercial group, whereas the 100 µg group did not; the two control animals had viral loads similar to those of the 25 µg group. On day 8, when fever peaked in the control and commercial groups, none of the 18 recombinant-vaccinated animals reached the fever threshold (≥ 39.2 °C), whereas all commercial-vaccine recipients had temperatures above 40 °C; cumulative temperature scores over 28 days did not differ among groups. The 25 µg group had a lower cumulative diarrhea burden than the commercial group. Protection was partial: viral RNA was detected in most vaccinated animals at some point after challenge, and the prevalence of viremia did not differ significantly among groups. The lowest dose tested (25 µg) gave results comparable to those of the higher doses. These findings support further evaluation of this multivalent E2 vaccine in larger studies that include protection against fetal infection.</w:t>
       </w:r>
     </w:p>
     <w:p>
@@ -364,53 +272,19 @@
         </w:rPr>
         <w:t xml:space="preserve"> BVDV; </w:t>
       </w:r>
-      <w:proofErr w:type="spellStart"/>
       <w:r>
         <w:rPr>
           <w:rFonts w:ascii="Arial" w:hAnsi="Arial" w:cs="Arial"/>
           <w:i/>
           <w:iCs/>
         </w:rPr>
-        <w:t>Pestivirus</w:t>
-      </w:r>
-      <w:proofErr w:type="spellEnd"/>
-      <w:r>
-        <w:rPr>
-          <w:rFonts w:ascii="Arial" w:hAnsi="Arial" w:cs="Arial"/>
-          <w:i/>
-          <w:iCs/>
-        </w:rPr>
-        <w:t xml:space="preserve"> </w:t>
-      </w:r>
-      <w:proofErr w:type="spellStart"/>
-      <w:r>
-        <w:rPr>
-          <w:rFonts w:ascii="Arial" w:hAnsi="Arial" w:cs="Arial"/>
-          <w:i/>
-          <w:iCs/>
-        </w:rPr>
-        <w:t>bovis</w:t>
-      </w:r>
-      <w:proofErr w:type="spellEnd"/>
-      <w:r>
-        <w:rPr>
-          <w:rFonts w:ascii="Arial" w:hAnsi="Arial" w:cs="Arial"/>
-        </w:rPr>
-        <w:t xml:space="preserve">; E2 subunit vaccine; multivalent vaccine; CHO cells; </w:t>
-      </w:r>
-      <w:proofErr w:type="spellStart"/>
-      <w:r>
-        <w:rPr>
-          <w:rFonts w:ascii="Arial" w:hAnsi="Arial" w:cs="Arial"/>
-        </w:rPr>
-        <w:t>Montanide</w:t>
-      </w:r>
-      <w:proofErr w:type="spellEnd"/>
-      <w:r>
-        <w:rPr>
-          <w:rFonts w:ascii="Arial" w:hAnsi="Arial" w:cs="Arial"/>
-        </w:rPr>
-        <w:t xml:space="preserve"> ISA 61 VG; neutralizing antibodies; IL-17; challenge study</w:t>
+        <w:t>Pestivirus bovis</w:t>
+      </w:r>
+      <w:r>
+        <w:rPr>
+          <w:rFonts w:ascii="Arial" w:hAnsi="Arial" w:cs="Arial"/>
+        </w:rPr>
+        <w:t>; E2 subunit vaccine; multivalent vaccine; CHO cells; Montanide ISA 61 VG; neutralizing antibodies; IL-17; challenge study</w:t>
       </w:r>
     </w:p>
     <w:p>
@@ -800,7 +674,6 @@
         </w:rPr>
         <w:t xml:space="preserve">BVDV belongs to the genus </w:t>
       </w:r>
-      <w:proofErr w:type="spellStart"/>
       <w:r>
         <w:rPr>
           <w:rFonts w:ascii="Arial" w:hAnsi="Arial" w:cs="Arial"/>
@@ -809,7 +682,6 @@
         </w:rPr>
         <w:t>Pestivirus</w:t>
       </w:r>
-      <w:proofErr w:type="spellEnd"/>
       <w:r>
         <w:rPr>
           <w:rFonts w:ascii="Arial" w:hAnsi="Arial" w:cs="Arial"/>
@@ -830,68 +702,28 @@
         </w:rPr>
         <w:t xml:space="preserve">, and its two genotypes, BVDV-1 and BVDV-2, correspond to the species </w:t>
       </w:r>
-      <w:proofErr w:type="spellStart"/>
       <w:r>
         <w:rPr>
           <w:rFonts w:ascii="Arial" w:hAnsi="Arial" w:cs="Arial"/>
           <w:i/>
           <w:iCs/>
         </w:rPr>
-        <w:t>Pestivirus</w:t>
-      </w:r>
-      <w:proofErr w:type="spellEnd"/>
+        <w:t>Pestivirus bovis</w:t>
+      </w:r>
+      <w:r>
+        <w:rPr>
+          <w:rFonts w:ascii="Arial" w:hAnsi="Arial" w:cs="Arial"/>
+        </w:rPr>
+        <w:t xml:space="preserve"> and </w:t>
+      </w:r>
       <w:r>
         <w:rPr>
           <w:rFonts w:ascii="Arial" w:hAnsi="Arial" w:cs="Arial"/>
           <w:i/>
           <w:iCs/>
         </w:rPr>
-        <w:t xml:space="preserve"> </w:t>
-      </w:r>
-      <w:proofErr w:type="spellStart"/>
-      <w:r>
-        <w:rPr>
-          <w:rFonts w:ascii="Arial" w:hAnsi="Arial" w:cs="Arial"/>
-          <w:i/>
-          <w:iCs/>
-        </w:rPr>
-        <w:t>bovis</w:t>
-      </w:r>
-      <w:proofErr w:type="spellEnd"/>
-      <w:r>
-        <w:rPr>
-          <w:rFonts w:ascii="Arial" w:hAnsi="Arial" w:cs="Arial"/>
-        </w:rPr>
-        <w:t xml:space="preserve"> and </w:t>
-      </w:r>
-      <w:proofErr w:type="spellStart"/>
-      <w:r>
-        <w:rPr>
-          <w:rFonts w:ascii="Arial" w:hAnsi="Arial" w:cs="Arial"/>
-          <w:i/>
-          <w:iCs/>
-        </w:rPr>
-        <w:t>Pestivirus</w:t>
-      </w:r>
-      <w:proofErr w:type="spellEnd"/>
-      <w:r>
-        <w:rPr>
-          <w:rFonts w:ascii="Arial" w:hAnsi="Arial" w:cs="Arial"/>
-          <w:i/>
-          <w:iCs/>
-        </w:rPr>
-        <w:t xml:space="preserve"> </w:t>
-      </w:r>
-      <w:proofErr w:type="spellStart"/>
-      <w:r>
-        <w:rPr>
-          <w:rFonts w:ascii="Arial" w:hAnsi="Arial" w:cs="Arial"/>
-          <w:i/>
-          <w:iCs/>
-        </w:rPr>
-        <w:t>tauri</w:t>
-      </w:r>
-      <w:proofErr w:type="spellEnd"/>
+        <w:t>Pestivirus tauri</w:t>
+      </w:r>
       <w:r>
         <w:rPr>
           <w:rFonts w:ascii="Arial" w:hAnsi="Arial" w:cs="Arial"/>
@@ -1242,21 +1074,7 @@
           <w:rFonts w:ascii="Arial" w:hAnsi="Arial" w:cs="Arial"/>
         </w:rPr>
         <w:lastRenderedPageBreak/>
-        <w:t xml:space="preserve">A major challenge for BVDV vaccination is the genetic and antigenic diversity of the virus. BVDV-1 is divided into more than 20 </w:t>
-      </w:r>
-      <w:proofErr w:type="spellStart"/>
-      <w:r>
-        <w:rPr>
-          <w:rFonts w:ascii="Arial" w:hAnsi="Arial" w:cs="Arial"/>
-        </w:rPr>
-        <w:t>subgenotypes</w:t>
-      </w:r>
-      <w:proofErr w:type="spellEnd"/>
-      <w:r>
-        <w:rPr>
-          <w:rFonts w:ascii="Arial" w:hAnsi="Arial" w:cs="Arial"/>
-        </w:rPr>
-        <w:t xml:space="preserve"> whose distribution varies among regions </w:t>
+        <w:t xml:space="preserve">A major challenge for BVDV vaccination is the genetic and antigenic diversity of the virus. BVDV-1 is divided into more than 20 subgenotypes whose distribution varies among regions </w:t>
       </w:r>
       <w:r>
         <w:rPr>
@@ -1419,21 +1237,7 @@
         <w:rPr>
           <w:rFonts w:ascii="Arial" w:hAnsi="Arial" w:cs="Arial"/>
         </w:rPr>
-        <w:t xml:space="preserve">, and </w:t>
-      </w:r>
-      <w:proofErr w:type="spellStart"/>
-      <w:r>
-        <w:rPr>
-          <w:rFonts w:ascii="Arial" w:hAnsi="Arial" w:cs="Arial"/>
-        </w:rPr>
-        <w:t>subgenotypes</w:t>
-      </w:r>
-      <w:proofErr w:type="spellEnd"/>
-      <w:r>
-        <w:rPr>
-          <w:rFonts w:ascii="Arial" w:hAnsi="Arial" w:cs="Arial"/>
-        </w:rPr>
-        <w:t xml:space="preserve"> 1a, 1b, 1c, 1d, 1e and 1j, as well as BVDV-2, have been identified in Chile </w:t>
+        <w:t xml:space="preserve">, and subgenotypes 1a, 1b, 1c, 1d, 1e and 1j, as well as BVDV-2, have been identified in Chile </w:t>
       </w:r>
       <w:r>
         <w:rPr>
@@ -1770,21 +1574,7 @@
         <w:rPr>
           <w:rFonts w:ascii="Arial" w:hAnsi="Arial" w:cs="Arial"/>
         </w:rPr>
-        <w:t xml:space="preserve">. Antigenic differences among </w:t>
-      </w:r>
-      <w:proofErr w:type="spellStart"/>
-      <w:r>
-        <w:rPr>
-          <w:rFonts w:ascii="Arial" w:hAnsi="Arial" w:cs="Arial"/>
-        </w:rPr>
-        <w:t>subgenotypes</w:t>
-      </w:r>
-      <w:proofErr w:type="spellEnd"/>
-      <w:r>
-        <w:rPr>
-          <w:rFonts w:ascii="Arial" w:hAnsi="Arial" w:cs="Arial"/>
-        </w:rPr>
-        <w:t xml:space="preserve"> can reduce cross-neutralization and, as a result, limit the breadth of protection of vaccines based on a small number of strains </w:t>
+        <w:t xml:space="preserve">. Antigenic differences among subgenotypes can reduce cross-neutralization and, as a result, limit the breadth of protection of vaccines based on a small number of strains </w:t>
       </w:r>
       <w:r>
         <w:rPr>
@@ -2332,21 +2122,7 @@
         <w:rPr>
           <w:rFonts w:ascii="Arial" w:hAnsi="Arial" w:cs="Arial"/>
         </w:rPr>
-        <w:t xml:space="preserve">. Both platforms provide clinical and fetal protection in the field and remain the basis of current control programs; the limitation addressed by the present work is antigenic breadth rather than efficacy as such. Together with the antigenic diversity described above, this supports the development of vaccines that combine safety with broader coverage of circulating </w:t>
-      </w:r>
-      <w:proofErr w:type="spellStart"/>
-      <w:r>
-        <w:rPr>
-          <w:rFonts w:ascii="Arial" w:hAnsi="Arial" w:cs="Arial"/>
-        </w:rPr>
-        <w:t>subgenotypes</w:t>
-      </w:r>
-      <w:proofErr w:type="spellEnd"/>
-      <w:r>
-        <w:rPr>
-          <w:rFonts w:ascii="Arial" w:hAnsi="Arial" w:cs="Arial"/>
-        </w:rPr>
-        <w:t>.</w:t>
+        <w:t>. Both platforms provide clinical and fetal protection in the field and remain the basis of current control programs; the limitation addressed by the present work is antigenic breadth rather than efficacy as such. Together with the antigenic diversity described above, this supports the development of vaccines that combine safety with broader coverage of circulating subgenotypes.</w:t>
       </w:r>
     </w:p>
     <w:p>
@@ -2882,6 +2658,11 @@
         <w:rPr>
           <w:rFonts w:ascii="Arial" w:hAnsi="Arial" w:cs="Arial"/>
         </w:rPr>
+      </w:r>
+      <w:r>
+        <w:rPr>
+          <w:rFonts w:ascii="Arial" w:hAnsi="Arial" w:cs="Arial"/>
+        </w:rPr>
         <w:fldChar w:fldCharType="separate"/>
       </w:r>
       <w:r>
@@ -2938,21 +2719,7 @@
         <w:rPr>
           <w:rFonts w:ascii="Arial" w:hAnsi="Arial" w:cs="Arial"/>
         </w:rPr>
-        <w:t xml:space="preserve">, a multivalent design that includes E2 from several </w:t>
-      </w:r>
-      <w:proofErr w:type="spellStart"/>
-      <w:r>
-        <w:rPr>
-          <w:rFonts w:ascii="Arial" w:hAnsi="Arial" w:cs="Arial"/>
-        </w:rPr>
-        <w:t>subgenotypes</w:t>
-      </w:r>
-      <w:proofErr w:type="spellEnd"/>
-      <w:r>
-        <w:rPr>
-          <w:rFonts w:ascii="Arial" w:hAnsi="Arial" w:cs="Arial"/>
-        </w:rPr>
-        <w:t xml:space="preserve"> may improve the breadth of the response, an approach already proposed, though not yet tested in a challenge model, for an antigen-presenting-cell-targeted E2 subunit vaccine </w:t>
+        <w:t xml:space="preserve">, a multivalent design that includes E2 from several subgenotypes may improve the breadth of the response, an approach already proposed, though not yet tested in a challenge model, for an antigen-presenting-cell-targeted E2 subunit vaccine </w:t>
       </w:r>
       <w:r>
         <w:rPr>
@@ -3084,6 +2851,11 @@
           <w:rFonts w:ascii="Arial" w:hAnsi="Arial" w:cs="Arial"/>
         </w:rPr>
         <w:fldChar w:fldCharType="end"/>
+      </w:r>
+      <w:r>
+        <w:rPr>
+          <w:rFonts w:ascii="Arial" w:hAnsi="Arial" w:cs="Arial"/>
+        </w:rPr>
       </w:r>
       <w:r>
         <w:rPr>
@@ -3360,6 +3132,11 @@
         <w:rPr>
           <w:rFonts w:ascii="Arial" w:hAnsi="Arial" w:cs="Arial"/>
         </w:rPr>
+      </w:r>
+      <w:r>
+        <w:rPr>
+          <w:rFonts w:ascii="Arial" w:hAnsi="Arial" w:cs="Arial"/>
+        </w:rPr>
         <w:fldChar w:fldCharType="separate"/>
       </w:r>
       <w:r>
@@ -3392,21 +3169,7 @@
         <w:rPr>
           <w:rFonts w:ascii="Arial" w:hAnsi="Arial" w:cs="Arial"/>
         </w:rPr>
-        <w:t xml:space="preserve">We previously developed a multivalent vaccine based on E2 ectodomains from BVDV-1 </w:t>
-      </w:r>
-      <w:proofErr w:type="spellStart"/>
-      <w:r>
-        <w:rPr>
-          <w:rFonts w:ascii="Arial" w:hAnsi="Arial" w:cs="Arial"/>
-        </w:rPr>
-        <w:t>subgenotypes</w:t>
-      </w:r>
-      <w:proofErr w:type="spellEnd"/>
-      <w:r>
-        <w:rPr>
-          <w:rFonts w:ascii="Arial" w:hAnsi="Arial" w:cs="Arial"/>
-        </w:rPr>
-        <w:t xml:space="preserve"> 1a–1e expressed in CHO-K1 cells and showed that it induced strong humoral and cellular immune responses in cattle </w:t>
+        <w:t xml:space="preserve">We previously developed a multivalent vaccine based on E2 ectodomains from BVDV-1 subgenotypes 1a–1e expressed in CHO-K1 cells and showed that it induced strong humoral and cellular immune responses in cattle </w:t>
       </w:r>
       <w:r>
         <w:rPr>
@@ -3653,304 +3416,124 @@
         <w:rPr>
           <w:rFonts w:ascii="Arial" w:hAnsi="Arial" w:cs="Arial"/>
         </w:rPr>
-        <w:t xml:space="preserve">All animal procedures were approved by the Bioethics Committee of the Universidad de Concepción (CEBB-1813-2024; December 2024) and followed the institutional guidelines for the care and use of experimental animals. The study is reported in accordance with the ARRIVE 2.0 guidelines. Biosafety procedures followed the biosafety manual of the </w:t>
-      </w:r>
-      <w:proofErr w:type="spellStart"/>
-      <w:r>
-        <w:rPr>
-          <w:rFonts w:ascii="Arial" w:hAnsi="Arial" w:cs="Arial"/>
-        </w:rPr>
-        <w:t>Agencia</w:t>
-      </w:r>
-      <w:proofErr w:type="spellEnd"/>
-      <w:r>
-        <w:rPr>
-          <w:rFonts w:ascii="Arial" w:hAnsi="Arial" w:cs="Arial"/>
-        </w:rPr>
-        <w:t xml:space="preserve"> Nacional de </w:t>
-      </w:r>
-      <w:proofErr w:type="spellStart"/>
-      <w:r>
-        <w:rPr>
-          <w:rFonts w:ascii="Arial" w:hAnsi="Arial" w:cs="Arial"/>
-        </w:rPr>
-        <w:t>Investigación</w:t>
-      </w:r>
-      <w:proofErr w:type="spellEnd"/>
-      <w:r>
-        <w:rPr>
-          <w:rFonts w:ascii="Arial" w:hAnsi="Arial" w:cs="Arial"/>
-        </w:rPr>
-        <w:t xml:space="preserve"> y Desarrollo (ANID). Experiments in mice were carried out at the Centro Regional de </w:t>
-      </w:r>
-      <w:proofErr w:type="spellStart"/>
-      <w:r>
-        <w:rPr>
-          <w:rFonts w:ascii="Arial" w:hAnsi="Arial" w:cs="Arial"/>
-        </w:rPr>
-        <w:t>Estudios</w:t>
-      </w:r>
-      <w:proofErr w:type="spellEnd"/>
+        <w:t xml:space="preserve">All animal procedures were approved by the Bioethics Committee of the Universidad de Concepción (CEBB-1813-2024; December 2024) and followed the institutional guidelines for the care and use of experimental animals. The study is reported in accordance with the ARRIVE 2.0 guidelines. Biosafety procedures followed the biosafety manual of the Agencia Nacional de Investigación y Desarrollo (ANID). Experiments in mice were carried out at the Centro Regional de Estudios Avanzados para la Vida (CREAV), Universidad de Concepción, and </w:t>
+      </w:r>
+      <w:r>
+        <w:rPr>
+          <w:rFonts w:ascii="Arial" w:hAnsi="Arial" w:cs="Arial"/>
+          <w:highlight w:val="yellow"/>
+        </w:rPr>
+        <w:t>experiments in cattle at an animal experimentation unit of the Chillán campus of the Universidad de Concepción</w:t>
+      </w:r>
+      <w:r>
+        <w:rPr>
+          <w:rFonts w:ascii="Arial" w:hAnsi="Arial" w:cs="Arial"/>
+        </w:rPr>
+        <w:t>.</w:t>
+      </w:r>
       <w:r>
         <w:rPr>
           <w:rFonts w:ascii="Arial" w:hAnsi="Arial" w:cs="Arial"/>
         </w:rPr>
         <w:t xml:space="preserve"> </w:t>
       </w:r>
-      <w:proofErr w:type="spellStart"/>
-      <w:r>
-        <w:rPr>
-          <w:rFonts w:ascii="Arial" w:hAnsi="Arial" w:cs="Arial"/>
-        </w:rPr>
-        <w:t>Avanzados</w:t>
-      </w:r>
-      <w:proofErr w:type="spellEnd"/>
-      <w:r>
-        <w:rPr>
-          <w:rFonts w:ascii="Arial" w:hAnsi="Arial" w:cs="Arial"/>
-        </w:rPr>
-        <w:t xml:space="preserve"> para la Vida (CREAV), Universidad de Concepción, and </w:t>
-      </w:r>
       <w:r>
         <w:rPr>
           <w:rFonts w:ascii="Arial" w:hAnsi="Arial" w:cs="Arial"/>
           <w:highlight w:val="yellow"/>
         </w:rPr>
-        <w:t xml:space="preserve">experiments in cattle at an animal experimentation unit of the </w:t>
-      </w:r>
-      <w:proofErr w:type="spellStart"/>
+        <w:t>The Holstein-Friesian (Clavel Alemán) calves, 6–8 months old and with an average body weight of about 240 kg, were purchased from private producers.</w:t>
+      </w:r>
+      <w:r>
+        <w:rPr>
+          <w:rFonts w:ascii="Arial" w:hAnsi="Arial" w:cs="Arial"/>
+        </w:rPr>
+        <w:t xml:space="preserve"> Animals were acclimatized for one week before the first immunization. </w:t>
+      </w:r>
       <w:r>
         <w:rPr>
           <w:rFonts w:ascii="Arial" w:hAnsi="Arial" w:cs="Arial"/>
           <w:highlight w:val="yellow"/>
         </w:rPr>
-        <w:t>Chillán</w:t>
-      </w:r>
-      <w:proofErr w:type="spellEnd"/>
+        <w:t>[Housing (pens per group or shared pen after challenge), feeding and water supply.]</w:t>
+      </w:r>
+      <w:r>
+        <w:rPr>
+          <w:rFonts w:ascii="Arial" w:hAnsi="Arial" w:cs="Arial"/>
+        </w:rPr>
+        <w:t xml:space="preserve"> Their health status was assessed by clinical examination. None of the farms evaluated was free of BVDV antibodies, so calves were obtained from the farm with the lowest seroprevalence. Calves negative for BVDV Erns antigen (IDEXX BVDV Ag/Serum Plus) and antibodies (IDEXX BVDV Total Ab Test; IDEXX Laboratories Inc., Switzerland) were selected one month before transfer to the experimental unit and were retested with both assays on the day of the first immunization.</w:t>
+      </w:r>
+    </w:p>
+    <w:p>
+      <w:pPr>
+        <w:rPr>
+          <w:rFonts w:ascii="Arial" w:hAnsi="Arial" w:cs="Arial"/>
+        </w:rPr>
+      </w:pPr>
+    </w:p>
+    <w:p>
+      <w:pPr>
+        <w:rPr>
+          <w:rFonts w:ascii="Arial" w:hAnsi="Arial" w:cs="Arial"/>
+        </w:rPr>
+      </w:pPr>
+      <w:r>
+        <w:rPr>
+          <w:rFonts w:ascii="Arial" w:hAnsi="Arial" w:cs="Arial"/>
+        </w:rPr>
+        <w:t>Calves were randomly allocated to five groups (Table 1)</w:t>
+      </w:r>
+      <w:r>
+        <w:rPr>
+          <w:rFonts w:ascii="Arial" w:hAnsi="Arial" w:cs="Arial"/>
+        </w:rPr>
+        <w:t xml:space="preserve">. </w:t>
+      </w:r>
+      <w:r>
+        <w:rPr>
+          <w:rFonts w:ascii="Arial" w:hAnsi="Arial" w:cs="Arial"/>
+        </w:rPr>
+        <w:t xml:space="preserve">At the second test, five calves (two in the control group and three in the 50 µg group) were positive for BVDV antibodies and negative for Erns antigen, indicating seroconversion between the two tests, and were withdrawn from the study. To reduce the imbalance in the control group, one additional calf negative in both assays was included in this group; it received the adjuvant-only formulation one day after the other animals and was sampled on the same days </w:t>
+      </w:r>
       <w:r>
         <w:rPr>
           <w:rFonts w:ascii="Arial" w:hAnsi="Arial" w:cs="Arial"/>
           <w:highlight w:val="yellow"/>
         </w:rPr>
-        <w:t xml:space="preserve"> campus of the Universidad de Concepción</w:t>
-      </w:r>
-      <w:r>
-        <w:rPr>
-          <w:rFonts w:ascii="Arial" w:hAnsi="Arial" w:cs="Arial"/>
-        </w:rPr>
-        <w:t>.</w:t>
-      </w:r>
-      <w:r>
-        <w:rPr>
-          <w:rFonts w:ascii="Arial" w:hAnsi="Arial" w:cs="Arial"/>
-        </w:rPr>
-        <w:t xml:space="preserve"> </w:t>
+        <w:t>[</w:t>
       </w:r>
       <w:r>
         <w:rPr>
           <w:rFonts w:ascii="Arial" w:hAnsi="Arial" w:cs="Arial"/>
           <w:highlight w:val="yellow"/>
         </w:rPr>
-        <w:t>The Holstein-Friesian (</w:t>
-      </w:r>
-      <w:proofErr w:type="spellStart"/>
+        <w:t>confirmer si este animal recibio booster</w:t>
+      </w:r>
       <w:r>
         <w:rPr>
           <w:rFonts w:ascii="Arial" w:hAnsi="Arial" w:cs="Arial"/>
           <w:highlight w:val="yellow"/>
         </w:rPr>
-        <w:t>Clavel</w:t>
-      </w:r>
-      <w:proofErr w:type="spellEnd"/>
+        <w:t>]</w:t>
+      </w:r>
+      <w:r>
+        <w:rPr>
+          <w:rFonts w:ascii="Arial" w:hAnsi="Arial" w:cs="Arial"/>
+        </w:rPr>
+        <w:t xml:space="preserve">. The final study population comprised 23 calves (Table 1). Animals in the control and recombinant groups received two 2-mL doses of the assigned formulation, on day 0 and as a booster on day 21, by deep intramuscular injection in the gluteal region. </w:t>
+      </w:r>
       <w:r>
         <w:rPr>
           <w:rFonts w:ascii="Arial" w:hAnsi="Arial" w:cs="Arial"/>
           <w:highlight w:val="yellow"/>
         </w:rPr>
-        <w:t xml:space="preserve"> </w:t>
-      </w:r>
-      <w:proofErr w:type="spellStart"/>
-      <w:r>
-        <w:rPr>
-          <w:rFonts w:ascii="Arial" w:hAnsi="Arial" w:cs="Arial"/>
-          <w:highlight w:val="yellow"/>
-        </w:rPr>
-        <w:t>Alemán</w:t>
-      </w:r>
-      <w:proofErr w:type="spellEnd"/>
-      <w:r>
-        <w:rPr>
-          <w:rFonts w:ascii="Arial" w:hAnsi="Arial" w:cs="Arial"/>
-          <w:highlight w:val="yellow"/>
-        </w:rPr>
-        <w:t>) calves, 6–8 months old and with an average body weight of about 240 kg, were purchased from private producers.</w:t>
-      </w:r>
-      <w:r>
-        <w:rPr>
-          <w:rFonts w:ascii="Arial" w:hAnsi="Arial" w:cs="Arial"/>
-        </w:rPr>
-        <w:t xml:space="preserve"> Animals were acclimatized for one week before the first immunization. </w:t>
-      </w:r>
-      <w:r>
-        <w:rPr>
-          <w:rFonts w:ascii="Arial" w:hAnsi="Arial" w:cs="Arial"/>
-          <w:highlight w:val="yellow"/>
-        </w:rPr>
-        <w:t>[Housing (pens per group or shared pen after challenge), feeding and water supply.]</w:t>
-      </w:r>
-      <w:r>
-        <w:rPr>
-          <w:rFonts w:ascii="Arial" w:hAnsi="Arial" w:cs="Arial"/>
-        </w:rPr>
-        <w:t xml:space="preserve"> Their health status was assessed by clinical examination. None of the farms evaluated was free of BVDV antibodies, so calves were obtained from the farm with the lowest seroprevalence. Calves negative for BVDV Erns antigen (IDEXX BVDV Ag/Serum Plus) and antibodies (IDEXX BVDV Total Ab Test; IDEXX Laboratories Inc., Switzerland) were selected one month before transfer to the experimental unit and were retested with both assays on the day of the first immunization.</w:t>
-      </w:r>
-    </w:p>
-    <w:p>
-      <w:pPr>
-        <w:rPr>
-          <w:rFonts w:ascii="Arial" w:hAnsi="Arial" w:cs="Arial"/>
-        </w:rPr>
-      </w:pPr>
-    </w:p>
-    <w:p>
-      <w:pPr>
-        <w:rPr>
-          <w:rFonts w:ascii="Arial" w:hAnsi="Arial" w:cs="Arial"/>
-        </w:rPr>
-      </w:pPr>
-      <w:r>
-        <w:rPr>
-          <w:rFonts w:ascii="Arial" w:hAnsi="Arial" w:cs="Arial"/>
-        </w:rPr>
-        <w:t>Calves were randomly allocated to five groups (Table 1)</w:t>
-      </w:r>
-      <w:r>
-        <w:rPr>
-          <w:rFonts w:ascii="Arial" w:hAnsi="Arial" w:cs="Arial"/>
-        </w:rPr>
-        <w:t xml:space="preserve">. </w:t>
-      </w:r>
-      <w:r>
-        <w:rPr>
-          <w:rFonts w:ascii="Arial" w:hAnsi="Arial" w:cs="Arial"/>
-        </w:rPr>
-        <w:t xml:space="preserve">At the second test, five calves (two in the control group and three in the </w:t>
-      </w:r>
-      <w:proofErr w:type="gramStart"/>
-      <w:r>
-        <w:rPr>
-          <w:rFonts w:ascii="Arial" w:hAnsi="Arial" w:cs="Arial"/>
-        </w:rPr>
-        <w:t>50 µg</w:t>
-      </w:r>
-      <w:proofErr w:type="gramEnd"/>
-      <w:r>
-        <w:rPr>
-          <w:rFonts w:ascii="Arial" w:hAnsi="Arial" w:cs="Arial"/>
-        </w:rPr>
-        <w:t xml:space="preserve"> group) were positive for BVDV antibodies and negative for Erns antigen, indicating seroconversion between the two tests, and were withdrawn from the study. To reduce the imbalance in the control group, one additional calf negative in both assays was included in this group; it received the adjuvant-only formulation one day after the other animals and was sampled on the same days </w:t>
-      </w:r>
-      <w:r>
-        <w:rPr>
-          <w:rFonts w:ascii="Arial" w:hAnsi="Arial" w:cs="Arial"/>
-          <w:highlight w:val="yellow"/>
-        </w:rPr>
-        <w:t>[</w:t>
-      </w:r>
-      <w:r>
-        <w:rPr>
-          <w:rFonts w:ascii="Arial" w:hAnsi="Arial" w:cs="Arial"/>
-          <w:highlight w:val="yellow"/>
-        </w:rPr>
-        <w:t xml:space="preserve">confirmer </w:t>
-      </w:r>
-      <w:proofErr w:type="spellStart"/>
-      <w:r>
-        <w:rPr>
-          <w:rFonts w:ascii="Arial" w:hAnsi="Arial" w:cs="Arial"/>
-          <w:highlight w:val="yellow"/>
-        </w:rPr>
-        <w:t>si</w:t>
-      </w:r>
-      <w:proofErr w:type="spellEnd"/>
-      <w:r>
-        <w:rPr>
-          <w:rFonts w:ascii="Arial" w:hAnsi="Arial" w:cs="Arial"/>
-          <w:highlight w:val="yellow"/>
-        </w:rPr>
-        <w:t xml:space="preserve"> </w:t>
-      </w:r>
-      <w:proofErr w:type="spellStart"/>
-      <w:r>
-        <w:rPr>
-          <w:rFonts w:ascii="Arial" w:hAnsi="Arial" w:cs="Arial"/>
-          <w:highlight w:val="yellow"/>
-        </w:rPr>
-        <w:t>este</w:t>
-      </w:r>
-      <w:proofErr w:type="spellEnd"/>
-      <w:r>
-        <w:rPr>
-          <w:rFonts w:ascii="Arial" w:hAnsi="Arial" w:cs="Arial"/>
-          <w:highlight w:val="yellow"/>
-        </w:rPr>
-        <w:t xml:space="preserve"> animal </w:t>
-      </w:r>
-      <w:proofErr w:type="spellStart"/>
-      <w:r>
-        <w:rPr>
-          <w:rFonts w:ascii="Arial" w:hAnsi="Arial" w:cs="Arial"/>
-          <w:highlight w:val="yellow"/>
-        </w:rPr>
-        <w:t>recibio</w:t>
-      </w:r>
-      <w:proofErr w:type="spellEnd"/>
-      <w:r>
-        <w:rPr>
-          <w:rFonts w:ascii="Arial" w:hAnsi="Arial" w:cs="Arial"/>
-          <w:highlight w:val="yellow"/>
-        </w:rPr>
-        <w:t xml:space="preserve"> booster</w:t>
-      </w:r>
-      <w:r>
-        <w:rPr>
-          <w:rFonts w:ascii="Arial" w:hAnsi="Arial" w:cs="Arial"/>
-          <w:highlight w:val="yellow"/>
-        </w:rPr>
-        <w:t>]</w:t>
-      </w:r>
-      <w:r>
-        <w:rPr>
-          <w:rFonts w:ascii="Arial" w:hAnsi="Arial" w:cs="Arial"/>
-        </w:rPr>
-        <w:t xml:space="preserve">. The final study population comprised 23 calves (Table 1). Animals in the control and recombinant groups received two 2-mL doses of the assigned formulation, on day 0 and as a booster on day 21, by deep intramuscular injection in the gluteal region. </w:t>
-      </w:r>
-      <w:r>
-        <w:rPr>
-          <w:rFonts w:ascii="Arial" w:hAnsi="Arial" w:cs="Arial"/>
-          <w:highlight w:val="yellow"/>
-        </w:rPr>
         <w:t>The commercial vaccine was administered according to the manufacturer’s instructions, as two 5-mL doses by subcutaneous injection on the same schedule</w:t>
       </w:r>
       <w:r>
         <w:rPr>
           <w:rFonts w:ascii="Arial" w:hAnsi="Arial" w:cs="Arial"/>
         </w:rPr>
-        <w:t xml:space="preserve">. The commercial vaccine was </w:t>
-      </w:r>
-      <w:proofErr w:type="spellStart"/>
-      <w:r>
-        <w:rPr>
-          <w:rFonts w:ascii="Arial" w:hAnsi="Arial" w:cs="Arial"/>
-        </w:rPr>
-        <w:t>CattleMaster</w:t>
-      </w:r>
-      <w:proofErr w:type="spellEnd"/>
-      <w:r>
-        <w:rPr>
-          <w:rFonts w:ascii="Arial" w:hAnsi="Arial" w:cs="Arial"/>
-        </w:rPr>
-        <w:t>® GOLD FP 5 L5 (Zoetis), a multicomponent product</w:t>
+        <w:t>. The commercial vaccine was CattleMaster® GOLD FP 5 L5 (Zoetis), a multicomponent product</w:t>
       </w:r>
       <w:r>
         <w:rPr>
@@ -3976,21 +3559,7 @@
         <w:rPr>
           <w:rFonts w:ascii="Arial" w:hAnsi="Arial" w:cs="Arial"/>
         </w:rPr>
-        <w:t xml:space="preserve"> serovars and an inactivated BVDV fraction, adjuvanted with </w:t>
-      </w:r>
-      <w:proofErr w:type="spellStart"/>
-      <w:r>
-        <w:rPr>
-          <w:rFonts w:ascii="Arial" w:hAnsi="Arial" w:cs="Arial"/>
-        </w:rPr>
-        <w:t>Amphigen</w:t>
-      </w:r>
-      <w:proofErr w:type="spellEnd"/>
-      <w:r>
-        <w:rPr>
-          <w:rFonts w:ascii="Arial" w:hAnsi="Arial" w:cs="Arial"/>
-        </w:rPr>
-        <w:t>®. Its BVDV fraction consists of BVDV type 1a (strain 5960, cytopathic) and BVDV type 2a (strain 53637), each at ≥ 5,000 relative units. This licensed product was included as a comparator; it differs from the experimental formulation in antigen composition, platform, adjuvant, dose, volume and route, and its BVDV fraction is heterologous to the challenge isolates. The comparison therefore reflects the two products as they would be used rather than the effect of the antigen platform alone. Blood (6 mL) was collected weekly by coccygeal venipuncture (Vacutainer, clot activator, UK) to evaluate the humoral response. Blood was allowed to clot for 3 h and centrifuged at 1,600 × g for 10 min at room temperature, and sera were stored at −20 °C. After each dose, rectal temperature and systemic clinical signs (respiratory signs, diarrhea, mucosal color, behavior and appetite) were recorded daily by personnel blinded to group allocation, on the day of vaccination and on the following six days (first dose) or two days (booster).</w:t>
+        <w:t xml:space="preserve"> serovars and an inactivated BVDV fraction, adjuvanted with Amphigen®. Its BVDV fraction consists of BVDV type 1a (strain 5960, cytopathic) and BVDV type 2a (strain 53637), each at ≥ 5,000 relative units. This licensed product was included as a comparator; it differs from the experimental formulation in antigen composition, platform, adjuvant, dose, volume and route, and its BVDV fraction is heterologous to the challenge isolates. The comparison therefore reflects the two products as they would be used rather than the effect of the antigen platform alone. Blood (6 mL) was collected weekly by coccygeal venipuncture (Vacutainer, clot activator, UK) to evaluate the humoral response. Blood was allowed to clot for 3 h and centrifuged at 1,600 × g for 10 min at room temperature, and sera were stored at −20 °C. After each dose, rectal temperature and systemic clinical signs (respiratory signs, diarrhea, mucosal color, behavior and appetite) were recorded daily by personnel blinded to group allocation, on the day of vaccination and on the following six days (first dose) or two days (booster).</w:t>
       </w:r>
     </w:p>
     <w:p>
@@ -4236,21 +3805,7 @@
               <w:rPr>
                 <w:rFonts w:ascii="Arial" w:hAnsi="Arial" w:cs="Arial"/>
               </w:rPr>
-              <w:t xml:space="preserve">PBS emulsified in </w:t>
-            </w:r>
-            <w:proofErr w:type="spellStart"/>
-            <w:r>
-              <w:rPr>
-                <w:rFonts w:ascii="Arial" w:hAnsi="Arial" w:cs="Arial"/>
-              </w:rPr>
-              <w:t>Montanide</w:t>
-            </w:r>
-            <w:proofErr w:type="spellEnd"/>
-            <w:r>
-              <w:rPr>
-                <w:rFonts w:ascii="Arial" w:hAnsi="Arial" w:cs="Arial"/>
-              </w:rPr>
-              <w:t>™ ISA 61 VG</w:t>
+              <w:t>PBS emulsified in Montanide™ ISA 61 VG</w:t>
             </w:r>
           </w:p>
         </w:tc>
@@ -4369,21 +3924,12 @@
                 <w:lang w:val="es-419"/>
               </w:rPr>
             </w:pPr>
-            <w:proofErr w:type="spellStart"/>
             <w:r>
               <w:rPr>
                 <w:rFonts w:ascii="Arial" w:hAnsi="Arial" w:cs="Arial"/>
                 <w:lang w:val="es-419"/>
               </w:rPr>
-              <w:t>Multivalent</w:t>
-            </w:r>
-            <w:proofErr w:type="spellEnd"/>
-            <w:r>
-              <w:rPr>
-                <w:rFonts w:ascii="Arial" w:hAnsi="Arial" w:cs="Arial"/>
-                <w:lang w:val="es-419"/>
-              </w:rPr>
-              <w:t xml:space="preserve"> E2 (1a</w:t>
+              <w:t>Multivalent E2 (1a</w:t>
             </w:r>
             <w:r>
               <w:rPr>
@@ -4397,23 +3943,7 @@
                 <w:rFonts w:ascii="Arial" w:hAnsi="Arial" w:cs="Arial"/>
                 <w:lang w:val="es-419"/>
               </w:rPr>
-              <w:t xml:space="preserve">–1e) + </w:t>
-            </w:r>
-            <w:proofErr w:type="spellStart"/>
-            <w:r>
-              <w:rPr>
-                <w:rFonts w:ascii="Arial" w:hAnsi="Arial" w:cs="Arial"/>
-                <w:lang w:val="es-419"/>
-              </w:rPr>
-              <w:t>Montanide</w:t>
-            </w:r>
-            <w:proofErr w:type="spellEnd"/>
-            <w:r>
-              <w:rPr>
-                <w:rFonts w:ascii="Arial" w:hAnsi="Arial" w:cs="Arial"/>
-                <w:lang w:val="es-419"/>
-              </w:rPr>
-              <w:t>™ ISA 61 VG</w:t>
+              <w:t>–1e) + Montanide™ ISA 61 VG</w:t>
             </w:r>
           </w:p>
         </w:tc>
@@ -4443,21 +3973,7 @@
               <w:rPr>
                 <w:rFonts w:ascii="Arial" w:hAnsi="Arial" w:cs="Arial"/>
               </w:rPr>
-              <w:t xml:space="preserve">25 µg (5 µg per </w:t>
-            </w:r>
-            <w:proofErr w:type="spellStart"/>
-            <w:r>
-              <w:rPr>
-                <w:rFonts w:ascii="Arial" w:hAnsi="Arial" w:cs="Arial"/>
-              </w:rPr>
-              <w:t>subgenotype</w:t>
-            </w:r>
-            <w:proofErr w:type="spellEnd"/>
-            <w:r>
-              <w:rPr>
-                <w:rFonts w:ascii="Arial" w:hAnsi="Arial" w:cs="Arial"/>
-              </w:rPr>
-              <w:t>); 2 mL IM</w:t>
+              <w:t>25 µg (5 µg per subgenotype); 2 mL IM</w:t>
             </w:r>
           </w:p>
         </w:tc>
@@ -4546,37 +4062,12 @@
                 <w:lang w:val="es-419"/>
               </w:rPr>
             </w:pPr>
-            <w:proofErr w:type="spellStart"/>
             <w:r>
               <w:rPr>
                 <w:rFonts w:ascii="Arial" w:hAnsi="Arial" w:cs="Arial"/>
                 <w:lang w:val="es-419"/>
               </w:rPr>
-              <w:t>Multivalent</w:t>
-            </w:r>
-            <w:proofErr w:type="spellEnd"/>
-            <w:r>
-              <w:rPr>
-                <w:rFonts w:ascii="Arial" w:hAnsi="Arial" w:cs="Arial"/>
-                <w:lang w:val="es-419"/>
-              </w:rPr>
-              <w:t xml:space="preserve"> E2 (1a–1e) + </w:t>
-            </w:r>
-            <w:proofErr w:type="spellStart"/>
-            <w:r>
-              <w:rPr>
-                <w:rFonts w:ascii="Arial" w:hAnsi="Arial" w:cs="Arial"/>
-                <w:lang w:val="es-419"/>
-              </w:rPr>
-              <w:t>Montanide</w:t>
-            </w:r>
-            <w:proofErr w:type="spellEnd"/>
-            <w:r>
-              <w:rPr>
-                <w:rFonts w:ascii="Arial" w:hAnsi="Arial" w:cs="Arial"/>
-                <w:lang w:val="es-419"/>
-              </w:rPr>
-              <w:t>™ ISA 61 VG</w:t>
+              <w:t>Multivalent E2 (1a–1e) + Montanide™ ISA 61 VG</w:t>
             </w:r>
           </w:p>
         </w:tc>
@@ -4606,21 +4097,7 @@
               <w:rPr>
                 <w:rFonts w:ascii="Arial" w:hAnsi="Arial" w:cs="Arial"/>
               </w:rPr>
-              <w:t xml:space="preserve">50 µg (10 µg per </w:t>
-            </w:r>
-            <w:proofErr w:type="spellStart"/>
-            <w:r>
-              <w:rPr>
-                <w:rFonts w:ascii="Arial" w:hAnsi="Arial" w:cs="Arial"/>
-              </w:rPr>
-              <w:t>subgenotype</w:t>
-            </w:r>
-            <w:proofErr w:type="spellEnd"/>
-            <w:r>
-              <w:rPr>
-                <w:rFonts w:ascii="Arial" w:hAnsi="Arial" w:cs="Arial"/>
-              </w:rPr>
-              <w:t>); 2 mL IM</w:t>
+              <w:t>50 µg (10 µg per subgenotype); 2 mL IM</w:t>
             </w:r>
           </w:p>
         </w:tc>
@@ -4709,37 +4186,12 @@
                 <w:lang w:val="es-419"/>
               </w:rPr>
             </w:pPr>
-            <w:proofErr w:type="spellStart"/>
             <w:r>
               <w:rPr>
                 <w:rFonts w:ascii="Arial" w:hAnsi="Arial" w:cs="Arial"/>
                 <w:lang w:val="es-419"/>
               </w:rPr>
-              <w:t>Multivalent</w:t>
-            </w:r>
-            <w:proofErr w:type="spellEnd"/>
-            <w:r>
-              <w:rPr>
-                <w:rFonts w:ascii="Arial" w:hAnsi="Arial" w:cs="Arial"/>
-                <w:lang w:val="es-419"/>
-              </w:rPr>
-              <w:t xml:space="preserve"> E2 (1a–1e) + </w:t>
-            </w:r>
-            <w:proofErr w:type="spellStart"/>
-            <w:r>
-              <w:rPr>
-                <w:rFonts w:ascii="Arial" w:hAnsi="Arial" w:cs="Arial"/>
-                <w:lang w:val="es-419"/>
-              </w:rPr>
-              <w:t>Montanide</w:t>
-            </w:r>
-            <w:proofErr w:type="spellEnd"/>
-            <w:r>
-              <w:rPr>
-                <w:rFonts w:ascii="Arial" w:hAnsi="Arial" w:cs="Arial"/>
-                <w:lang w:val="es-419"/>
-              </w:rPr>
-              <w:t>™ ISA 61 VG</w:t>
+              <w:t>Multivalent E2 (1a–1e) + Montanide™ ISA 61 VG</w:t>
             </w:r>
           </w:p>
         </w:tc>
@@ -4769,21 +4221,7 @@
               <w:rPr>
                 <w:rFonts w:ascii="Arial" w:hAnsi="Arial" w:cs="Arial"/>
               </w:rPr>
-              <w:t xml:space="preserve">100 µg (20 µg per </w:t>
-            </w:r>
-            <w:proofErr w:type="spellStart"/>
-            <w:r>
-              <w:rPr>
-                <w:rFonts w:ascii="Arial" w:hAnsi="Arial" w:cs="Arial"/>
-              </w:rPr>
-              <w:t>subgenotype</w:t>
-            </w:r>
-            <w:proofErr w:type="spellEnd"/>
-            <w:r>
-              <w:rPr>
-                <w:rFonts w:ascii="Arial" w:hAnsi="Arial" w:cs="Arial"/>
-              </w:rPr>
-              <w:t>); 2 mL IM</w:t>
+              <w:t>100 µg (20 µg per subgenotype); 2 mL IM</w:t>
             </w:r>
           </w:p>
         </w:tc>
@@ -4871,19 +4309,11 @@
                 <w:rFonts w:ascii="Arial" w:hAnsi="Arial" w:cs="Arial"/>
               </w:rPr>
             </w:pPr>
-            <w:proofErr w:type="spellStart"/>
             <w:r>
               <w:rPr>
                 <w:rFonts w:ascii="Arial" w:hAnsi="Arial" w:cs="Arial"/>
               </w:rPr>
-              <w:t>CattleMaster</w:t>
-            </w:r>
-            <w:proofErr w:type="spellEnd"/>
-            <w:r>
-              <w:rPr>
-                <w:rFonts w:ascii="Arial" w:hAnsi="Arial" w:cs="Arial"/>
-              </w:rPr>
-              <w:t>® GOLD FP 5 L5 (Zoetis): inactivated BVDV-1a (strain 5960); BVDV type 2a (strain 53637; ≥ 5,000 relative units, RU) plus</w:t>
+              <w:t>CattleMaster® GOLD FP 5 L5 (Zoetis): inactivated BVDV-1a (strain 5960); BVDV type 2a (strain 53637; ≥ 5,000 relative units, RU) plus</w:t>
             </w:r>
             <w:r>
               <w:rPr>
@@ -5152,21 +4582,7 @@
         <w:rPr>
           <w:rFonts w:ascii="Arial" w:hAnsi="Arial" w:cs="Arial"/>
         </w:rPr>
-        <w:t xml:space="preserve"> per animal. Blood was collected at days 0, 3, 6, 14 and 21 post-</w:t>
-      </w:r>
-      <w:proofErr w:type="gramStart"/>
-      <w:r>
-        <w:rPr>
-          <w:rFonts w:ascii="Arial" w:hAnsi="Arial" w:cs="Arial"/>
-        </w:rPr>
-        <w:t>challenge</w:t>
-      </w:r>
-      <w:proofErr w:type="gramEnd"/>
-      <w:r>
-        <w:rPr>
-          <w:rFonts w:ascii="Arial" w:hAnsi="Arial" w:cs="Arial"/>
-        </w:rPr>
-        <w:t xml:space="preserve"> for viremia and cytokine analyses. Animals were monitored daily for clinical signs for 28 days (Section 2.10</w:t>
+        <w:t xml:space="preserve"> per animal. Blood was collected at days 0, 3, 6, 14 and 21 post-challenge for viremia and cytokine analyses. Animals were monitored daily for clinical signs for 28 days (Section 2.10</w:t>
       </w:r>
       <w:r>
         <w:rPr>
@@ -5215,21 +4631,7 @@
         <w:rPr>
           <w:rFonts w:ascii="Arial" w:hAnsi="Arial" w:cs="Arial"/>
         </w:rPr>
-        <w:t xml:space="preserve">The recombinant antigens were the E2 ectodomains of BVDV-1 </w:t>
-      </w:r>
-      <w:proofErr w:type="spellStart"/>
-      <w:r>
-        <w:rPr>
-          <w:rFonts w:ascii="Arial" w:hAnsi="Arial" w:cs="Arial"/>
-        </w:rPr>
-        <w:t>subgenotypes</w:t>
-      </w:r>
-      <w:proofErr w:type="spellEnd"/>
-      <w:r>
-        <w:rPr>
-          <w:rFonts w:ascii="Arial" w:hAnsi="Arial" w:cs="Arial"/>
-        </w:rPr>
-        <w:t xml:space="preserve"> 1a, 1b, 1c, 1d and 1e. The expression vectors and CHO-K1 cell lines were generated previously </w:t>
+        <w:t xml:space="preserve">The recombinant antigens were the E2 ectodomains of BVDV-1 subgenotypes 1a, 1b, 1c, 1d and 1e. The expression vectors and CHO-K1 cell lines were generated previously </w:t>
       </w:r>
       <w:r>
         <w:rPr>
@@ -5443,161 +4845,7 @@
         <w:rPr>
           <w:rFonts w:ascii="Arial" w:hAnsi="Arial" w:cs="Arial"/>
         </w:rPr>
-        <w:t>Antigens were purified by immobilized metal affinity chromatography (IMAC) using IMAC Sepharose 6 Fast Flow (</w:t>
-      </w:r>
-      <w:proofErr w:type="spellStart"/>
-      <w:r>
-        <w:rPr>
-          <w:rFonts w:ascii="Arial" w:hAnsi="Arial" w:cs="Arial"/>
-        </w:rPr>
-        <w:t>Cytiva</w:t>
-      </w:r>
-      <w:proofErr w:type="spellEnd"/>
-      <w:r>
-        <w:rPr>
-          <w:rFonts w:ascii="Arial" w:hAnsi="Arial" w:cs="Arial"/>
-        </w:rPr>
-        <w:t>, Uppsala, Sweden) on an ÄKTA go system (</w:t>
-      </w:r>
-      <w:proofErr w:type="spellStart"/>
-      <w:r>
-        <w:rPr>
-          <w:rFonts w:ascii="Arial" w:hAnsi="Arial" w:cs="Arial"/>
-        </w:rPr>
-        <w:t>Cytiva</w:t>
-      </w:r>
-      <w:proofErr w:type="spellEnd"/>
-      <w:r>
-        <w:rPr>
-          <w:rFonts w:ascii="Arial" w:hAnsi="Arial" w:cs="Arial"/>
-        </w:rPr>
-        <w:t xml:space="preserve">, Marlborough, MA, USA). Samples were loaded in equilibration buffer (50 mM Tris-HCl, 500 mM NaCl, 10 mM imidazole, pH 7.8), washed with 50 mM imidazole and eluted with 400 mM imidazole. Fractions containing E2 were desalted into 25 mM Tris-HCl, pH 8.2, on a </w:t>
-      </w:r>
-      <w:proofErr w:type="spellStart"/>
-      <w:r>
-        <w:rPr>
-          <w:rFonts w:ascii="Arial" w:hAnsi="Arial" w:cs="Arial"/>
-        </w:rPr>
-        <w:t>HiPrep</w:t>
-      </w:r>
-      <w:proofErr w:type="spellEnd"/>
-      <w:r>
-        <w:rPr>
-          <w:rFonts w:ascii="Arial" w:hAnsi="Arial" w:cs="Arial"/>
-        </w:rPr>
-        <w:t xml:space="preserve"> 26/10 Desalting column (</w:t>
-      </w:r>
-      <w:proofErr w:type="spellStart"/>
-      <w:r>
-        <w:rPr>
-          <w:rFonts w:ascii="Arial" w:hAnsi="Arial" w:cs="Arial"/>
-        </w:rPr>
-        <w:t>Cytiva</w:t>
-      </w:r>
-      <w:proofErr w:type="spellEnd"/>
-      <w:r>
-        <w:rPr>
-          <w:rFonts w:ascii="Arial" w:hAnsi="Arial" w:cs="Arial"/>
-        </w:rPr>
-        <w:t xml:space="preserve">, Uppsala, Sweden) and applied to a </w:t>
-      </w:r>
-      <w:proofErr w:type="spellStart"/>
-      <w:r>
-        <w:rPr>
-          <w:rFonts w:ascii="Arial" w:hAnsi="Arial" w:cs="Arial"/>
-        </w:rPr>
-        <w:t>HiTrap</w:t>
-      </w:r>
-      <w:proofErr w:type="spellEnd"/>
-      <w:r>
-        <w:rPr>
-          <w:rFonts w:ascii="Arial" w:hAnsi="Arial" w:cs="Arial"/>
-        </w:rPr>
-        <w:t xml:space="preserve"> </w:t>
-      </w:r>
-      <w:proofErr w:type="spellStart"/>
-      <w:r>
-        <w:rPr>
-          <w:rFonts w:ascii="Arial" w:hAnsi="Arial" w:cs="Arial"/>
-        </w:rPr>
-        <w:t>Capto</w:t>
-      </w:r>
-      <w:proofErr w:type="spellEnd"/>
-      <w:r>
-        <w:rPr>
-          <w:rFonts w:ascii="Arial" w:hAnsi="Arial" w:cs="Arial"/>
-        </w:rPr>
-        <w:t xml:space="preserve"> Q </w:t>
-      </w:r>
-      <w:proofErr w:type="spellStart"/>
-      <w:r>
-        <w:rPr>
-          <w:rFonts w:ascii="Arial" w:hAnsi="Arial" w:cs="Arial"/>
-        </w:rPr>
-        <w:t>ImpRes</w:t>
-      </w:r>
-      <w:proofErr w:type="spellEnd"/>
-      <w:r>
-        <w:rPr>
-          <w:rFonts w:ascii="Arial" w:hAnsi="Arial" w:cs="Arial"/>
-        </w:rPr>
-        <w:t xml:space="preserve"> column (</w:t>
-      </w:r>
-      <w:proofErr w:type="spellStart"/>
-      <w:r>
-        <w:rPr>
-          <w:rFonts w:ascii="Arial" w:hAnsi="Arial" w:cs="Arial"/>
-        </w:rPr>
-        <w:t>Cytiva</w:t>
-      </w:r>
-      <w:proofErr w:type="spellEnd"/>
-      <w:r>
-        <w:rPr>
-          <w:rFonts w:ascii="Arial" w:hAnsi="Arial" w:cs="Arial"/>
-        </w:rPr>
-        <w:t>, Uppsala, Sweden), equilibrated in the same buffer; bound protein was eluted with 25 mM Tris-HCl, 500 mM NaCl, pH 8.2. The buffer was finally exchanged to PBS using PD-10 desalting columns (</w:t>
-      </w:r>
-      <w:proofErr w:type="spellStart"/>
-      <w:r>
-        <w:rPr>
-          <w:rFonts w:ascii="Arial" w:hAnsi="Arial" w:cs="Arial"/>
-        </w:rPr>
-        <w:t>Cytiva</w:t>
-      </w:r>
-      <w:proofErr w:type="spellEnd"/>
-      <w:r>
-        <w:rPr>
-          <w:rFonts w:ascii="Arial" w:hAnsi="Arial" w:cs="Arial"/>
-        </w:rPr>
-        <w:t>, Uppsala, Sweden). Protein concentration was determined with a BCA protein assay kit (</w:t>
-      </w:r>
-      <w:proofErr w:type="spellStart"/>
-      <w:r>
-        <w:rPr>
-          <w:rFonts w:ascii="Arial" w:hAnsi="Arial" w:cs="Arial"/>
-        </w:rPr>
-        <w:t>Thermo</w:t>
-      </w:r>
-      <w:proofErr w:type="spellEnd"/>
-      <w:r>
-        <w:rPr>
-          <w:rFonts w:ascii="Arial" w:hAnsi="Arial" w:cs="Arial"/>
-        </w:rPr>
-        <w:t xml:space="preserve"> Fisher Scientific, USA). Purity was estimated by densitometry of SDS-PAGE gels (10%) using Image Studio software version 3.1 and an Odyssey </w:t>
-      </w:r>
-      <w:proofErr w:type="spellStart"/>
-      <w:r>
-        <w:rPr>
-          <w:rFonts w:ascii="Arial" w:hAnsi="Arial" w:cs="Arial"/>
-        </w:rPr>
-        <w:t>CLx</w:t>
-      </w:r>
-      <w:proofErr w:type="spellEnd"/>
-      <w:r>
-        <w:rPr>
-          <w:rFonts w:ascii="Arial" w:hAnsi="Arial" w:cs="Arial"/>
-        </w:rPr>
-        <w:t xml:space="preserve"> imaging system (Li-Cor, Lincoln, NE, USA).</w:t>
+        <w:t>Antigens were purified by immobilized metal affinity chromatography (IMAC) using IMAC Sepharose 6 Fast Flow (Cytiva, Uppsala, Sweden) on an ÄKTA go system (Cytiva, Marlborough, MA, USA). Samples were loaded in equilibration buffer (50 mM Tris-HCl, 500 mM NaCl, 10 mM imidazole, pH 7.8), washed with 50 mM imidazole and eluted with 400 mM imidazole. Fractions containing E2 were desalted into 25 mM Tris-HCl, pH 8.2, on a HiPrep 26/10 Desalting column (Cytiva, Uppsala, Sweden) and applied to a HiTrap Capto Q ImpRes column (Cytiva, Uppsala, Sweden), equilibrated in the same buffer; bound protein was eluted with 25 mM Tris-HCl, 500 mM NaCl, pH 8.2. The buffer was finally exchanged to PBS using PD-10 desalting columns (Cytiva, Uppsala, Sweden). Protein concentration was determined with a BCA protein assay kit (Thermo Fisher Scientific, USA). Purity was estimated by densitometry of SDS-PAGE gels (10%) using Image Studio software version 3.1 and an Odyssey CLx imaging system (Li-Cor, Lincoln, NE, USA).</w:t>
       </w:r>
     </w:p>
     <w:p>
@@ -5671,63 +4919,7 @@
         <w:rPr>
           <w:rFonts w:ascii="Arial" w:hAnsi="Arial" w:cs="Arial"/>
         </w:rPr>
-        <w:t xml:space="preserve"> using 10% gels. For Western blotting, proteins were transferred to 0.45 µm nitrocellulose membranes (PerkinElmer, Shelton, CT, USA) using a Trans-Blot Turbo semi-dry system (Bio-Rad, Hercules, CA, USA) at 0.3 A and 25 V for 30 min. Membranes were blocked with 5% skimmed milk in PBS and incubated with a mouse monoclonal anti-6×His antibody (1:5,000; Invitrogen) or a rabbit polyclonal anti-E2 antibody (1:5,000; </w:t>
-      </w:r>
-      <w:proofErr w:type="spellStart"/>
-      <w:r>
-        <w:rPr>
-          <w:rFonts w:ascii="Arial" w:hAnsi="Arial" w:cs="Arial"/>
-        </w:rPr>
-        <w:t>AntibodySystem</w:t>
-      </w:r>
-      <w:proofErr w:type="spellEnd"/>
-      <w:r>
-        <w:rPr>
-          <w:rFonts w:ascii="Arial" w:hAnsi="Arial" w:cs="Arial"/>
-        </w:rPr>
-        <w:t xml:space="preserve">, PVV14702). Secondary antibodies were Alexa Fluor 680-conjugated goat anti-mouse IgG (H+L) (1:50,000; Jackson </w:t>
-      </w:r>
-      <w:proofErr w:type="spellStart"/>
-      <w:r>
-        <w:rPr>
-          <w:rFonts w:ascii="Arial" w:hAnsi="Arial" w:cs="Arial"/>
-        </w:rPr>
-        <w:t>ImmunoResearch</w:t>
-      </w:r>
-      <w:proofErr w:type="spellEnd"/>
-      <w:r>
-        <w:rPr>
-          <w:rFonts w:ascii="Arial" w:hAnsi="Arial" w:cs="Arial"/>
-        </w:rPr>
-        <w:t xml:space="preserve">, West Grove, PA, USA) and Alexa Fluor 790-conjugated goat anti-rabbit IgG (H+L) (1:30,000; </w:t>
-      </w:r>
-      <w:proofErr w:type="spellStart"/>
-      <w:r>
-        <w:rPr>
-          <w:rFonts w:ascii="Arial" w:hAnsi="Arial" w:cs="Arial"/>
-        </w:rPr>
-        <w:t>Thermo</w:t>
-      </w:r>
-      <w:proofErr w:type="spellEnd"/>
-      <w:r>
-        <w:rPr>
-          <w:rFonts w:ascii="Arial" w:hAnsi="Arial" w:cs="Arial"/>
-        </w:rPr>
-        <w:t xml:space="preserve"> Fisher Scientific, Waltham, MA, USA). Fluorescent signals were detected with the Odyssey </w:t>
-      </w:r>
-      <w:proofErr w:type="spellStart"/>
-      <w:r>
-        <w:rPr>
-          <w:rFonts w:ascii="Arial" w:hAnsi="Arial" w:cs="Arial"/>
-        </w:rPr>
-        <w:t>CLx</w:t>
-      </w:r>
-      <w:proofErr w:type="spellEnd"/>
-      <w:r>
-        <w:rPr>
-          <w:rFonts w:ascii="Arial" w:hAnsi="Arial" w:cs="Arial"/>
-        </w:rPr>
-        <w:t xml:space="preserve"> system and Image Studio software version 3.1 (Li-Cor Biosciences, Lincoln, NE, USA).</w:t>
+        <w:t xml:space="preserve"> using 10% gels. For Western blotting, proteins were transferred to 0.45 µm nitrocellulose membranes (PerkinElmer, Shelton, CT, USA) using a Trans-Blot Turbo semi-dry system (Bio-Rad, Hercules, CA, USA) at 0.3 A and 25 V for 30 min. Membranes were blocked with 5% skimmed milk in PBS and incubated with a mouse monoclonal anti-6×His antibody (1:5,000; Invitrogen) or a rabbit polyclonal anti-E2 antibody (1:5,000; AntibodySystem, PVV14702). Secondary antibodies were Alexa Fluor 680-conjugated goat anti-mouse IgG (H+L) (1:50,000; Jackson ImmunoResearch, West Grove, PA, USA) and Alexa Fluor 790-conjugated goat anti-rabbit IgG (H+L) (1:30,000; Thermo Fisher Scientific, Waltham, MA, USA). Fluorescent signals were detected with the Odyssey CLx system and Image Studio software version 3.1 (Li-Cor Biosciences, Lincoln, NE, USA).</w:t>
       </w:r>
     </w:p>
     <w:p>
@@ -5764,35 +4956,7 @@
         <w:rPr>
           <w:rFonts w:ascii="Arial" w:hAnsi="Arial" w:cs="Arial"/>
         </w:rPr>
-        <w:t xml:space="preserve">Purified E2 antigens from </w:t>
-      </w:r>
-      <w:proofErr w:type="spellStart"/>
-      <w:r>
-        <w:rPr>
-          <w:rFonts w:ascii="Arial" w:hAnsi="Arial" w:cs="Arial"/>
-        </w:rPr>
-        <w:t>subgenotypes</w:t>
-      </w:r>
-      <w:proofErr w:type="spellEnd"/>
-      <w:r>
-        <w:rPr>
-          <w:rFonts w:ascii="Arial" w:hAnsi="Arial" w:cs="Arial"/>
-        </w:rPr>
-        <w:t xml:space="preserve"> 1a, 1b, 1c, 1d and 1e were mixed in equal proportions and formulated as a water-in-oil emulsion with </w:t>
-      </w:r>
-      <w:proofErr w:type="spellStart"/>
-      <w:r>
-        <w:rPr>
-          <w:rFonts w:ascii="Arial" w:hAnsi="Arial" w:cs="Arial"/>
-        </w:rPr>
-        <w:t>Montanide</w:t>
-      </w:r>
-      <w:proofErr w:type="spellEnd"/>
-      <w:r>
-        <w:rPr>
-          <w:rFonts w:ascii="Arial" w:hAnsi="Arial" w:cs="Arial"/>
-        </w:rPr>
-        <w:t>™ ISA 61 VG (SEPPIC, Paris, France) at a 40:60 antigen-to-adjuvant ratio (w/</w:t>
+        <w:t>Purified E2 antigens from subgenotypes 1a, 1b, 1c, 1d and 1e were mixed in equal proportions and formulated as a water-in-oil emulsion with Montanide™ ISA 61 VG (SEPPIC, Paris, France) at a 40:60 antigen-to-adjuvant ratio (w/</w:t>
       </w:r>
       <w:r>
         <w:rPr>
@@ -5804,21 +4968,7 @@
         <w:rPr>
           <w:rFonts w:ascii="Arial" w:hAnsi="Arial" w:cs="Arial"/>
         </w:rPr>
-        <w:t xml:space="preserve">). The mixture was homogenized at 8,000 rpm for 2 min at 4 °C using an IKA homogenizer (IKA, Germany). The experimental formulations contained a total antigen dose of 25, 50 or 100 µg in a 2-mL dose, with each E2 </w:t>
-      </w:r>
-      <w:proofErr w:type="spellStart"/>
-      <w:r>
-        <w:rPr>
-          <w:rFonts w:ascii="Arial" w:hAnsi="Arial" w:cs="Arial"/>
-        </w:rPr>
-        <w:t>subgenotype</w:t>
-      </w:r>
-      <w:proofErr w:type="spellEnd"/>
-      <w:r>
-        <w:rPr>
-          <w:rFonts w:ascii="Arial" w:hAnsi="Arial" w:cs="Arial"/>
-        </w:rPr>
-        <w:t xml:space="preserve"> contributing equally (Table 1). The booster dose was the same as the first dose.</w:t>
+        <w:t>). The mixture was homogenized at 8,000 rpm for 2 min at 4 °C using an IKA homogenizer (IKA, Germany). The experimental formulations contained a total antigen dose of 25, 50 or 100 µg in a 2-mL dose, with each E2 subgenotype contributing equally (Table 1). The booster dose was the same as the first dose.</w:t>
       </w:r>
     </w:p>
     <w:p>
@@ -5845,26 +4995,15 @@
           <w:rFonts w:ascii="Arial" w:hAnsi="Arial" w:cs="Arial"/>
           <w:highlight w:val="yellow"/>
         </w:rPr>
-        <w:t xml:space="preserve">confirmer </w:t>
-      </w:r>
-      <w:proofErr w:type="spellStart"/>
-      <w:proofErr w:type="gramStart"/>
+        <w:t>confirmer dosis</w:t>
+      </w:r>
       <w:r>
         <w:rPr>
           <w:rFonts w:ascii="Arial" w:hAnsi="Arial" w:cs="Arial"/>
           <w:highlight w:val="yellow"/>
         </w:rPr>
-        <w:t>dosis</w:t>
-      </w:r>
-      <w:proofErr w:type="spellEnd"/>
-      <w:r>
-        <w:rPr>
-          <w:rFonts w:ascii="Arial" w:hAnsi="Arial" w:cs="Arial"/>
-          <w:highlight w:val="yellow"/>
-        </w:rPr>
         <w:t xml:space="preserve"> ]</w:t>
       </w:r>
-      <w:proofErr w:type="gramEnd"/>
       <w:r>
         <w:rPr>
           <w:rFonts w:ascii="Arial" w:hAnsi="Arial" w:cs="Arial"/>
@@ -5906,21 +5045,7 @@
         <w:rPr>
           <w:rFonts w:ascii="Arial" w:hAnsi="Arial" w:cs="Arial"/>
         </w:rPr>
-        <w:t>The BVDV-1c, 1d and 1e isolates were obtained from samples donated by the Friedrich-Loeffler-</w:t>
-      </w:r>
-      <w:proofErr w:type="spellStart"/>
-      <w:r>
-        <w:rPr>
-          <w:rFonts w:ascii="Arial" w:hAnsi="Arial" w:cs="Arial"/>
-        </w:rPr>
-        <w:t>Institut</w:t>
-      </w:r>
-      <w:proofErr w:type="spellEnd"/>
-      <w:r>
-        <w:rPr>
-          <w:rFonts w:ascii="Arial" w:hAnsi="Arial" w:cs="Arial"/>
-        </w:rPr>
-        <w:t xml:space="preserve"> (Germany). The BVDV-1b isolate was obtained from the serum of a PI animal in southern Chile and was identified in a previous study </w:t>
+        <w:t xml:space="preserve">The BVDV-1c, 1d and 1e isolates were obtained from samples donated by the Friedrich-Loeffler-Institut (Germany). The BVDV-1b isolate was obtained from the serum of a PI animal in southern Chile and was identified in a previous study </w:t>
       </w:r>
       <w:r>
         <w:rPr>
@@ -6055,6 +5180,11 @@
         <w:rPr>
           <w:rFonts w:ascii="Arial" w:hAnsi="Arial" w:cs="Arial"/>
         </w:rPr>
+      </w:r>
+      <w:r>
+        <w:rPr>
+          <w:rFonts w:ascii="Arial" w:hAnsi="Arial" w:cs="Arial"/>
+        </w:rPr>
         <w:fldChar w:fldCharType="separate"/>
       </w:r>
       <w:r>
@@ -6074,76 +5204,20 @@
         <w:rPr>
           <w:rFonts w:ascii="Arial" w:hAnsi="Arial" w:cs="Arial"/>
         </w:rPr>
-        <w:t xml:space="preserve">. The </w:t>
-      </w:r>
-      <w:proofErr w:type="spellStart"/>
-      <w:r>
-        <w:rPr>
-          <w:rFonts w:ascii="Arial" w:hAnsi="Arial" w:cs="Arial"/>
-        </w:rPr>
-        <w:t>subgenotype</w:t>
-      </w:r>
-      <w:proofErr w:type="spellEnd"/>
-      <w:r>
-        <w:rPr>
-          <w:rFonts w:ascii="Arial" w:hAnsi="Arial" w:cs="Arial"/>
-        </w:rPr>
-        <w:t xml:space="preserve"> of each isolate was confirmed by sequencing the 5′ UTR and comparing the sequences with reference sequences by BLAST.</w:t>
-      </w:r>
-    </w:p>
-    <w:p>
-      <w:pPr>
-        <w:rPr>
-          <w:rFonts w:ascii="Arial" w:hAnsi="Arial" w:cs="Arial"/>
-        </w:rPr>
-      </w:pPr>
-      <w:r>
-        <w:rPr>
-          <w:rFonts w:ascii="Arial" w:hAnsi="Arial" w:cs="Arial"/>
-        </w:rPr>
-        <w:t xml:space="preserve">Viruses were propagated in </w:t>
-      </w:r>
-      <w:proofErr w:type="spellStart"/>
-      <w:r>
-        <w:rPr>
-          <w:rFonts w:ascii="Arial" w:hAnsi="Arial" w:cs="Arial"/>
-        </w:rPr>
-        <w:t>Madin</w:t>
-      </w:r>
-      <w:proofErr w:type="spellEnd"/>
-      <w:r>
-        <w:rPr>
-          <w:rFonts w:ascii="Arial" w:hAnsi="Arial" w:cs="Arial"/>
-        </w:rPr>
-        <w:t>-Darby bovine kidney (MDBK) cells (ECACC 90050801, UK) grown in T175 flasks with 30 mL of Minimum Essential Medium Eagle (Sigma-Aldrich, Darmstadt, Germany) supplemented with 5% (v/v) horse serum (</w:t>
-      </w:r>
-      <w:proofErr w:type="spellStart"/>
-      <w:r>
-        <w:rPr>
-          <w:rFonts w:ascii="Arial" w:hAnsi="Arial" w:cs="Arial"/>
-        </w:rPr>
-        <w:t>Diagnovum</w:t>
-      </w:r>
-      <w:proofErr w:type="spellEnd"/>
-      <w:r>
-        <w:rPr>
-          <w:rFonts w:ascii="Arial" w:hAnsi="Arial" w:cs="Arial"/>
-        </w:rPr>
-        <w:t xml:space="preserve">, Germany), 2 mM L-glutamine, antibiotics (100 µg/mL streptomycin and 100 IU/mL penicillin) and 1% non-essential amino acids. Horse serum was used in all MDBK cultures to avoid contamination with BVDV and with BVDV-neutralizing antibodies from bovine serum, and MDBK cells were confirmed to be free of </w:t>
-      </w:r>
-      <w:proofErr w:type="spellStart"/>
-      <w:r>
-        <w:rPr>
-          <w:rFonts w:ascii="Arial" w:hAnsi="Arial" w:cs="Arial"/>
-        </w:rPr>
-        <w:t>pestiviruses</w:t>
-      </w:r>
-      <w:proofErr w:type="spellEnd"/>
-      <w:r>
-        <w:rPr>
-          <w:rFonts w:ascii="Arial" w:hAnsi="Arial" w:cs="Arial"/>
-        </w:rPr>
-        <w:t xml:space="preserve"> by PCR. Flasks were incubated for 4 days at 37 °C in a humidified atmosphere with 5% CO</w:t>
+        <w:t>. The subgenotype of each isolate was confirmed by sequencing the 5′ UTR and comparing the sequences with reference sequences by BLAST.</w:t>
+      </w:r>
+    </w:p>
+    <w:p>
+      <w:pPr>
+        <w:rPr>
+          <w:rFonts w:ascii="Arial" w:hAnsi="Arial" w:cs="Arial"/>
+        </w:rPr>
+      </w:pPr>
+      <w:r>
+        <w:rPr>
+          <w:rFonts w:ascii="Arial" w:hAnsi="Arial" w:cs="Arial"/>
+        </w:rPr>
+        <w:t>Viruses were propagated in Madin-Darby bovine kidney (MDBK) cells (ECACC 90050801, UK) grown in T175 flasks with 30 mL of Minimum Essential Medium Eagle (Sigma-Aldrich, Darmstadt, Germany) supplemented with 5% (v/v) horse serum (Diagnovum, Germany), 2 mM L-glutamine, antibiotics (100 µg/mL streptomycin and 100 IU/mL penicillin) and 1% non-essential amino acids. Horse serum was used in all MDBK cultures to avoid contamination with BVDV and with BVDV-neutralizing antibodies from bovine serum, and MDBK cells were confirmed to be free of pestiviruses by PCR. Flasks were incubated for 4 days at 37 °C in a humidified atmosphere with 5% CO</w:t>
       </w:r>
       <w:r>
         <w:rPr>
@@ -6198,48 +5272,20 @@
         <w:rPr>
           <w:rFonts w:ascii="Arial" w:hAnsi="Arial" w:cs="Arial"/>
         </w:rPr>
-        <w:t xml:space="preserve">. PEG 6000 (Merck </w:t>
-      </w:r>
-      <w:proofErr w:type="spellStart"/>
-      <w:r>
-        <w:rPr>
-          <w:rFonts w:ascii="Arial" w:hAnsi="Arial" w:cs="Arial"/>
-        </w:rPr>
-        <w:t>KGaA</w:t>
-      </w:r>
-      <w:proofErr w:type="spellEnd"/>
-      <w:r>
-        <w:rPr>
-          <w:rFonts w:ascii="Arial" w:hAnsi="Arial" w:cs="Arial"/>
-        </w:rPr>
-        <w:t>, Darmstadt, Germany) was added to a final concentration of 7% (w/v), and samples were incubated overnight at 4 °C under constant agitation and then centrifuged at 20,000 × g for 30 min at 4 °C. Pellets were resuspended in 1 mL of TNE buffer (20 mM Tris-HCl, 150 mM NaCl, 2 mM EDTA, pH 8.0) and stored at −80 °C.</w:t>
-      </w:r>
-    </w:p>
-    <w:p>
-      <w:pPr>
-        <w:rPr>
-          <w:rFonts w:ascii="Arial" w:hAnsi="Arial" w:cs="Arial"/>
-        </w:rPr>
-      </w:pPr>
-      <w:r>
-        <w:rPr>
-          <w:rFonts w:ascii="Arial" w:hAnsi="Arial" w:cs="Arial"/>
-        </w:rPr>
-        <w:t xml:space="preserve">Viral titers were determined by an </w:t>
-      </w:r>
-      <w:proofErr w:type="spellStart"/>
-      <w:r>
-        <w:rPr>
-          <w:rFonts w:ascii="Arial" w:hAnsi="Arial" w:cs="Arial"/>
-        </w:rPr>
-        <w:t>immunoperoxidase</w:t>
-      </w:r>
-      <w:proofErr w:type="spellEnd"/>
-      <w:r>
-        <w:rPr>
-          <w:rFonts w:ascii="Arial" w:hAnsi="Arial" w:cs="Arial"/>
-        </w:rPr>
-        <w:t xml:space="preserve"> assay </w:t>
+        <w:t>. PEG 6000 (Merck KGaA, Darmstadt, Germany) was added to a final concentration of 7% (w/v), and samples were incubated overnight at 4 °C under constant agitation and then centrifuged at 20,000 × g for 30 min at 4 °C. Pellets were resuspended in 1 mL of TNE buffer (20 mM Tris-HCl, 150 mM NaCl, 2 mM EDTA, pH 8.0) and stored at −80 °C.</w:t>
+      </w:r>
+    </w:p>
+    <w:p>
+      <w:pPr>
+        <w:rPr>
+          <w:rFonts w:ascii="Arial" w:hAnsi="Arial" w:cs="Arial"/>
+        </w:rPr>
+      </w:pPr>
+      <w:r>
+        <w:rPr>
+          <w:rFonts w:ascii="Arial" w:hAnsi="Arial" w:cs="Arial"/>
+        </w:rPr>
+        <w:t xml:space="preserve">Viral titers were determined by an immunoperoxidase assay </w:t>
       </w:r>
       <w:r>
         <w:rPr>
@@ -6358,6 +5404,11 @@
         <w:rPr>
           <w:rFonts w:ascii="Arial" w:hAnsi="Arial" w:cs="Arial"/>
         </w:rPr>
+      </w:r>
+      <w:r>
+        <w:rPr>
+          <w:rFonts w:ascii="Arial" w:hAnsi="Arial" w:cs="Arial"/>
+        </w:rPr>
         <w:fldChar w:fldCharType="separate"/>
       </w:r>
       <w:r>
@@ -6377,35 +5428,7 @@
         <w:rPr>
           <w:rFonts w:ascii="Arial" w:hAnsi="Arial" w:cs="Arial"/>
         </w:rPr>
-        <w:t>. MDBK cells were seeded in 96-well plates and grown to approximately 90% confluence. Ten-fold serial dilutions of the viral suspensions were added (eight wells per dilution) and incubated for 2 h at 37 °C to allow adsorption. The inoculum was then replaced with MEM supplemented with 5% horse serum, 2 mM L-glutamine, antibiotics and non-essential amino acids, and plates were incubated for 48 h at 37 °C. Cells were fixed with cold methanol (−20 °C) for 10 min and blocked with 2% BSA (BSA-50, Rockland, USA). Infected cells were detected with a rabbit polyclonal anti-E2 antibody (</w:t>
-      </w:r>
-      <w:proofErr w:type="spellStart"/>
-      <w:r>
-        <w:rPr>
-          <w:rFonts w:ascii="Arial" w:hAnsi="Arial" w:cs="Arial"/>
-        </w:rPr>
-        <w:t>AntibodySystem</w:t>
-      </w:r>
-      <w:proofErr w:type="spellEnd"/>
-      <w:r>
-        <w:rPr>
-          <w:rFonts w:ascii="Arial" w:hAnsi="Arial" w:cs="Arial"/>
-        </w:rPr>
-        <w:t xml:space="preserve">, PVV14702; 1:1000; overnight at 4 °C), followed by an HRP-conjugated anti-rabbit antibody (Jackson </w:t>
-      </w:r>
-      <w:proofErr w:type="spellStart"/>
-      <w:r>
-        <w:rPr>
-          <w:rFonts w:ascii="Arial" w:hAnsi="Arial" w:cs="Arial"/>
-        </w:rPr>
-        <w:t>ImmunoResearch</w:t>
-      </w:r>
-      <w:proofErr w:type="spellEnd"/>
-      <w:r>
-        <w:rPr>
-          <w:rFonts w:ascii="Arial" w:hAnsi="Arial" w:cs="Arial"/>
-        </w:rPr>
-        <w:t>, 111-035-144; 1:1000). The reaction was developed with 3,3′-diaminobenzidine (Sigma-Aldrich) at 0.5 mg/mL with 0.1% H</w:t>
+        <w:t>. MDBK cells were seeded in 96-well plates and grown to approximately 90% confluence. Ten-fold serial dilutions of the viral suspensions were added (eight wells per dilution) and incubated for 2 h at 37 °C to allow adsorption. The inoculum was then replaced with MEM supplemented with 5% horse serum, 2 mM L-glutamine, antibiotics and non-essential amino acids, and plates were incubated for 48 h at 37 °C. Cells were fixed with cold methanol (−20 °C) for 10 min and blocked with 2% BSA (BSA-50, Rockland, USA). Infected cells were detected with a rabbit polyclonal anti-E2 antibody (AntibodySystem, PVV14702; 1:1000; overnight at 4 °C), followed by an HRP-conjugated anti-rabbit antibody (Jackson ImmunoResearch, 111-035-144; 1:1000). The reaction was developed with 3,3′-diaminobenzidine (Sigma-Aldrich) at 0.5 mg/mL with 0.1% H</w:t>
       </w:r>
       <w:r>
         <w:rPr>
@@ -6478,16 +5501,8 @@
         <w:rPr>
           <w:rFonts w:ascii="Arial" w:hAnsi="Arial" w:cs="Arial"/>
         </w:rPr>
-        <w:t>/</w:t>
-      </w:r>
-      <w:proofErr w:type="spellStart"/>
-      <w:r>
-        <w:rPr>
-          <w:rFonts w:ascii="Arial" w:hAnsi="Arial" w:cs="Arial"/>
-        </w:rPr>
-        <w:t>mL.</w:t>
-      </w:r>
-      <w:proofErr w:type="spellEnd"/>
+        <w:t>/mL.</w:t>
+      </w:r>
     </w:p>
     <w:p>
       <w:pPr>
@@ -6526,49 +5541,7 @@
         <w:rPr>
           <w:rFonts w:ascii="Arial" w:hAnsi="Arial" w:cs="Arial"/>
         </w:rPr>
-        <w:t>Total anti-E2 IgG was measured by indirect ELISA at days 0, 7, 14, 21, 28, 35, 42, 49 and 56 post-</w:t>
-      </w:r>
-      <w:proofErr w:type="gramStart"/>
-      <w:r>
-        <w:rPr>
-          <w:rFonts w:ascii="Arial" w:hAnsi="Arial" w:cs="Arial"/>
-        </w:rPr>
-        <w:t>vaccination</w:t>
-      </w:r>
-      <w:proofErr w:type="gramEnd"/>
-      <w:r>
-        <w:rPr>
-          <w:rFonts w:ascii="Arial" w:hAnsi="Arial" w:cs="Arial"/>
-        </w:rPr>
-        <w:t xml:space="preserve">. Nunc </w:t>
-      </w:r>
-      <w:proofErr w:type="spellStart"/>
-      <w:r>
-        <w:rPr>
-          <w:rFonts w:ascii="Arial" w:hAnsi="Arial" w:cs="Arial"/>
-        </w:rPr>
-        <w:t>MaxiSorp</w:t>
-      </w:r>
-      <w:proofErr w:type="spellEnd"/>
-      <w:r>
-        <w:rPr>
-          <w:rFonts w:ascii="Arial" w:hAnsi="Arial" w:cs="Arial"/>
-        </w:rPr>
-        <w:t>™ plates (</w:t>
-      </w:r>
-      <w:proofErr w:type="spellStart"/>
-      <w:r>
-        <w:rPr>
-          <w:rFonts w:ascii="Arial" w:hAnsi="Arial" w:cs="Arial"/>
-        </w:rPr>
-        <w:t>Thermo</w:t>
-      </w:r>
-      <w:proofErr w:type="spellEnd"/>
-      <w:r>
-        <w:rPr>
-          <w:rFonts w:ascii="Arial" w:hAnsi="Arial" w:cs="Arial"/>
-        </w:rPr>
-        <w:t xml:space="preserve"> Fisher Scientific, Waltham, MA, USA) were coated with a mixture of the five purified E2 proteins (4 µg/mL of each protein) in carbonate–bicarbonate coating buffer, pH 9.6 (50 µL/well) for 16 h at 4 °C. Plates were blocked with 3% skimmed milk in PBS for 1 h at 37 °C. Sera were diluted 1:200 and added (50 µL/well) for 90 min at 37 °C. After two washes with PBS containing 0.05% Tween 20 (PBST), a sheep anti-cow IgG heavy chain polyclonal antibody conjugated to HRP (ab112618, Abcam, Waltham, MA, USA) was added at 1:20,000 (50 µL/well) for 1 h at 37 °C. Plates were washed three times with PBST and developed with TMB (50 µL/well). The reaction was stopped with 2 M H</w:t>
+        <w:t>Total anti-E2 IgG was measured by indirect ELISA at days 0, 7, 14, 21, 28, 35, 42, 49 and 56 post-vaccination. Nunc MaxiSorp™ plates (Thermo Fisher Scientific, Waltham, MA, USA) were coated with a mixture of the five purified E2 proteins (4 µg/mL of each protein) in carbonate–bicarbonate coating buffer, pH 9.6 (50 µL/well) for 16 h at 4 °C. Plates were blocked with 3% skimmed milk in PBS for 1 h at 37 °C. Sera were diluted 1:200 and added (50 µL/well) for 90 min at 37 °C. After two washes with PBS containing 0.05% Tween 20 (PBST), a sheep anti-cow IgG heavy chain polyclonal antibody conjugated to HRP (ab112618, Abcam, Waltham, MA, USA) was added at 1:20,000 (50 µL/well) for 1 h at 37 °C. Plates were washed three times with PBST and developed with TMB (50 µL/well). The reaction was stopped with 2 M H</w:t>
       </w:r>
       <w:r>
         <w:rPr>
@@ -6592,21 +5565,7 @@
         <w:rPr>
           <w:rFonts w:ascii="Arial" w:hAnsi="Arial" w:cs="Arial"/>
         </w:rPr>
-        <w:t xml:space="preserve"> (25 µL/well), and absorbance was read at 450 nm on a Synergy HTX plate reader (</w:t>
-      </w:r>
-      <w:proofErr w:type="spellStart"/>
-      <w:r>
-        <w:rPr>
-          <w:rFonts w:ascii="Arial" w:hAnsi="Arial" w:cs="Arial"/>
-        </w:rPr>
-        <w:t>BioTek</w:t>
-      </w:r>
-      <w:proofErr w:type="spellEnd"/>
-      <w:r>
-        <w:rPr>
-          <w:rFonts w:ascii="Arial" w:hAnsi="Arial" w:cs="Arial"/>
-        </w:rPr>
-        <w:t>, Agilent Technologies, Santa Clara, CA, USA).</w:t>
+        <w:t xml:space="preserve"> (25 µL/well), and absorbance was read at 450 nm on a Synergy HTX plate reader (BioTek, Agilent Technologies, Santa Clara, CA, USA).</w:t>
       </w:r>
     </w:p>
     <w:p>
@@ -6642,21 +5601,7 @@
         <w:rPr>
           <w:rFonts w:ascii="Arial" w:hAnsi="Arial" w:cs="Arial"/>
         </w:rPr>
-        <w:t xml:space="preserve">Neutralizing antibody titers against BVDV-1b, 1c, 1d and 1e were determined by a microtiter virus neutralization assay with </w:t>
-      </w:r>
-      <w:proofErr w:type="spellStart"/>
-      <w:r>
-        <w:rPr>
-          <w:rFonts w:ascii="Arial" w:hAnsi="Arial" w:cs="Arial"/>
-        </w:rPr>
-        <w:t>immunoperoxidase</w:t>
-      </w:r>
-      <w:proofErr w:type="spellEnd"/>
-      <w:r>
-        <w:rPr>
-          <w:rFonts w:ascii="Arial" w:hAnsi="Arial" w:cs="Arial"/>
-        </w:rPr>
-        <w:t xml:space="preserve"> detection of non-cytopathic virus </w:t>
+        <w:t xml:space="preserve">Neutralizing antibody titers against BVDV-1b, 1c, 1d and 1e were determined by a microtiter virus neutralization assay with immunoperoxidase detection of non-cytopathic virus </w:t>
       </w:r>
       <w:r>
         <w:rPr>
@@ -6779,6 +5724,11 @@
         <w:rPr>
           <w:rFonts w:ascii="Arial" w:hAnsi="Arial" w:cs="Arial"/>
         </w:rPr>
+      </w:r>
+      <w:r>
+        <w:rPr>
+          <w:rFonts w:ascii="Arial" w:hAnsi="Arial" w:cs="Arial"/>
+        </w:rPr>
         <w:fldChar w:fldCharType="separate"/>
       </w:r>
       <w:r>
@@ -6822,21 +5772,7 @@
         <w:rPr>
           <w:rFonts w:ascii="Arial" w:hAnsi="Arial" w:cs="Arial"/>
         </w:rPr>
-        <w:t xml:space="preserve">. The medium was replaced with MEM containing 2.5% horse serum, and plates were incubated for 2 days. Infected cells were detected by </w:t>
-      </w:r>
-      <w:proofErr w:type="spellStart"/>
-      <w:r>
-        <w:rPr>
-          <w:rFonts w:ascii="Arial" w:hAnsi="Arial" w:cs="Arial"/>
-        </w:rPr>
-        <w:t>immunoperoxidase</w:t>
-      </w:r>
-      <w:proofErr w:type="spellEnd"/>
-      <w:r>
-        <w:rPr>
-          <w:rFonts w:ascii="Arial" w:hAnsi="Arial" w:cs="Arial"/>
-        </w:rPr>
-        <w:t xml:space="preserve"> staining as described in Section 2.5. Neutralizing titers were defined as the reciprocal of the highest serum dilution that inhibited 50% of infection (Reed and Muench method) and are expressed as log</w:t>
+        <w:t>. The medium was replaced with MEM containing 2.5% horse serum, and plates were incubated for 2 days. Infected cells were detected by immunoperoxidase staining as described in Section 2.5. Neutralizing titers were defined as the reciprocal of the highest serum dilution that inhibited 50% of infection (Reed and Muench method) and are expressed as log</w:t>
       </w:r>
       <w:r>
         <w:rPr>
@@ -6968,21 +5904,7 @@
         <w:rPr>
           <w:rFonts w:ascii="Arial" w:hAnsi="Arial" w:cs="Arial"/>
         </w:rPr>
-        <w:t>Cytokines in the supernatants were measured with bovine ELISA Flex kits (HRP) for IFN-γ, IL-4, TNF-α and IL-17 (</w:t>
-      </w:r>
-      <w:proofErr w:type="spellStart"/>
-      <w:r>
-        <w:rPr>
-          <w:rFonts w:ascii="Arial" w:hAnsi="Arial" w:cs="Arial"/>
-        </w:rPr>
-        <w:t>Mabtech</w:t>
-      </w:r>
-      <w:proofErr w:type="spellEnd"/>
-      <w:r>
-        <w:rPr>
-          <w:rFonts w:ascii="Arial" w:hAnsi="Arial" w:cs="Arial"/>
-        </w:rPr>
-        <w:t>, Cincinnati, OH, USA). Cytokine concentrations are reported as net values, calculated for each animal by subtracting the concentration in its unstimulated control from that in the E2-stimulated culture. No negative net values were obtained.</w:t>
+        <w:t>Cytokines in the supernatants were measured with bovine ELISA Flex kits (HRP) for IFN-γ, IL-4, TNF-α and IL-17 (Mabtech, Cincinnati, OH, USA). Cytokine concentrations are reported as net values, calculated for each animal by subtracting the concentration in its unstimulated control from that in the E2-stimulated culture. No negative net values were obtained.</w:t>
       </w:r>
     </w:p>
     <w:p>
@@ -7019,77 +5941,7 @@
         <w:rPr>
           <w:rFonts w:ascii="Arial" w:hAnsi="Arial" w:cs="Arial"/>
         </w:rPr>
-        <w:t>RNA was extracted from 100 µL of serum collected at days 0, 3, 6, 14 and 21 post-</w:t>
-      </w:r>
-      <w:proofErr w:type="gramStart"/>
-      <w:r>
-        <w:rPr>
-          <w:rFonts w:ascii="Arial" w:hAnsi="Arial" w:cs="Arial"/>
-        </w:rPr>
-        <w:t>challenge</w:t>
-      </w:r>
-      <w:proofErr w:type="gramEnd"/>
-      <w:r>
-        <w:rPr>
-          <w:rFonts w:ascii="Arial" w:hAnsi="Arial" w:cs="Arial"/>
-        </w:rPr>
-        <w:t xml:space="preserve"> using </w:t>
-      </w:r>
-      <w:proofErr w:type="spellStart"/>
-      <w:r>
-        <w:rPr>
-          <w:rFonts w:ascii="Arial" w:hAnsi="Arial" w:cs="Arial"/>
-        </w:rPr>
-        <w:t>TRIzol</w:t>
-      </w:r>
-      <w:proofErr w:type="spellEnd"/>
-      <w:r>
-        <w:rPr>
-          <w:rFonts w:ascii="Arial" w:hAnsi="Arial" w:cs="Arial"/>
-        </w:rPr>
-        <w:t xml:space="preserve"> Reagent (Invitrogen, Carlsbad, CA, USA) and reverse-transcribed with the </w:t>
-      </w:r>
-      <w:proofErr w:type="spellStart"/>
-      <w:r>
-        <w:rPr>
-          <w:rFonts w:ascii="Arial" w:hAnsi="Arial" w:cs="Arial"/>
-        </w:rPr>
-        <w:t>RevertAid</w:t>
-      </w:r>
-      <w:proofErr w:type="spellEnd"/>
-      <w:r>
-        <w:rPr>
-          <w:rFonts w:ascii="Arial" w:hAnsi="Arial" w:cs="Arial"/>
-        </w:rPr>
-        <w:t xml:space="preserve"> First Strand cDNA Synthesis Kit (</w:t>
-      </w:r>
-      <w:proofErr w:type="spellStart"/>
-      <w:r>
-        <w:rPr>
-          <w:rFonts w:ascii="Arial" w:hAnsi="Arial" w:cs="Arial"/>
-        </w:rPr>
-        <w:t>Thermo</w:t>
-      </w:r>
-      <w:proofErr w:type="spellEnd"/>
-      <w:r>
-        <w:rPr>
-          <w:rFonts w:ascii="Arial" w:hAnsi="Arial" w:cs="Arial"/>
-        </w:rPr>
-        <w:t xml:space="preserve"> Fisher Scientific, Waltham, MA, USA) according to the manufacturer’s instructions. cDNA was stored at −80 °C. Quantitative real-time PCR (qPCR) was performed with the KAPA SYBR FAST qPCR Kit (Kapa Biosystems, Wilmington, MA, USA) on an </w:t>
-      </w:r>
-      <w:proofErr w:type="spellStart"/>
-      <w:r>
-        <w:rPr>
-          <w:rFonts w:ascii="Arial" w:hAnsi="Arial" w:cs="Arial"/>
-        </w:rPr>
-        <w:t>AriaMx</w:t>
-      </w:r>
-      <w:proofErr w:type="spellEnd"/>
-      <w:r>
-        <w:rPr>
-          <w:rFonts w:ascii="Arial" w:hAnsi="Arial" w:cs="Arial"/>
-        </w:rPr>
-        <w:t xml:space="preserve"> Real-Time PCR System (Agilent Technologies, Santa Clara, CA, USA). Cycling conditions were an initial denaturation at 90 °C for 3 min, followed by 40 cycles of 90 °C for 5 s and 58 °C for 20 s, followed by a melting-curve analysis to confirm a single specific product. The primers, targeting the 5′ untranslated region (5′ UTR) of BVDV, were forward 5′-CTGAGTACAGGGTAGTCGTCA-3′ and reverse 5′-CCATGTGCCATGTACAGCAG-3′, with an amplification efficiency of 90%. Viral load was determined by absolute quantification using a calibration curve prepared from a PCR product and is expressed as genome copies per milliliter of serum (copies/mL). The standard curve ranged from 10⁶ to 10² copies per reaction (R² = 0.9</w:t>
+        <w:t>RNA was extracted from 100 µL of serum collected at days 0, 3, 6, 14 and 21 post-challenge using TRIzol Reagent (Invitrogen, Carlsbad, CA, USA) and reverse-transcribed with the RevertAid First Strand cDNA Synthesis Kit (Thermo Fisher Scientific, Waltham, MA, USA) according to the manufacturer’s instructions. cDNA was stored at −80 °C. Quantitative real-time PCR (qPCR) was performed with the KAPA SYBR FAST qPCR Kit (Kapa Biosystems, Wilmington, MA, USA) on an AriaMx Real-Time PCR System (Agilent Technologies, Santa Clara, CA, USA). Cycling conditions were an initial denaturation at 90 °C for 3 min, followed by 40 cycles of 90 °C for 5 s and 58 °C for 20 s, followed by a melting-curve analysis to confirm a single specific product. The primers, targeting the 5′ untranslated region (5′ UTR) of BVDV, were forward 5′-CTGAGTACAGGGTAGTCGTCA-3′ and reverse 5′-CCATGTGCCATGTACAGCAG-3′, with an amplification efficiency of 90%. Viral load was determined by absolute quantification using a calibration curve prepared from a PCR product and is expressed as genome copies per milliliter of serum (copies/mL). The standard curve ranged from 10⁶ to 10² copies per reaction (R² = 0.9</w:t>
       </w:r>
       <w:r>
         <w:rPr>
@@ -7144,35 +5996,7 @@
         <w:rPr>
           <w:rFonts w:ascii="Arial" w:hAnsi="Arial" w:cs="Arial"/>
         </w:rPr>
-        <w:t>Cytokines in serum samples collected at days 0, 3, 6, 14 and 21 post-</w:t>
-      </w:r>
-      <w:proofErr w:type="gramStart"/>
-      <w:r>
-        <w:rPr>
-          <w:rFonts w:ascii="Arial" w:hAnsi="Arial" w:cs="Arial"/>
-        </w:rPr>
-        <w:t>challenge</w:t>
-      </w:r>
-      <w:proofErr w:type="gramEnd"/>
-      <w:r>
-        <w:rPr>
-          <w:rFonts w:ascii="Arial" w:hAnsi="Arial" w:cs="Arial"/>
-        </w:rPr>
-        <w:t xml:space="preserve"> were measured with bovine ELISA Flex kits (HRP) for IFN-γ, IL-4, IL-17 and TNF-α (</w:t>
-      </w:r>
-      <w:proofErr w:type="spellStart"/>
-      <w:r>
-        <w:rPr>
-          <w:rFonts w:ascii="Arial" w:hAnsi="Arial" w:cs="Arial"/>
-        </w:rPr>
-        <w:t>Mabtech</w:t>
-      </w:r>
-      <w:proofErr w:type="spellEnd"/>
-      <w:r>
-        <w:rPr>
-          <w:rFonts w:ascii="Arial" w:hAnsi="Arial" w:cs="Arial"/>
-        </w:rPr>
-        <w:t>, Cincinnati, OH, USA) and IL-6 (ESS0029 Bovine IL-6 ELISA Reagent Kit, Invitrogen, Vienna, Austria), following the manufacturers’ instructions.</w:t>
+        <w:t>Cytokines in serum samples collected at days 0, 3, 6, 14 and 21 post-challenge were measured with bovine ELISA Flex kits (HRP) for IFN-γ, IL-4, IL-17 and TNF-α (Mabtech, Cincinnati, OH, USA) and IL-6 (ESS0029 Bovine IL-6 ELISA Reagent Kit, Invitrogen, Vienna, Austria), following the manufacturers’ instructions.</w:t>
       </w:r>
     </w:p>
     <w:p>
@@ -9032,39 +7856,7 @@
           <w:rFonts w:ascii="Arial" w:hAnsi="Arial" w:cs="Arial"/>
           <w:highlight w:val="yellow"/>
         </w:rPr>
-        <w:t>[</w:t>
-      </w:r>
-      <w:proofErr w:type="spellStart"/>
-      <w:r>
-        <w:rPr>
-          <w:rFonts w:ascii="Arial" w:hAnsi="Arial" w:cs="Arial"/>
-          <w:highlight w:val="yellow"/>
-        </w:rPr>
-        <w:t>añadir</w:t>
-      </w:r>
-      <w:proofErr w:type="spellEnd"/>
-      <w:r>
-        <w:rPr>
-          <w:rFonts w:ascii="Arial" w:hAnsi="Arial" w:cs="Arial"/>
-          <w:highlight w:val="yellow"/>
-        </w:rPr>
-        <w:t xml:space="preserve"> </w:t>
-      </w:r>
-      <w:proofErr w:type="spellStart"/>
-      <w:r>
-        <w:rPr>
-          <w:rFonts w:ascii="Arial" w:hAnsi="Arial" w:cs="Arial"/>
-          <w:highlight w:val="yellow"/>
-        </w:rPr>
-        <w:t>termómetro</w:t>
-      </w:r>
-      <w:proofErr w:type="spellEnd"/>
-      <w:r>
-        <w:rPr>
-          <w:rFonts w:ascii="Arial" w:hAnsi="Arial" w:cs="Arial"/>
-          <w:highlight w:val="yellow"/>
-        </w:rPr>
-        <w:t>]</w:t>
+        <w:t>[añadir termómetro]</w:t>
       </w:r>
       <w:r>
         <w:rPr>
@@ -9141,21 +7933,7 @@
         <w:rPr>
           <w:rFonts w:ascii="Arial" w:hAnsi="Arial" w:cs="Arial"/>
         </w:rPr>
-        <w:t xml:space="preserve">) for welfare reasons, at 3 mg/kg (3 mL/100 kg) on the first day and at half of that dose on the following two days, according to the manufacturer’s leaflet. Two commercial-vaccine animals and one control animal were treated on days 8–10, and one animal of the </w:t>
-      </w:r>
-      <w:proofErr w:type="gramStart"/>
-      <w:r>
-        <w:rPr>
-          <w:rFonts w:ascii="Arial" w:hAnsi="Arial" w:cs="Arial"/>
-        </w:rPr>
-        <w:t>25 µg</w:t>
-      </w:r>
-      <w:proofErr w:type="gramEnd"/>
-      <w:r>
-        <w:rPr>
-          <w:rFonts w:ascii="Arial" w:hAnsi="Arial" w:cs="Arial"/>
-        </w:rPr>
-        <w:t xml:space="preserve"> group</w:t>
+        <w:t>) for welfare reasons, at 3 mg/kg (3 mL/100 kg) on the first day and at half of that dose on the following two days, according to the manufacturer’s leaflet. Two commercial-vaccine animals and one control animal were treated on days 8–10, and one animal of the 25 µg group</w:t>
       </w:r>
       <w:r>
         <w:rPr>
@@ -9190,244 +7968,216 @@
         <w:rPr>
           <w:rFonts w:ascii="Arial" w:hAnsi="Arial" w:cs="Arial"/>
         </w:rPr>
-        <w:t>Peripheral blood lymphocytes were counted at days 0, 3, 6, 14, 21 and 28 post-</w:t>
-      </w:r>
-      <w:proofErr w:type="gramStart"/>
+        <w:t xml:space="preserve">Peripheral blood lymphocytes were counted at days 0, 3, 6, 14, 21 and 28 post-challenge using a Neubauer chamber </w:t>
+      </w:r>
+      <w:r>
+        <w:rPr>
+          <w:rFonts w:ascii="Arial" w:hAnsi="Arial" w:cs="Arial"/>
+          <w:highlight w:val="yellow"/>
+        </w:rPr>
+        <w:t>[describir el procedimiento para su determinación]</w:t>
+      </w:r>
+      <w:r>
+        <w:rPr>
+          <w:rFonts w:ascii="Arial" w:hAnsi="Arial" w:cs="Arial"/>
+        </w:rPr>
+        <w:t>.</w:t>
+      </w:r>
+    </w:p>
+    <w:p>
+      <w:pPr>
+        <w:rPr>
+          <w:rFonts w:ascii="Arial" w:hAnsi="Arial" w:cs="Arial"/>
+        </w:rPr>
+      </w:pPr>
+    </w:p>
+    <w:p>
+      <w:pPr>
+        <w:rPr>
+          <w:rFonts w:ascii="Arial" w:hAnsi="Arial" w:cs="Arial"/>
+          <w:b/>
+          <w:bCs/>
+        </w:rPr>
+      </w:pPr>
+      <w:r>
+        <w:rPr>
+          <w:rFonts w:ascii="Arial" w:hAnsi="Arial" w:cs="Arial"/>
+          <w:b/>
+          <w:bCs/>
+        </w:rPr>
+        <w:t>2.11 Statistical analysis</w:t>
+      </w:r>
+    </w:p>
+    <w:p>
+      <w:pPr>
+        <w:rPr>
+          <w:rFonts w:ascii="Arial" w:hAnsi="Arial" w:cs="Arial"/>
+          <w:b/>
+          <w:bCs/>
+        </w:rPr>
+      </w:pPr>
+    </w:p>
+    <w:p>
+      <w:pPr>
+        <w:rPr>
+          <w:rFonts w:ascii="Arial" w:hAnsi="Arial" w:cs="Arial"/>
+        </w:rPr>
+      </w:pPr>
+      <w:r>
+        <w:rPr>
+          <w:rFonts w:ascii="Arial" w:hAnsi="Arial" w:cs="Arial"/>
+        </w:rPr>
+        <w:t>Analyses were performed in R version 4.6.0 with the packages lmerTest, nlme, emmeans, blme, rstatix and pracma. Data are presented as mean ± SD or median (interquartile range, Q1–Q3) as indicated; figures show mean ± SEM. Neutralizing titers were analyzed as the log</w:t>
+      </w:r>
+      <w:r>
+        <w:rPr>
+          <w:rFonts w:ascii="Cambria Math" w:hAnsi="Cambria Math" w:cs="Cambria Math"/>
+        </w:rPr>
+        <w:t>₂</w:t>
+      </w:r>
+      <w:r>
+        <w:rPr>
+          <w:rFonts w:ascii="Arial" w:hAnsi="Arial" w:cs="Arial"/>
+        </w:rPr>
+        <w:t xml:space="preserve"> of the reciprocal titer and cytokine concentrations as log</w:t>
+      </w:r>
+      <w:r>
+        <w:rPr>
+          <w:rFonts w:ascii="Arial" w:hAnsi="Arial" w:cs="Arial"/>
+          <w:vertAlign w:val="subscript"/>
+        </w:rPr>
+        <w:t>10</w:t>
+      </w:r>
+      <w:r>
+        <w:rPr>
+          <w:rFonts w:ascii="Arial" w:hAnsi="Arial" w:cs="Arial"/>
+        </w:rPr>
+        <w:t>(x + 1), while figures show untransformed values. Cumulative responses (AUC) were calculated per animal by the trapezoidal rule. For viral load, the AUC was calculated over days 0, 3, 6, 14 and 21 post-</w:t>
+      </w:r>
       <w:r>
         <w:rPr>
           <w:rFonts w:ascii="Arial" w:hAnsi="Arial" w:cs="Arial"/>
         </w:rPr>
         <w:t>challenge</w:t>
       </w:r>
-      <w:proofErr w:type="gramEnd"/>
-      <w:r>
-        <w:rPr>
-          <w:rFonts w:ascii="Arial" w:hAnsi="Arial" w:cs="Arial"/>
-        </w:rPr>
-        <w:t xml:space="preserve"> using a Neubauer chamber </w:t>
-      </w:r>
-      <w:r>
-        <w:rPr>
-          <w:rFonts w:ascii="Arial" w:hAnsi="Arial" w:cs="Arial"/>
-          <w:highlight w:val="yellow"/>
-        </w:rPr>
-        <w:t>[</w:t>
-      </w:r>
-      <w:proofErr w:type="spellStart"/>
-      <w:r>
-        <w:rPr>
-          <w:rFonts w:ascii="Arial" w:hAnsi="Arial" w:cs="Arial"/>
-          <w:highlight w:val="yellow"/>
-        </w:rPr>
-        <w:t>describir</w:t>
-      </w:r>
-      <w:proofErr w:type="spellEnd"/>
-      <w:r>
-        <w:rPr>
-          <w:rFonts w:ascii="Arial" w:hAnsi="Arial" w:cs="Arial"/>
-          <w:highlight w:val="yellow"/>
-        </w:rPr>
-        <w:t xml:space="preserve"> </w:t>
-      </w:r>
-      <w:proofErr w:type="spellStart"/>
-      <w:r>
-        <w:rPr>
-          <w:rFonts w:ascii="Arial" w:hAnsi="Arial" w:cs="Arial"/>
-          <w:highlight w:val="yellow"/>
-        </w:rPr>
-        <w:t>el</w:t>
-      </w:r>
-      <w:proofErr w:type="spellEnd"/>
-      <w:r>
-        <w:rPr>
-          <w:rFonts w:ascii="Arial" w:hAnsi="Arial" w:cs="Arial"/>
-          <w:highlight w:val="yellow"/>
-        </w:rPr>
-        <w:t xml:space="preserve"> </w:t>
-      </w:r>
-      <w:proofErr w:type="spellStart"/>
-      <w:r>
-        <w:rPr>
-          <w:rFonts w:ascii="Arial" w:hAnsi="Arial" w:cs="Arial"/>
-          <w:highlight w:val="yellow"/>
-        </w:rPr>
-        <w:t>procedimiento</w:t>
-      </w:r>
-      <w:proofErr w:type="spellEnd"/>
-      <w:r>
-        <w:rPr>
-          <w:rFonts w:ascii="Arial" w:hAnsi="Arial" w:cs="Arial"/>
-          <w:highlight w:val="yellow"/>
-        </w:rPr>
-        <w:t xml:space="preserve"> para </w:t>
-      </w:r>
-      <w:proofErr w:type="spellStart"/>
-      <w:r>
-        <w:rPr>
-          <w:rFonts w:ascii="Arial" w:hAnsi="Arial" w:cs="Arial"/>
-          <w:highlight w:val="yellow"/>
-        </w:rPr>
-        <w:t>su</w:t>
-      </w:r>
-      <w:proofErr w:type="spellEnd"/>
-      <w:r>
-        <w:rPr>
-          <w:rFonts w:ascii="Arial" w:hAnsi="Arial" w:cs="Arial"/>
-          <w:highlight w:val="yellow"/>
-        </w:rPr>
-        <w:t xml:space="preserve"> </w:t>
-      </w:r>
-      <w:proofErr w:type="spellStart"/>
-      <w:r>
-        <w:rPr>
-          <w:rFonts w:ascii="Arial" w:hAnsi="Arial" w:cs="Arial"/>
-          <w:highlight w:val="yellow"/>
-        </w:rPr>
-        <w:t>determinación</w:t>
-      </w:r>
-      <w:proofErr w:type="spellEnd"/>
-      <w:r>
-        <w:rPr>
-          <w:rFonts w:ascii="Arial" w:hAnsi="Arial" w:cs="Arial"/>
-          <w:highlight w:val="yellow"/>
-        </w:rPr>
-        <w:t>]</w:t>
-      </w:r>
-      <w:r>
-        <w:rPr>
-          <w:rFonts w:ascii="Arial" w:hAnsi="Arial" w:cs="Arial"/>
-        </w:rPr>
-        <w:t>.</w:t>
-      </w:r>
-    </w:p>
-    <w:p>
-      <w:pPr>
-        <w:rPr>
-          <w:rFonts w:ascii="Arial" w:hAnsi="Arial" w:cs="Arial"/>
-        </w:rPr>
-      </w:pPr>
-    </w:p>
-    <w:p>
-      <w:pPr>
-        <w:rPr>
-          <w:rFonts w:ascii="Arial" w:hAnsi="Arial" w:cs="Arial"/>
-          <w:b/>
-          <w:bCs/>
-        </w:rPr>
-      </w:pPr>
-      <w:r>
-        <w:rPr>
-          <w:rFonts w:ascii="Arial" w:hAnsi="Arial" w:cs="Arial"/>
-          <w:b/>
-          <w:bCs/>
-        </w:rPr>
-        <w:t>2.11 Statistical analysis</w:t>
-      </w:r>
-    </w:p>
-    <w:p>
-      <w:pPr>
-        <w:rPr>
-          <w:rFonts w:ascii="Arial" w:hAnsi="Arial" w:cs="Arial"/>
-          <w:b/>
-          <w:bCs/>
-        </w:rPr>
-      </w:pPr>
-    </w:p>
-    <w:p>
-      <w:pPr>
-        <w:rPr>
-          <w:rFonts w:ascii="Arial" w:hAnsi="Arial" w:cs="Arial"/>
-        </w:rPr>
-      </w:pPr>
-      <w:r>
-        <w:rPr>
-          <w:rFonts w:ascii="Arial" w:hAnsi="Arial" w:cs="Arial"/>
-        </w:rPr>
-        <w:t xml:space="preserve">Analyses were performed in R version 4.6.0 with the packages </w:t>
-      </w:r>
-      <w:proofErr w:type="spellStart"/>
-      <w:r>
-        <w:rPr>
-          <w:rFonts w:ascii="Arial" w:hAnsi="Arial" w:cs="Arial"/>
-        </w:rPr>
-        <w:t>lmerTest</w:t>
-      </w:r>
-      <w:proofErr w:type="spellEnd"/>
-      <w:r>
-        <w:rPr>
-          <w:rFonts w:ascii="Arial" w:hAnsi="Arial" w:cs="Arial"/>
-        </w:rPr>
-        <w:t xml:space="preserve">, </w:t>
-      </w:r>
-      <w:proofErr w:type="spellStart"/>
-      <w:r>
-        <w:rPr>
-          <w:rFonts w:ascii="Arial" w:hAnsi="Arial" w:cs="Arial"/>
-        </w:rPr>
-        <w:t>nlme</w:t>
-      </w:r>
-      <w:proofErr w:type="spellEnd"/>
-      <w:r>
-        <w:rPr>
-          <w:rFonts w:ascii="Arial" w:hAnsi="Arial" w:cs="Arial"/>
-        </w:rPr>
-        <w:t xml:space="preserve">, </w:t>
-      </w:r>
-      <w:proofErr w:type="spellStart"/>
-      <w:r>
-        <w:rPr>
-          <w:rFonts w:ascii="Arial" w:hAnsi="Arial" w:cs="Arial"/>
-        </w:rPr>
-        <w:t>emmeans</w:t>
-      </w:r>
-      <w:proofErr w:type="spellEnd"/>
-      <w:r>
-        <w:rPr>
-          <w:rFonts w:ascii="Arial" w:hAnsi="Arial" w:cs="Arial"/>
-        </w:rPr>
-        <w:t xml:space="preserve">, </w:t>
-      </w:r>
-      <w:proofErr w:type="spellStart"/>
-      <w:r>
-        <w:rPr>
-          <w:rFonts w:ascii="Arial" w:hAnsi="Arial" w:cs="Arial"/>
-        </w:rPr>
-        <w:t>blme</w:t>
-      </w:r>
-      <w:proofErr w:type="spellEnd"/>
-      <w:r>
-        <w:rPr>
-          <w:rFonts w:ascii="Arial" w:hAnsi="Arial" w:cs="Arial"/>
-        </w:rPr>
-        <w:t xml:space="preserve">, </w:t>
-      </w:r>
-      <w:proofErr w:type="spellStart"/>
-      <w:r>
-        <w:rPr>
-          <w:rFonts w:ascii="Arial" w:hAnsi="Arial" w:cs="Arial"/>
-        </w:rPr>
-        <w:t>rstatix</w:t>
-      </w:r>
-      <w:proofErr w:type="spellEnd"/>
-      <w:r>
-        <w:rPr>
-          <w:rFonts w:ascii="Arial" w:hAnsi="Arial" w:cs="Arial"/>
-        </w:rPr>
-        <w:t xml:space="preserve"> and </w:t>
-      </w:r>
-      <w:proofErr w:type="spellStart"/>
-      <w:r>
-        <w:rPr>
-          <w:rFonts w:ascii="Arial" w:hAnsi="Arial" w:cs="Arial"/>
-        </w:rPr>
-        <w:t>pracma</w:t>
-      </w:r>
-      <w:proofErr w:type="spellEnd"/>
-      <w:r>
-        <w:rPr>
-          <w:rFonts w:ascii="Arial" w:hAnsi="Arial" w:cs="Arial"/>
-        </w:rPr>
-        <w:t>. Data are presented as mean ± SD or median (interquartile range, Q1–Q3) as indicated; figures show mean ± SEM. Neutralizing titers were analyzed as the log</w:t>
+      <w:r>
+        <w:rPr>
+          <w:rFonts w:ascii="Arial" w:hAnsi="Arial" w:cs="Arial"/>
+        </w:rPr>
+        <w:t xml:space="preserve"> on log</w:t>
+      </w:r>
+      <w:r>
+        <w:rPr>
+          <w:rFonts w:ascii="Arial" w:hAnsi="Arial" w:cs="Arial"/>
+          <w:vertAlign w:val="subscript"/>
+        </w:rPr>
+        <w:t>10</w:t>
+      </w:r>
+      <w:r>
+        <w:rPr>
+          <w:rFonts w:ascii="Arial" w:hAnsi="Arial" w:cs="Arial"/>
+        </w:rPr>
+        <w:t>(copies/mL + 1), so that qPCR-negative samples contribute a value of zero. Model assumptions were assessed by inspection of the residuals, with the Shapiro–Wilk and Levene tests. A two-sided p &lt; 0.05 was considered significant, and the Benjamini–Hochberg (BH) correction was applied within each family of tests unless stated otherwise. Because the control group included only two animals, the primary comparison was between the recombinant groups and the commercial-vaccine group; the control group served as a reference for challenge-associated disease, and comparisons involving it are reported descriptively and should be interpreted with caution.</w:t>
+      </w:r>
+    </w:p>
+    <w:p>
+      <w:pPr>
+        <w:rPr>
+          <w:rFonts w:ascii="Arial" w:hAnsi="Arial" w:cs="Arial"/>
+        </w:rPr>
+      </w:pPr>
+    </w:p>
+    <w:p>
+      <w:pPr>
+        <w:rPr>
+          <w:rFonts w:ascii="Arial" w:hAnsi="Arial" w:cs="Arial"/>
+        </w:rPr>
+      </w:pPr>
+      <w:r>
+        <w:rPr>
+          <w:rFonts w:ascii="Arial" w:hAnsi="Arial" w:cs="Arial"/>
+        </w:rPr>
+        <w:t>Longitudinal variables measured repeatedly over time (anti-E2 IgG, PBMC and serum cytokines, and rectal temperature) were analyzed with linear mixed-effects models (lmerTest package, Satterthwaite's method) including group, time and their interaction as fixed effects, and animal as a random intercept. Neutralizing titers, measured at a single time point (day 56) against four subgenotypes, were analyzed with a separate model including group, subgenotype and their interaction as fixed effects, and animal as a random intercept, so that subgenotype was treated as a repeated measure within animal rather than as a time effect. Control animals were excluded from this model because all of their sera were below the assay detection limit. Fixed effects are reported as F statistics with numerator and denominator degrees of freedom, and post hoc comparisons used Tukey's adjustment, except for neutralizing titers, for which BH was used. Rectal temperature at day 8, the day of peak temperature in the control and commercial groups, was compared with a linear model and Tukey-adjusted estimated marginal means (emmeans package). Anti-E2 IgG kinetics were described with Gompertz growth models, from which the inflection time and the upper asymptote were estimated.</w:t>
+      </w:r>
+    </w:p>
+    <w:p>
+      <w:pPr>
+        <w:rPr>
+          <w:rFonts w:ascii="Arial" w:hAnsi="Arial" w:cs="Arial"/>
+        </w:rPr>
+      </w:pPr>
+    </w:p>
+    <w:p>
+      <w:pPr>
+        <w:rPr>
+          <w:rFonts w:ascii="Arial" w:hAnsi="Arial" w:cs="Arial"/>
+        </w:rPr>
+      </w:pPr>
+      <w:r>
+        <w:rPr>
+          <w:rFonts w:ascii="Arial" w:hAnsi="Arial" w:cs="Arial"/>
+        </w:rPr>
+        <w:t>PBMC cytokines were analyzed with the same model structure fitted with the nlme package, and changes from day 0 to day 56 within each group were tested as planned comparisons, irrespective of the significance of the group × time interaction.</w:t>
+      </w:r>
+    </w:p>
+    <w:p>
+      <w:pPr>
+        <w:rPr>
+          <w:rFonts w:ascii="Arial" w:hAnsi="Arial" w:cs="Arial"/>
+        </w:rPr>
+      </w:pPr>
+    </w:p>
+    <w:p>
+      <w:pPr>
+        <w:rPr>
+          <w:rFonts w:ascii="Arial" w:hAnsi="Arial" w:cs="Arial"/>
+        </w:rPr>
+      </w:pPr>
+      <w:r>
+        <w:rPr>
+          <w:rFonts w:ascii="Arial" w:hAnsi="Arial" w:cs="Arial"/>
+        </w:rPr>
+        <w:t>AUC values were compared by one-way ANOVA with Tukey's test when the residual assumptions were met; for these variables the ANOVA is the primary analysis and the corresponding Kruskal–Wallis test, where reported, is a sensitivity analysis. For variables that did not meet these assumptions or that are ordinal or count-based, the primary analysis was non-parametric (Kruskal–Wallis followed by Dunn's test with BH adjustment); this applied to endpoint titers, peak viral load, number of positive sampling points, cumulative clinical scores, and TNF-α AUC and peak. Incidences were compared with Fisher's exact test. Clinical scores are semiquantitative and ordinal; they were treated numerically to obtain the cumulative burden over 28 days (AUC), which is reported as a descriptive summary of duration and severity, with intermediate values coded as 0.5 and 1.5 (Section 2.10).</w:t>
+      </w:r>
+    </w:p>
+    <w:p>
+      <w:pPr>
+        <w:rPr>
+          <w:rFonts w:ascii="Arial" w:hAnsi="Arial" w:cs="Arial"/>
+        </w:rPr>
+      </w:pPr>
+    </w:p>
+    <w:p>
+      <w:pPr>
+        <w:rPr>
+          <w:rFonts w:ascii="Arial" w:hAnsi="Arial" w:cs="Arial"/>
+        </w:rPr>
+      </w:pPr>
+      <w:r>
+        <w:rPr>
+          <w:rFonts w:ascii="Arial" w:hAnsi="Arial" w:cs="Arial"/>
+        </w:rPr>
+        <w:t>The prevalence of viremia was analyzed with a penalized binomial generalized linear mixed model (bglmer function, blme package) including group, time as a categorical factor and their interaction as fixed effects, animal as a random intercept, a normal prior on the fixed effects (SD 2.5) and a gamma prior on the random-effect covariance. Days 0 and 21 were excluded because all animals were negative. Pairwise comparisons between groups, averaged over days 3, 6 and 14, are reported as odds ratios with Tukey-adjusted 95% confidence intervals. Day-specific prevalence was also compared with Fisher's exact test and BH adjustment.</w:t>
+      </w:r>
+    </w:p>
+    <w:p>
+      <w:pPr>
+        <w:rPr>
+          <w:rFonts w:ascii="Arial" w:hAnsi="Arial" w:cs="Arial"/>
+        </w:rPr>
+      </w:pPr>
+    </w:p>
+    <w:p>
+      <w:pPr>
+        <w:rPr>
+          <w:rFonts w:ascii="Arial" w:hAnsi="Arial" w:cs="Arial"/>
+        </w:rPr>
+      </w:pPr>
+      <w:r>
+        <w:rPr>
+          <w:rFonts w:ascii="Arial" w:hAnsi="Arial" w:cs="Arial"/>
+        </w:rPr>
+        <w:t>Associations were assessed per animal by Spearman rank correlation with BH adjustment and 95% bootstrap confidence intervals (5,000 resamples), both among clinical and virological outcomes (viral load AUC, serum TNF-α AUC, and the AUC of the fever and diarrhea scores) and between pre-challenge immune responses and viremia. Partial rank correlations were used to adjust for group and for the neutralizing titer. Associations between serum TNF-α or IL-4 and viral load at the same and at the preceding sampling day were also explored using all animal–time observations. Cytokine changes are expressed as log</w:t>
       </w:r>
       <w:r>
         <w:rPr>
@@ -9439,353 +8189,7 @@
         <w:rPr>
           <w:rFonts w:ascii="Arial" w:hAnsi="Arial" w:cs="Arial"/>
         </w:rPr>
-        <w:t xml:space="preserve"> of the reciprocal titer and cytokine concentrations as log</w:t>
-      </w:r>
-      <w:r>
-        <w:rPr>
-          <w:rFonts w:ascii="Cambria Math" w:hAnsi="Cambria Math" w:cs="Cambria Math"/>
-        </w:rPr>
-        <w:t>₁</w:t>
-      </w:r>
-      <w:proofErr w:type="gramStart"/>
-      <w:r>
-        <w:rPr>
-          <w:rFonts w:ascii="Cambria Math" w:hAnsi="Cambria Math" w:cs="Cambria Math"/>
-        </w:rPr>
-        <w:t>₀</w:t>
-      </w:r>
-      <w:r>
-        <w:rPr>
-          <w:rFonts w:ascii="Arial" w:hAnsi="Arial" w:cs="Arial"/>
-        </w:rPr>
-        <w:t>(</w:t>
-      </w:r>
-      <w:proofErr w:type="gramEnd"/>
-      <w:r>
-        <w:rPr>
-          <w:rFonts w:ascii="Arial" w:hAnsi="Arial" w:cs="Arial"/>
-        </w:rPr>
-        <w:t>x + 1), while figures show untransformed values. Cumulative responses (AUC) were calculated per animal by the trapezoidal rule. For viral load, the AUC was calculated over days 0, 3, 6, 14 and 21 post-challenge on log</w:t>
-      </w:r>
-      <w:r>
-        <w:rPr>
-          <w:rFonts w:ascii="Cambria Math" w:hAnsi="Cambria Math" w:cs="Cambria Math"/>
-        </w:rPr>
-        <w:t>₁</w:t>
-      </w:r>
-      <w:proofErr w:type="gramStart"/>
-      <w:r>
-        <w:rPr>
-          <w:rFonts w:ascii="Cambria Math" w:hAnsi="Cambria Math" w:cs="Cambria Math"/>
-        </w:rPr>
-        <w:t>₀</w:t>
-      </w:r>
-      <w:r>
-        <w:rPr>
-          <w:rFonts w:ascii="Arial" w:hAnsi="Arial" w:cs="Arial"/>
-        </w:rPr>
-        <w:t>(</w:t>
-      </w:r>
-      <w:proofErr w:type="gramEnd"/>
-      <w:r>
-        <w:rPr>
-          <w:rFonts w:ascii="Arial" w:hAnsi="Arial" w:cs="Arial"/>
-        </w:rPr>
-        <w:t xml:space="preserve">copies/mL + 1), so that qPCR-negative samples contribute a value of zero. Model assumptions were assessed by inspection of the residuals, with the Shapiro–Wilk and </w:t>
-      </w:r>
-      <w:proofErr w:type="spellStart"/>
-      <w:r>
-        <w:rPr>
-          <w:rFonts w:ascii="Arial" w:hAnsi="Arial" w:cs="Arial"/>
-        </w:rPr>
-        <w:t>Levene</w:t>
-      </w:r>
-      <w:proofErr w:type="spellEnd"/>
-      <w:r>
-        <w:rPr>
-          <w:rFonts w:ascii="Arial" w:hAnsi="Arial" w:cs="Arial"/>
-        </w:rPr>
-        <w:t xml:space="preserve"> tests. A two-sided p &lt; 0.05 was considered significant, and the </w:t>
-      </w:r>
-      <w:proofErr w:type="spellStart"/>
-      <w:r>
-        <w:rPr>
-          <w:rFonts w:ascii="Arial" w:hAnsi="Arial" w:cs="Arial"/>
-        </w:rPr>
-        <w:t>Benjamini</w:t>
-      </w:r>
-      <w:proofErr w:type="spellEnd"/>
-      <w:r>
-        <w:rPr>
-          <w:rFonts w:ascii="Arial" w:hAnsi="Arial" w:cs="Arial"/>
-        </w:rPr>
-        <w:t>–Hochberg (BH) correction was applied within each family of tests unless stated otherwise. Because the control group included only two animals, the primary comparison was between the recombinant groups and the commercial-vaccine group; the control group served as a reference for challenge-associated disease, and comparisons involving it are reported descriptively and should be interpreted with caution.</w:t>
-      </w:r>
-    </w:p>
-    <w:p>
-      <w:pPr>
-        <w:rPr>
-          <w:rFonts w:ascii="Arial" w:hAnsi="Arial" w:cs="Arial"/>
-        </w:rPr>
-      </w:pPr>
-    </w:p>
-    <w:p>
-      <w:pPr>
-        <w:rPr>
-          <w:rFonts w:ascii="Arial" w:hAnsi="Arial" w:cs="Arial"/>
-        </w:rPr>
-      </w:pPr>
-      <w:r>
-        <w:rPr>
-          <w:rFonts w:ascii="Arial" w:hAnsi="Arial" w:cs="Arial"/>
-        </w:rPr>
-        <w:t>Longitudinal variables measured repeatedly over time (anti-E2 IgG, PBMC and serum cytokines, and rectal temperature) were analyzed with linear mixed-effects models (</w:t>
-      </w:r>
-      <w:proofErr w:type="spellStart"/>
-      <w:r>
-        <w:rPr>
-          <w:rFonts w:ascii="Arial" w:hAnsi="Arial" w:cs="Arial"/>
-        </w:rPr>
-        <w:t>lmerTest</w:t>
-      </w:r>
-      <w:proofErr w:type="spellEnd"/>
-      <w:r>
-        <w:rPr>
-          <w:rFonts w:ascii="Arial" w:hAnsi="Arial" w:cs="Arial"/>
-        </w:rPr>
-        <w:t xml:space="preserve"> package, Satterthwaite's method) including group, time and their interaction as fixed effects, and animal as a random intercept. Neutralizing titers, measured at a single time point (day 56) against four </w:t>
-      </w:r>
-      <w:proofErr w:type="spellStart"/>
-      <w:r>
-        <w:rPr>
-          <w:rFonts w:ascii="Arial" w:hAnsi="Arial" w:cs="Arial"/>
-        </w:rPr>
-        <w:t>subgenotypes</w:t>
-      </w:r>
-      <w:proofErr w:type="spellEnd"/>
-      <w:r>
-        <w:rPr>
-          <w:rFonts w:ascii="Arial" w:hAnsi="Arial" w:cs="Arial"/>
-        </w:rPr>
-        <w:t xml:space="preserve">, were analyzed with a separate model including group, </w:t>
-      </w:r>
-      <w:proofErr w:type="spellStart"/>
-      <w:r>
-        <w:rPr>
-          <w:rFonts w:ascii="Arial" w:hAnsi="Arial" w:cs="Arial"/>
-        </w:rPr>
-        <w:t>subgenotype</w:t>
-      </w:r>
-      <w:proofErr w:type="spellEnd"/>
-      <w:r>
-        <w:rPr>
-          <w:rFonts w:ascii="Arial" w:hAnsi="Arial" w:cs="Arial"/>
-        </w:rPr>
-        <w:t xml:space="preserve"> and their interaction as fixed effects, and animal as a random intercept, so that </w:t>
-      </w:r>
-      <w:proofErr w:type="spellStart"/>
-      <w:r>
-        <w:rPr>
-          <w:rFonts w:ascii="Arial" w:hAnsi="Arial" w:cs="Arial"/>
-        </w:rPr>
-        <w:t>subgenotype</w:t>
-      </w:r>
-      <w:proofErr w:type="spellEnd"/>
-      <w:r>
-        <w:rPr>
-          <w:rFonts w:ascii="Arial" w:hAnsi="Arial" w:cs="Arial"/>
-        </w:rPr>
-        <w:t xml:space="preserve"> was treated as a repeated measure within animal rather than as a time effect. Control animals were excluded from this model because all of their sera were below the assay detection limit. Fixed effects are reported as F statistics with numerator and denominator degrees of freedom, and post hoc comparisons used Tukey's adjustment, except for neutralizing titers, for which BH was used. Rectal temperature at day 8, the day of peak temperature in the control and commercial groups, was compared with a linear model and Tukey-adjusted estimated marginal means (</w:t>
-      </w:r>
-      <w:proofErr w:type="spellStart"/>
-      <w:r>
-        <w:rPr>
-          <w:rFonts w:ascii="Arial" w:hAnsi="Arial" w:cs="Arial"/>
-        </w:rPr>
-        <w:t>emmeans</w:t>
-      </w:r>
-      <w:proofErr w:type="spellEnd"/>
-      <w:r>
-        <w:rPr>
-          <w:rFonts w:ascii="Arial" w:hAnsi="Arial" w:cs="Arial"/>
-        </w:rPr>
-        <w:t xml:space="preserve"> package). Anti-E2 IgG kinetics were described with Gompertz growth models, from which the inflection time and the upper asymptote were estimated.</w:t>
-      </w:r>
-    </w:p>
-    <w:p>
-      <w:pPr>
-        <w:rPr>
-          <w:rFonts w:ascii="Arial" w:hAnsi="Arial" w:cs="Arial"/>
-        </w:rPr>
-      </w:pPr>
-    </w:p>
-    <w:p>
-      <w:pPr>
-        <w:rPr>
-          <w:rFonts w:ascii="Arial" w:hAnsi="Arial" w:cs="Arial"/>
-        </w:rPr>
-      </w:pPr>
-      <w:r>
-        <w:rPr>
-          <w:rFonts w:ascii="Arial" w:hAnsi="Arial" w:cs="Arial"/>
-        </w:rPr>
-        <w:t xml:space="preserve">PBMC cytokines were analyzed with the same model structure fitted with the </w:t>
-      </w:r>
-      <w:proofErr w:type="spellStart"/>
-      <w:r>
-        <w:rPr>
-          <w:rFonts w:ascii="Arial" w:hAnsi="Arial" w:cs="Arial"/>
-        </w:rPr>
-        <w:t>nlme</w:t>
-      </w:r>
-      <w:proofErr w:type="spellEnd"/>
-      <w:r>
-        <w:rPr>
-          <w:rFonts w:ascii="Arial" w:hAnsi="Arial" w:cs="Arial"/>
-        </w:rPr>
-        <w:t xml:space="preserve"> package, and changes from day 0 to day 56 within each group were tested as planned comparisons, irrespective of the significance of the group × time interaction.</w:t>
-      </w:r>
-    </w:p>
-    <w:p>
-      <w:pPr>
-        <w:rPr>
-          <w:rFonts w:ascii="Arial" w:hAnsi="Arial" w:cs="Arial"/>
-        </w:rPr>
-      </w:pPr>
-    </w:p>
-    <w:p>
-      <w:pPr>
-        <w:rPr>
-          <w:rFonts w:ascii="Arial" w:hAnsi="Arial" w:cs="Arial"/>
-        </w:rPr>
-      </w:pPr>
-      <w:r>
-        <w:rPr>
-          <w:rFonts w:ascii="Arial" w:hAnsi="Arial" w:cs="Arial"/>
-        </w:rPr>
-        <w:t>AUC values were compared by one-way ANOVA with Tukey's test when the residual assumptions were met; for these variables the ANOVA is the primary analysis and the corresponding Kruskal–</w:t>
-      </w:r>
-      <w:proofErr w:type="gramStart"/>
-      <w:r>
-        <w:rPr>
-          <w:rFonts w:ascii="Arial" w:hAnsi="Arial" w:cs="Arial"/>
-        </w:rPr>
-        <w:t>Wallis</w:t>
-      </w:r>
-      <w:proofErr w:type="gramEnd"/>
-      <w:r>
-        <w:rPr>
-          <w:rFonts w:ascii="Arial" w:hAnsi="Arial" w:cs="Arial"/>
-        </w:rPr>
-        <w:t xml:space="preserve"> test, where reported, is a sensitivity analysis. For variables that did not meet these assumptions or that are ordinal or count-based, the primary analysis was non-parametric (Kruskal–Wallis followed by Dunn's test with BH adjustment); this applied to endpoint titers, peak viral load, number of positive sampling points, cumulative clinical scores, and TNF-α AUC and peak. Incidences were compared with Fisher's exact test. Clinical scores are semiquantitative and ordinal; they were treated numerically to obtain the cumulative burden over 28 days (AUC), which is reported as a descriptive summary of duration and severity, with intermediate values coded as 0.5 and 1.5 (Section 2.10).</w:t>
-      </w:r>
-    </w:p>
-    <w:p>
-      <w:pPr>
-        <w:rPr>
-          <w:rFonts w:ascii="Arial" w:hAnsi="Arial" w:cs="Arial"/>
-        </w:rPr>
-      </w:pPr>
-    </w:p>
-    <w:p>
-      <w:pPr>
-        <w:rPr>
-          <w:rFonts w:ascii="Arial" w:hAnsi="Arial" w:cs="Arial"/>
-        </w:rPr>
-      </w:pPr>
-      <w:r>
-        <w:rPr>
-          <w:rFonts w:ascii="Arial" w:hAnsi="Arial" w:cs="Arial"/>
-        </w:rPr>
-        <w:t>The prevalence of viremia was analyzed with a penalized binomial generalized linear mixed model (</w:t>
-      </w:r>
-      <w:proofErr w:type="spellStart"/>
-      <w:r>
-        <w:rPr>
-          <w:rFonts w:ascii="Arial" w:hAnsi="Arial" w:cs="Arial"/>
-        </w:rPr>
-        <w:t>bglmer</w:t>
-      </w:r>
-      <w:proofErr w:type="spellEnd"/>
-      <w:r>
-        <w:rPr>
-          <w:rFonts w:ascii="Arial" w:hAnsi="Arial" w:cs="Arial"/>
-        </w:rPr>
-        <w:t xml:space="preserve"> function, </w:t>
-      </w:r>
-      <w:proofErr w:type="spellStart"/>
-      <w:r>
-        <w:rPr>
-          <w:rFonts w:ascii="Arial" w:hAnsi="Arial" w:cs="Arial"/>
-        </w:rPr>
-        <w:t>blme</w:t>
-      </w:r>
-      <w:proofErr w:type="spellEnd"/>
-      <w:r>
-        <w:rPr>
-          <w:rFonts w:ascii="Arial" w:hAnsi="Arial" w:cs="Arial"/>
-        </w:rPr>
-        <w:t xml:space="preserve"> package) including group, time as a categorical factor and their interaction as fixed effects, animal as a random intercept, a normal prior on the fixed effects (SD 2.5) and a gamma prior on the random-effect covariance. Days 0 and 21 were excluded because all animals were negative. Pairwise comparisons between groups, averaged over days 3, 6 and 14, are reported as odds ratios with Tukey-adjusted 95% confidence intervals. Day-specific prevalence was also compared with Fisher's exact test and BH adjustment.</w:t>
-      </w:r>
-    </w:p>
-    <w:p>
-      <w:pPr>
-        <w:rPr>
-          <w:rFonts w:ascii="Arial" w:hAnsi="Arial" w:cs="Arial"/>
-        </w:rPr>
-      </w:pPr>
-    </w:p>
-    <w:p>
-      <w:pPr>
-        <w:rPr>
-          <w:rFonts w:ascii="Arial" w:hAnsi="Arial" w:cs="Arial"/>
-        </w:rPr>
-      </w:pPr>
-      <w:r>
-        <w:rPr>
-          <w:rFonts w:ascii="Arial" w:hAnsi="Arial" w:cs="Arial"/>
-        </w:rPr>
-        <w:t>Associations were assessed per animal by Spearman rank correlation with BH adjustment and 95% bootstrap confidence intervals (5,000 resamples), both among clinical and virological outcomes (viral load AUC, serum TNF-α AUC, and the AUC of the fever and diarrhea scores) and between pre-challenge immune responses and viremia. Partial rank correlations were used to adjust for group and for the neutralizing titer. Associations between serum TNF-α or IL-4 and viral load at the same and at the preceding sampling day were also explored using all animal–time observations. Cytokine changes are expressed as log</w:t>
-      </w:r>
-      <w:r>
-        <w:rPr>
-          <w:rFonts w:ascii="Cambria Math" w:hAnsi="Cambria Math" w:cs="Cambria Math"/>
-        </w:rPr>
-        <w:t>₂</w:t>
-      </w:r>
-      <w:r>
-        <w:rPr>
-          <w:rFonts w:ascii="Arial" w:hAnsi="Arial" w:cs="Arial"/>
-        </w:rPr>
-        <w:t xml:space="preserve"> fold change relative to day 0. For these analyses, the recall response of each animal was expressed as the log₂ fold change of the net cytokine concentration at day 56 relative to day 0, log</w:t>
-      </w:r>
-      <w:proofErr w:type="gramStart"/>
-      <w:r>
-        <w:rPr>
-          <w:rFonts w:ascii="Arial" w:hAnsi="Arial" w:cs="Arial"/>
-        </w:rPr>
-        <w:t>₂[</w:t>
-      </w:r>
-      <w:proofErr w:type="gramEnd"/>
-      <w:r>
-        <w:rPr>
-          <w:rFonts w:ascii="Arial" w:hAnsi="Arial" w:cs="Arial"/>
-        </w:rPr>
-        <w:t xml:space="preserve">(day 56 + 1)/(day 0 + 1)], and the neutralizing titer as the mean log₂ titer against the four </w:t>
-      </w:r>
-      <w:proofErr w:type="spellStart"/>
-      <w:r>
-        <w:rPr>
-          <w:rFonts w:ascii="Arial" w:hAnsi="Arial" w:cs="Arial"/>
-        </w:rPr>
-        <w:t>subgenotypes</w:t>
-      </w:r>
-      <w:proofErr w:type="spellEnd"/>
-      <w:r>
-        <w:rPr>
-          <w:rFonts w:ascii="Arial" w:hAnsi="Arial" w:cs="Arial"/>
-        </w:rPr>
-        <w:t>. These analyses were exploratory.</w:t>
+        <w:t xml:space="preserve"> fold change relative to day 0. For these analyses, the recall response of each animal was expressed as the log₂ fold change of the net cytokine concentration at day 56 relative to day 0, log₂[(day 56 + 1)/(day 0 + 1)], and the neutralizing titer as the mean log₂ titer against the four subgenotypes. These analyses were exploratory.</w:t>
       </w:r>
     </w:p>
     <w:p>
@@ -9839,21 +8243,7 @@
         <w:rPr>
           <w:rFonts w:ascii="Arial" w:hAnsi="Arial" w:cs="Arial"/>
         </w:rPr>
-        <w:t xml:space="preserve">The E2 ectodomains of BVDV-1a, 1b, 1c, 1d and 1e were expressed in CHO-K1 suspension cultures and purified by sequential IMAC, desalting and anion-exchange chromatography, reaching a purity above 90% (Figure 1A). Under reducing conditions, all five proteins showed distinct bands of approximately 55-60 </w:t>
-      </w:r>
-      <w:proofErr w:type="spellStart"/>
-      <w:r>
-        <w:rPr>
-          <w:rFonts w:ascii="Arial" w:hAnsi="Arial" w:cs="Arial"/>
-        </w:rPr>
-        <w:t>kDa</w:t>
-      </w:r>
-      <w:proofErr w:type="spellEnd"/>
-      <w:r>
-        <w:rPr>
-          <w:rFonts w:ascii="Arial" w:hAnsi="Arial" w:cs="Arial"/>
-        </w:rPr>
-        <w:t>, consistent with the expected apparent molecular mass of the recombinant E2 ectodomains. Western blotting with anti-6×His and polyclonal anti-E2 antibodies confirmed the identity of the proteins (Figure 1B).</w:t>
+        <w:t>The E2 ectodomains of BVDV-1a, 1b, 1c, 1d and 1e were expressed in CHO-K1 suspension cultures and purified by sequential IMAC, desalting and anion-exchange chromatography, reaching a purity above 90% (Figure 1A). Under reducing conditions, all five proteins showed distinct bands of approximately 55-60 kDa, consistent with the expected apparent molecular mass of the recombinant E2 ectodomains. Western blotting with anti-6×His and polyclonal anti-E2 antibodies confirmed the identity of the proteins (Figure 1B).</w:t>
       </w:r>
     </w:p>
     <w:p>
@@ -9872,7 +8262,7 @@
           <w:noProof/>
         </w:rPr>
         <w:drawing>
-          <wp:inline distT="0" distB="0" distL="0" distR="0" wp14:anchorId="22106353" wp14:editId="0E84D2D4">
+          <wp:inline distT="0" distB="0" distL="0" distR="0" wp14:anchorId="22106353" wp14:editId="686490CA">
             <wp:extent cx="4282440" cy="2773680"/>
             <wp:effectExtent l="0" t="0" r="3810" b="7620"/>
             <wp:docPr id="28" name="Imagen 28"/>
@@ -9953,7 +8343,6 @@
         </w:rPr>
         <w:t xml:space="preserve">Recombinant E2 ectodomains produced in CHO-K1 suspension cultures. (A) SDS-PAGE of purified recombinant E2 proteins. (B) Western blot with anti-6×His and polyclonal anti-E2 antibodies. </w:t>
       </w:r>
-      <w:proofErr w:type="spellStart"/>
       <w:r>
         <w:rPr>
           <w:rFonts w:ascii="Arial" w:hAnsi="Arial" w:cs="Arial"/>
@@ -9963,9 +8352,8 @@
           <w:szCs w:val="20"/>
           <w:lang w:val="es-419"/>
         </w:rPr>
-        <w:t>Lanes</w:t>
-      </w:r>
-      <w:proofErr w:type="spellEnd"/>
+        <w:t xml:space="preserve">Lanes: (1) molecular weight marker AccuRuler RGB Plus (Maestrogen, Taiwan); (2) E2-1a; (3) E2-1b; (4) E2-1c; (5) E2-1d; (6) E2-1e. </w:t>
+      </w:r>
       <w:r>
         <w:rPr>
           <w:rFonts w:ascii="Arial" w:hAnsi="Arial" w:cs="Arial"/>
@@ -9973,11 +8361,9 @@
           <w:iCs/>
           <w:sz w:val="20"/>
           <w:szCs w:val="20"/>
-          <w:lang w:val="es-419"/>
-        </w:rPr>
-        <w:t xml:space="preserve">: (1) molecular </w:t>
-      </w:r>
-      <w:proofErr w:type="spellStart"/>
+        </w:rPr>
+        <w:t xml:space="preserve">(C) </w:t>
+      </w:r>
       <w:r>
         <w:rPr>
           <w:rFonts w:ascii="Arial" w:hAnsi="Arial" w:cs="Arial"/>
@@ -9985,11 +8371,9 @@
           <w:iCs/>
           <w:sz w:val="20"/>
           <w:szCs w:val="20"/>
-          <w:lang w:val="es-419"/>
-        </w:rPr>
-        <w:t>weight</w:t>
-      </w:r>
-      <w:proofErr w:type="spellEnd"/>
+        </w:rPr>
+        <w:t>Storage potency assay</w:t>
+      </w:r>
       <w:r>
         <w:rPr>
           <w:rFonts w:ascii="Arial" w:hAnsi="Arial" w:cs="Arial"/>
@@ -9997,267 +8381,126 @@
           <w:iCs/>
           <w:sz w:val="20"/>
           <w:szCs w:val="20"/>
-          <w:lang w:val="es-419"/>
+        </w:rPr>
+        <w:t xml:space="preserve"> in mice: anti-E2 IgG endpoint titers after storage of the vaccine at 4 °C for 0, 4 and 6 months. n = 6 vaccinated mice per time point; the PBS control group (n = 4 per time point) was used to define the ELISA cutoff and is not shown. Each storage time was tested in an independent cohort of mice, so each animal was immunized only once and the cohorts are independent rather than repeated measures; groups were compared with the Kruskal–Wallis test followed by Dunn’s test.</w:t>
+      </w:r>
+    </w:p>
+    <w:p>
+      <w:pPr>
+        <w:rPr>
+          <w:rFonts w:ascii="Arial" w:hAnsi="Arial" w:cs="Arial"/>
+        </w:rPr>
+      </w:pPr>
+    </w:p>
+    <w:p>
+      <w:pPr>
+        <w:rPr>
+          <w:rFonts w:ascii="Arial" w:hAnsi="Arial" w:cs="Arial"/>
+        </w:rPr>
+      </w:pPr>
+      <w:r>
+        <w:rPr>
+          <w:rFonts w:ascii="Arial" w:hAnsi="Arial" w:cs="Arial"/>
+        </w:rPr>
+        <w:t>The antigens were formulated as a water-in-oil emulsion with Montanide™ ISA 61 VG. In the stability study, no significant differences in anti-E2 IgG endpoint titers were detected among mice immunized with formulations stored at 4 °C for 0, 4 or 6 months (Kruskal-Wallis test, H = 0.40, p = 0.</w:t>
+      </w:r>
+      <w:r>
+        <w:rPr>
+          <w:rFonts w:ascii="Arial" w:hAnsi="Arial" w:cs="Arial"/>
+        </w:rPr>
+        <w:t>818</w:t>
+      </w:r>
+      <w:r>
+        <w:rPr>
+          <w:rFonts w:ascii="Arial" w:hAnsi="Arial" w:cs="Arial"/>
+        </w:rPr>
+        <w:t>; Dunn’s post hoc comparisons, no significant differences; Figure 1C). The formulation therefore retained immunogenicity after six months of storage at 4 °C in this mouse potency assay. The study was not designed as an equivalence trial, and physicochemical stability was not assessed.</w:t>
+      </w:r>
+    </w:p>
+    <w:p>
+      <w:pPr>
+        <w:rPr>
+          <w:rFonts w:ascii="Arial" w:hAnsi="Arial" w:cs="Arial"/>
+        </w:rPr>
+      </w:pPr>
+      <w:r>
+        <w:rPr>
+          <w:rFonts w:ascii="Arial" w:hAnsi="Arial" w:cs="Arial"/>
+        </w:rPr>
+        <w:t xml:space="preserve">Calves received the formulations </w:t>
+      </w:r>
+      <w:r>
+        <w:rPr>
+          <w:rFonts w:ascii="Arial" w:hAnsi="Arial" w:cs="Arial"/>
+        </w:rPr>
+        <w:t xml:space="preserve">as </w:t>
+      </w:r>
+      <w:r>
+        <w:rPr>
+          <w:rFonts w:ascii="Arial" w:hAnsi="Arial" w:cs="Arial"/>
+        </w:rPr>
+        <w:t>described in Section 2.1 and Table 1. After the first dose, temperatures above 40 °C were recorded in all three commercial-vaccin</w:t>
+      </w:r>
+      <w:r>
+        <w:rPr>
+          <w:rFonts w:ascii="Arial" w:hAnsi="Arial" w:cs="Arial"/>
+        </w:rPr>
+        <w:t>at</w:t>
+      </w:r>
+      <w:r>
+        <w:rPr>
+          <w:rFonts w:ascii="Arial" w:hAnsi="Arial" w:cs="Arial"/>
+        </w:rPr>
+        <w:t>e</w:t>
+      </w:r>
+      <w:r>
+        <w:rPr>
+          <w:rFonts w:ascii="Arial" w:hAnsi="Arial" w:cs="Arial"/>
+        </w:rPr>
+        <w:t>d</w:t>
+      </w:r>
+      <w:r>
+        <w:rPr>
+          <w:rFonts w:ascii="Arial" w:hAnsi="Arial" w:cs="Arial"/>
         </w:rPr>
         <w:t xml:space="preserve"> </w:t>
       </w:r>
-      <w:proofErr w:type="spellStart"/>
-      <w:r>
-        <w:rPr>
-          <w:rFonts w:ascii="Arial" w:hAnsi="Arial" w:cs="Arial"/>
-          <w:i/>
-          <w:iCs/>
-          <w:sz w:val="20"/>
-          <w:szCs w:val="20"/>
-          <w:lang w:val="es-419"/>
-        </w:rPr>
-        <w:t>marker</w:t>
-      </w:r>
-      <w:proofErr w:type="spellEnd"/>
-      <w:r>
-        <w:rPr>
-          <w:rFonts w:ascii="Arial" w:hAnsi="Arial" w:cs="Arial"/>
-          <w:i/>
-          <w:iCs/>
-          <w:sz w:val="20"/>
-          <w:szCs w:val="20"/>
-          <w:lang w:val="es-419"/>
+      <w:r>
+        <w:rPr>
+          <w:rFonts w:ascii="Arial" w:hAnsi="Arial" w:cs="Arial"/>
+        </w:rPr>
+        <w:t>animal</w:t>
+      </w:r>
+      <w:r>
+        <w:rPr>
+          <w:rFonts w:ascii="Arial" w:hAnsi="Arial" w:cs="Arial"/>
+        </w:rPr>
+        <w:t>s, mainly in the evening readings of the first two days, and on a single occasion in two recombinant-vaccinated animals (Figure S1). After the booster, evening readings were higher than morning readings in all groups, including the control group (up to 39.8 °C), and isolated evening values above 40 °C were recorded in several animals. Sustained fever (two or more consecutive readings above 40 °C) was recorded in one commercial-vaccin</w:t>
+      </w:r>
+      <w:r>
+        <w:rPr>
+          <w:rFonts w:ascii="Arial" w:hAnsi="Arial" w:cs="Arial"/>
+        </w:rPr>
+        <w:t>at</w:t>
+      </w:r>
+      <w:r>
+        <w:rPr>
+          <w:rFonts w:ascii="Arial" w:hAnsi="Arial" w:cs="Arial"/>
+        </w:rPr>
+        <w:t>e</w:t>
+      </w:r>
+      <w:r>
+        <w:rPr>
+          <w:rFonts w:ascii="Arial" w:hAnsi="Arial" w:cs="Arial"/>
+        </w:rPr>
+        <w:t>d</w:t>
+      </w:r>
+      <w:r>
+        <w:rPr>
+          <w:rFonts w:ascii="Arial" w:hAnsi="Arial" w:cs="Arial"/>
         </w:rPr>
         <w:t xml:space="preserve"> </w:t>
       </w:r>
-      <w:proofErr w:type="spellStart"/>
-      <w:r>
-        <w:rPr>
-          <w:rFonts w:ascii="Arial" w:hAnsi="Arial" w:cs="Arial"/>
-          <w:i/>
-          <w:iCs/>
-          <w:sz w:val="20"/>
-          <w:szCs w:val="20"/>
-          <w:lang w:val="es-419"/>
-        </w:rPr>
-        <w:t>AccuRuler</w:t>
-      </w:r>
-      <w:proofErr w:type="spellEnd"/>
-      <w:r>
-        <w:rPr>
-          <w:rFonts w:ascii="Arial" w:hAnsi="Arial" w:cs="Arial"/>
-          <w:i/>
-          <w:iCs/>
-          <w:sz w:val="20"/>
-          <w:szCs w:val="20"/>
-          <w:lang w:val="es-419"/>
-        </w:rPr>
-        <w:t xml:space="preserve"> RGB Plus (</w:t>
-      </w:r>
-      <w:proofErr w:type="spellStart"/>
-      <w:r>
-        <w:rPr>
-          <w:rFonts w:ascii="Arial" w:hAnsi="Arial" w:cs="Arial"/>
-          <w:i/>
-          <w:iCs/>
-          <w:sz w:val="20"/>
-          <w:szCs w:val="20"/>
-          <w:lang w:val="es-419"/>
-        </w:rPr>
-        <w:t>Maestrogen</w:t>
-      </w:r>
-      <w:proofErr w:type="spellEnd"/>
-      <w:r>
-        <w:rPr>
-          <w:rFonts w:ascii="Arial" w:hAnsi="Arial" w:cs="Arial"/>
-          <w:i/>
-          <w:iCs/>
-          <w:sz w:val="20"/>
-          <w:szCs w:val="20"/>
-          <w:lang w:val="es-419"/>
-        </w:rPr>
-        <w:t xml:space="preserve">, </w:t>
-      </w:r>
-      <w:proofErr w:type="spellStart"/>
-      <w:r>
-        <w:rPr>
-          <w:rFonts w:ascii="Arial" w:hAnsi="Arial" w:cs="Arial"/>
-          <w:i/>
-          <w:iCs/>
-          <w:sz w:val="20"/>
-          <w:szCs w:val="20"/>
-          <w:lang w:val="es-419"/>
-        </w:rPr>
-        <w:t>Taiwan</w:t>
-      </w:r>
-      <w:proofErr w:type="spellEnd"/>
-      <w:r>
-        <w:rPr>
-          <w:rFonts w:ascii="Arial" w:hAnsi="Arial" w:cs="Arial"/>
-          <w:i/>
-          <w:iCs/>
-          <w:sz w:val="20"/>
-          <w:szCs w:val="20"/>
-          <w:lang w:val="es-419"/>
-        </w:rPr>
-        <w:t xml:space="preserve">); (2) E2-1a; (3) E2-1b; (4) E2-1c; (5) E2-1d; (6) E2-1e. </w:t>
-      </w:r>
-      <w:r>
-        <w:rPr>
-          <w:rFonts w:ascii="Arial" w:hAnsi="Arial" w:cs="Arial"/>
-          <w:i/>
-          <w:iCs/>
-          <w:sz w:val="20"/>
-          <w:szCs w:val="20"/>
-        </w:rPr>
-        <w:t xml:space="preserve">(C) </w:t>
-      </w:r>
-      <w:r>
-        <w:rPr>
-          <w:rFonts w:ascii="Arial" w:hAnsi="Arial" w:cs="Arial"/>
-          <w:i/>
-          <w:iCs/>
-          <w:sz w:val="20"/>
-          <w:szCs w:val="20"/>
-        </w:rPr>
-        <w:t>Storage potency assay</w:t>
-      </w:r>
-      <w:r>
-        <w:rPr>
-          <w:rFonts w:ascii="Arial" w:hAnsi="Arial" w:cs="Arial"/>
-          <w:i/>
-          <w:iCs/>
-          <w:sz w:val="20"/>
-          <w:szCs w:val="20"/>
-        </w:rPr>
-        <w:t xml:space="preserve"> in mice: anti-E2 IgG endpoint titers after storage of the vaccine at 4 °C for 0, 4 and 6 months. n = 6 vaccinated mice per time point; the PBS control group (n = 4 per time point) was used to define the ELISA cutoff and is not shown. Each storage time was tested in an independent cohort of mice, so each animal was immunized only once and the cohorts are independent rather than repeated measures; groups were compared with the Kruskal–</w:t>
-      </w:r>
-      <w:proofErr w:type="gramStart"/>
-      <w:r>
-        <w:rPr>
-          <w:rFonts w:ascii="Arial" w:hAnsi="Arial" w:cs="Arial"/>
-          <w:i/>
-          <w:iCs/>
-          <w:sz w:val="20"/>
-          <w:szCs w:val="20"/>
-        </w:rPr>
-        <w:t>Wallis</w:t>
-      </w:r>
-      <w:proofErr w:type="gramEnd"/>
-      <w:r>
-        <w:rPr>
-          <w:rFonts w:ascii="Arial" w:hAnsi="Arial" w:cs="Arial"/>
-          <w:i/>
-          <w:iCs/>
-          <w:sz w:val="20"/>
-          <w:szCs w:val="20"/>
-        </w:rPr>
-        <w:t xml:space="preserve"> test followed by Dunn’s test.</w:t>
-      </w:r>
-    </w:p>
-    <w:p>
-      <w:pPr>
-        <w:rPr>
-          <w:rFonts w:ascii="Arial" w:hAnsi="Arial" w:cs="Arial"/>
-        </w:rPr>
-      </w:pPr>
-    </w:p>
-    <w:p>
-      <w:pPr>
-        <w:rPr>
-          <w:rFonts w:ascii="Arial" w:hAnsi="Arial" w:cs="Arial"/>
-        </w:rPr>
-      </w:pPr>
-      <w:r>
-        <w:rPr>
-          <w:rFonts w:ascii="Arial" w:hAnsi="Arial" w:cs="Arial"/>
-        </w:rPr>
-        <w:t xml:space="preserve">The antigens were formulated as a water-in-oil emulsion with </w:t>
-      </w:r>
-      <w:proofErr w:type="spellStart"/>
-      <w:r>
-        <w:rPr>
-          <w:rFonts w:ascii="Arial" w:hAnsi="Arial" w:cs="Arial"/>
-        </w:rPr>
-        <w:t>Montanide</w:t>
-      </w:r>
-      <w:proofErr w:type="spellEnd"/>
-      <w:r>
-        <w:rPr>
-          <w:rFonts w:ascii="Arial" w:hAnsi="Arial" w:cs="Arial"/>
-        </w:rPr>
-        <w:t>™ ISA 61 VG. In the stability study, no significant differences in anti-E2 IgG endpoint titers were detected among mice immunized with formulations stored at 4 °C for 0, 4 or 6 months (Kruskal-</w:t>
-      </w:r>
-      <w:proofErr w:type="gramStart"/>
-      <w:r>
-        <w:rPr>
-          <w:rFonts w:ascii="Arial" w:hAnsi="Arial" w:cs="Arial"/>
-        </w:rPr>
-        <w:t>Wallis</w:t>
-      </w:r>
-      <w:proofErr w:type="gramEnd"/>
-      <w:r>
-        <w:rPr>
-          <w:rFonts w:ascii="Arial" w:hAnsi="Arial" w:cs="Arial"/>
-        </w:rPr>
-        <w:t xml:space="preserve"> test, H = 0.40, p = 0.</w:t>
-      </w:r>
-      <w:r>
-        <w:rPr>
-          <w:rFonts w:ascii="Arial" w:hAnsi="Arial" w:cs="Arial"/>
-        </w:rPr>
-        <w:t>818</w:t>
-      </w:r>
-      <w:r>
-        <w:rPr>
-          <w:rFonts w:ascii="Arial" w:hAnsi="Arial" w:cs="Arial"/>
-        </w:rPr>
-        <w:t>; Dunn’s post hoc comparisons, no significant differences; Figure 1C). The formulation therefore retained immunogenicity after six months of storage at 4 °C in this mouse potency assay. The study was not designed as an equivalence trial, and physicochemical stability was not assessed.</w:t>
-      </w:r>
-    </w:p>
-    <w:p>
-      <w:pPr>
-        <w:rPr>
-          <w:rFonts w:ascii="Arial" w:hAnsi="Arial" w:cs="Arial"/>
-        </w:rPr>
-      </w:pPr>
-      <w:r>
-        <w:rPr>
-          <w:rFonts w:ascii="Arial" w:hAnsi="Arial" w:cs="Arial"/>
-        </w:rPr>
-        <w:t xml:space="preserve">Calves received the formulations </w:t>
-      </w:r>
-      <w:r>
-        <w:rPr>
-          <w:rFonts w:ascii="Arial" w:hAnsi="Arial" w:cs="Arial"/>
-        </w:rPr>
-        <w:t xml:space="preserve">as </w:t>
-      </w:r>
-      <w:r>
-        <w:rPr>
-          <w:rFonts w:ascii="Arial" w:hAnsi="Arial" w:cs="Arial"/>
-        </w:rPr>
-        <w:t>described in Section 2.1 and Table 1. After the first dose, temperatures above 40 °C were recorded in all three commercial-vaccin</w:t>
-      </w:r>
-      <w:r>
-        <w:rPr>
-          <w:rFonts w:ascii="Arial" w:hAnsi="Arial" w:cs="Arial"/>
-        </w:rPr>
-        <w:t>at</w:t>
-      </w:r>
-      <w:r>
-        <w:rPr>
-          <w:rFonts w:ascii="Arial" w:hAnsi="Arial" w:cs="Arial"/>
-        </w:rPr>
-        <w:t>e</w:t>
-      </w:r>
-      <w:r>
-        <w:rPr>
-          <w:rFonts w:ascii="Arial" w:hAnsi="Arial" w:cs="Arial"/>
-        </w:rPr>
-        <w:t>d</w:t>
-      </w:r>
-      <w:r>
-        <w:rPr>
-          <w:rFonts w:ascii="Arial" w:hAnsi="Arial" w:cs="Arial"/>
-        </w:rPr>
-        <w:t xml:space="preserve"> </w:t>
-      </w:r>
       <w:r>
         <w:rPr>
           <w:rFonts w:ascii="Arial" w:hAnsi="Arial" w:cs="Arial"/>
@@ -10268,57 +8511,7 @@
         <w:rPr>
           <w:rFonts w:ascii="Arial" w:hAnsi="Arial" w:cs="Arial"/>
         </w:rPr>
-        <w:t>s, mainly in the evening readings of the first two days, and on a single occasion in two recombinant-vaccinated animals (Figure S1). After the booster, evening readings were higher than morning readings in all groups, including the control group (up to 39.8 °C), and isolated evening values above 40 °C were recorded in several animals. Sustained fever (two or more consecutive readings above 40 °C) was recorded in one commercial-vaccin</w:t>
-      </w:r>
-      <w:r>
-        <w:rPr>
-          <w:rFonts w:ascii="Arial" w:hAnsi="Arial" w:cs="Arial"/>
-        </w:rPr>
-        <w:t>at</w:t>
-      </w:r>
-      <w:r>
-        <w:rPr>
-          <w:rFonts w:ascii="Arial" w:hAnsi="Arial" w:cs="Arial"/>
-        </w:rPr>
-        <w:t>e</w:t>
-      </w:r>
-      <w:r>
-        <w:rPr>
-          <w:rFonts w:ascii="Arial" w:hAnsi="Arial" w:cs="Arial"/>
-        </w:rPr>
-        <w:t>d</w:t>
-      </w:r>
-      <w:r>
-        <w:rPr>
-          <w:rFonts w:ascii="Arial" w:hAnsi="Arial" w:cs="Arial"/>
-        </w:rPr>
-        <w:t xml:space="preserve"> </w:t>
-      </w:r>
-      <w:r>
-        <w:rPr>
-          <w:rFonts w:ascii="Arial" w:hAnsi="Arial" w:cs="Arial"/>
-        </w:rPr>
-        <w:t>animal</w:t>
-      </w:r>
-      <w:r>
-        <w:rPr>
-          <w:rFonts w:ascii="Arial" w:hAnsi="Arial" w:cs="Arial"/>
-        </w:rPr>
-        <w:t xml:space="preserve"> and in 3 of 18 recombinant-vaccinated animals (none in the </w:t>
-      </w:r>
-      <w:proofErr w:type="gramStart"/>
-      <w:r>
-        <w:rPr>
-          <w:rFonts w:ascii="Arial" w:hAnsi="Arial" w:cs="Arial"/>
-        </w:rPr>
-        <w:t>25 µg</w:t>
-      </w:r>
-      <w:proofErr w:type="gramEnd"/>
-      <w:r>
-        <w:rPr>
-          <w:rFonts w:ascii="Arial" w:hAnsi="Arial" w:cs="Arial"/>
-        </w:rPr>
-        <w:t xml:space="preserve"> group, one in the 50 µg group and two in the 100 µg group; maximum 41.5 °C). No control animal exceeded 40 °C after either dose, and no abnormal clinical signs were observed after either dose.</w:t>
+        <w:t xml:space="preserve"> and in 3 of 18 recombinant-vaccinated animals (none in the 25 µg group, one in the 50 µg group and two in the 100 µg group; maximum 41.5 °C). No control animal exceeded 40 °C after either dose, and no abnormal clinical signs were observed after either dose.</w:t>
       </w:r>
       <w:r>
         <w:rPr>
@@ -10555,77 +8748,27 @@
           <w:sz w:val="20"/>
           <w:szCs w:val="20"/>
         </w:rPr>
-        <w:t>Endpoint titers (B, C) were compared with the Kruskal–</w:t>
-      </w:r>
-      <w:proofErr w:type="gramStart"/>
-      <w:r>
-        <w:rPr>
-          <w:rFonts w:ascii="Arial" w:hAnsi="Arial" w:cs="Arial"/>
-          <w:i/>
-          <w:iCs/>
-          <w:sz w:val="20"/>
-          <w:szCs w:val="20"/>
-        </w:rPr>
-        <w:t>Wallis</w:t>
-      </w:r>
-      <w:proofErr w:type="gramEnd"/>
-      <w:r>
-        <w:rPr>
-          <w:rFonts w:ascii="Arial" w:hAnsi="Arial" w:cs="Arial"/>
-          <w:i/>
-          <w:iCs/>
-          <w:sz w:val="20"/>
-          <w:szCs w:val="20"/>
-        </w:rPr>
-        <w:t xml:space="preserve"> test followed by Dunn’s test with BH adjustment, and AUC values (D) with one-way ANOVA and Tukey’s test. Bars show adjusted p-values. n = 2 (control), 7 (25 µg), 4 (50 µg), 7 (100 µg) and 3 (commercial). </w:t>
-      </w:r>
-    </w:p>
-    <w:p>
-      <w:pPr>
-        <w:rPr>
-          <w:rFonts w:ascii="Arial" w:hAnsi="Arial" w:cs="Arial"/>
-        </w:rPr>
-      </w:pPr>
-    </w:p>
-    <w:p>
-      <w:pPr>
-        <w:rPr>
-          <w:rFonts w:ascii="Arial" w:hAnsi="Arial" w:cs="Arial"/>
-        </w:rPr>
-      </w:pPr>
-      <w:r>
-        <w:rPr>
-          <w:rFonts w:ascii="Arial" w:hAnsi="Arial" w:cs="Arial"/>
-        </w:rPr>
-        <w:t xml:space="preserve">The functional breadth of the antibody response was assessed with day-56 sera against four non-cytopathic BVDV-1 </w:t>
-      </w:r>
-      <w:proofErr w:type="spellStart"/>
-      <w:r>
-        <w:rPr>
-          <w:rFonts w:ascii="Arial" w:hAnsi="Arial" w:cs="Arial"/>
-        </w:rPr>
-        <w:t>subgenotypes</w:t>
-      </w:r>
-      <w:proofErr w:type="spellEnd"/>
-      <w:r>
-        <w:rPr>
-          <w:rFonts w:ascii="Arial" w:hAnsi="Arial" w:cs="Arial"/>
-        </w:rPr>
-        <w:t xml:space="preserve"> (1b, 1c, 1d and 1e). At day 0, all sera were negative (&lt; 1:10) against the four </w:t>
-      </w:r>
-      <w:proofErr w:type="spellStart"/>
-      <w:r>
-        <w:rPr>
-          <w:rFonts w:ascii="Arial" w:hAnsi="Arial" w:cs="Arial"/>
-        </w:rPr>
-        <w:t>subgenotypes</w:t>
-      </w:r>
-      <w:proofErr w:type="spellEnd"/>
-      <w:r>
-        <w:rPr>
-          <w:rFonts w:ascii="Arial" w:hAnsi="Arial" w:cs="Arial"/>
-        </w:rPr>
-        <w:t>. There were significant effects of vaccine group (F</w:t>
+        <w:t xml:space="preserve">Endpoint titers (B, C) were compared with the Kruskal–Wallis test followed by Dunn’s test with BH adjustment, and AUC values (D) with one-way ANOVA and Tukey’s test. Bars show adjusted p-values. n = 2 (control), 7 (25 µg), 4 (50 µg), 7 (100 µg) and 3 (commercial). </w:t>
+      </w:r>
+    </w:p>
+    <w:p>
+      <w:pPr>
+        <w:rPr>
+          <w:rFonts w:ascii="Arial" w:hAnsi="Arial" w:cs="Arial"/>
+        </w:rPr>
+      </w:pPr>
+    </w:p>
+    <w:p>
+      <w:pPr>
+        <w:rPr>
+          <w:rFonts w:ascii="Arial" w:hAnsi="Arial" w:cs="Arial"/>
+        </w:rPr>
+      </w:pPr>
+      <w:r>
+        <w:rPr>
+          <w:rFonts w:ascii="Arial" w:hAnsi="Arial" w:cs="Arial"/>
+        </w:rPr>
+        <w:t>The functional breadth of the antibody response was assessed with day-56 sera against four non-cytopathic BVDV-1 subgenotypes (1b, 1c, 1d and 1e). At day 0, all sera were negative (&lt; 1:10) against the four subgenotypes. There were significant effects of vaccine group (F</w:t>
       </w:r>
       <w:r>
         <w:rPr>
@@ -10638,21 +8781,7 @@
         <w:rPr>
           <w:rFonts w:ascii="Arial" w:hAnsi="Arial" w:cs="Arial"/>
         </w:rPr>
-        <w:t xml:space="preserve"> = 22.99, p &lt; 0.001), </w:t>
-      </w:r>
-      <w:proofErr w:type="spellStart"/>
-      <w:r>
-        <w:rPr>
-          <w:rFonts w:ascii="Arial" w:hAnsi="Arial" w:cs="Arial"/>
-        </w:rPr>
-        <w:t>subgenotype</w:t>
-      </w:r>
-      <w:proofErr w:type="spellEnd"/>
-      <w:r>
-        <w:rPr>
-          <w:rFonts w:ascii="Arial" w:hAnsi="Arial" w:cs="Arial"/>
-        </w:rPr>
-        <w:t xml:space="preserve"> (F</w:t>
+        <w:t xml:space="preserve"> = 22.99, p &lt; 0.001), subgenotype (F</w:t>
       </w:r>
       <w:r>
         <w:rPr>
@@ -10678,90 +8807,20 @@
         <w:rPr>
           <w:rFonts w:ascii="Arial" w:hAnsi="Arial" w:cs="Arial"/>
         </w:rPr>
-        <w:t xml:space="preserve"> = 4.19, p &lt; 0.001). All recombinant formulations induced significantly higher neutralizing titers than the commercial vaccine against every </w:t>
-      </w:r>
-      <w:proofErr w:type="spellStart"/>
-      <w:r>
-        <w:rPr>
-          <w:rFonts w:ascii="Arial" w:hAnsi="Arial" w:cs="Arial"/>
-        </w:rPr>
-        <w:t>subgenotype</w:t>
-      </w:r>
-      <w:proofErr w:type="spellEnd"/>
-      <w:r>
-        <w:rPr>
-          <w:rFonts w:ascii="Arial" w:hAnsi="Arial" w:cs="Arial"/>
-        </w:rPr>
-        <w:t xml:space="preserve"> (p &lt; 0.001 for all comparisons; Figure 3). Group geometric mean titers in the recombinant groups ranged from 1/3,678 to 1/9,663 across the four </w:t>
-      </w:r>
-      <w:proofErr w:type="spellStart"/>
-      <w:r>
-        <w:rPr>
-          <w:rFonts w:ascii="Arial" w:hAnsi="Arial" w:cs="Arial"/>
-        </w:rPr>
-        <w:t>subgenotypes</w:t>
-      </w:r>
-      <w:proofErr w:type="spellEnd"/>
-      <w:r>
-        <w:rPr>
-          <w:rFonts w:ascii="Arial" w:hAnsi="Arial" w:cs="Arial"/>
-        </w:rPr>
-        <w:t xml:space="preserve">, compared with 1/51 to 1/227 in the commercial group; individual titers ranged from 1/905 to ≥ 1/20,480 (the highest dilution tested) and from 1/20 to 1/453, respectively. Titers of ≥ 1:20,480 were recorded in none of the 25 µg animals, in one of the four 50 µg animals (against all four </w:t>
-      </w:r>
-      <w:proofErr w:type="spellStart"/>
-      <w:r>
-        <w:rPr>
-          <w:rFonts w:ascii="Arial" w:hAnsi="Arial" w:cs="Arial"/>
-        </w:rPr>
-        <w:t>subgenotypes</w:t>
-      </w:r>
-      <w:proofErr w:type="spellEnd"/>
-      <w:r>
-        <w:rPr>
-          <w:rFonts w:ascii="Arial" w:hAnsi="Arial" w:cs="Arial"/>
-        </w:rPr>
-        <w:t xml:space="preserve">) and in one to three of the seven 100 µg animals, depending on the </w:t>
-      </w:r>
-      <w:proofErr w:type="spellStart"/>
-      <w:r>
-        <w:rPr>
-          <w:rFonts w:ascii="Arial" w:hAnsi="Arial" w:cs="Arial"/>
-        </w:rPr>
-        <w:t>subgenotype</w:t>
-      </w:r>
-      <w:proofErr w:type="spellEnd"/>
-      <w:r>
-        <w:rPr>
-          <w:rFonts w:ascii="Arial" w:hAnsi="Arial" w:cs="Arial"/>
-        </w:rPr>
-        <w:t xml:space="preserve"> (1b, 2; 1c, 1; 1d, 3; 1e, 1). There were no significant differences among the three recombinant doses (p &gt; 0.22).</w:t>
-      </w:r>
-    </w:p>
-    <w:p>
-      <w:pPr>
-        <w:rPr>
-          <w:rFonts w:ascii="Arial" w:hAnsi="Arial" w:cs="Arial"/>
-        </w:rPr>
-      </w:pPr>
-      <w:r>
-        <w:rPr>
-          <w:rFonts w:ascii="Arial" w:hAnsi="Arial" w:cs="Arial"/>
-        </w:rPr>
-        <w:t xml:space="preserve">The neutralization profile also differed between vaccines. In the recombinant groups, titers did not differ significantly among </w:t>
-      </w:r>
-      <w:proofErr w:type="spellStart"/>
-      <w:r>
-        <w:rPr>
-          <w:rFonts w:ascii="Arial" w:hAnsi="Arial" w:cs="Arial"/>
-        </w:rPr>
-        <w:t>subgenotypes</w:t>
-      </w:r>
-      <w:proofErr w:type="spellEnd"/>
-      <w:r>
-        <w:rPr>
-          <w:rFonts w:ascii="Arial" w:hAnsi="Arial" w:cs="Arial"/>
-        </w:rPr>
-        <w:t xml:space="preserve"> 1b, 1c, 1d and 1e (p &gt; 0.11). In contrast, the commercial vaccine induced significantly lower titers against 1b and 1c than against 1d and 1e (p &lt; 0.001). Control animals remained below the limit of detection.</w:t>
+        <w:t xml:space="preserve"> = 4.19, p &lt; 0.001). All recombinant formulations induced significantly higher neutralizing titers than the commercial vaccine against every subgenotype (p &lt; 0.001 for all comparisons; Figure 3). Group geometric mean titers in the recombinant groups ranged from 1/3,678 to 1/9,663 across the four subgenotypes, compared with 1/51 to 1/227 in the commercial group; individual titers ranged from 1/905 to ≥ 1/20,480 (the highest dilution tested) and from 1/20 to 1/453, respectively. Titers of ≥ 1:20,480 were recorded in none of the 25 µg animals, in one of the four 50 µg animals (against all four subgenotypes) and in one to three of the seven 100 µg animals, depending on the subgenotype (1b, 2; 1c, 1; 1d, 3; 1e, 1). There were no significant differences among the three recombinant doses (p &gt; 0.22).</w:t>
+      </w:r>
+    </w:p>
+    <w:p>
+      <w:pPr>
+        <w:rPr>
+          <w:rFonts w:ascii="Arial" w:hAnsi="Arial" w:cs="Arial"/>
+        </w:rPr>
+      </w:pPr>
+      <w:r>
+        <w:rPr>
+          <w:rFonts w:ascii="Arial" w:hAnsi="Arial" w:cs="Arial"/>
+        </w:rPr>
+        <w:t>The neutralization profile also differed between vaccines. In the recombinant groups, titers did not differ significantly among subgenotypes 1b, 1c, 1d and 1e (p &gt; 0.11). In contrast, the commercial vaccine induced significantly lower titers against 1b and 1c than against 1d and 1e (p &lt; 0.001). Control animals remained below the limit of detection.</w:t>
       </w:r>
     </w:p>
     <w:p>
@@ -10877,13 +8936,14 @@
       </w:r>
       <w:r>
         <w:rPr>
-          <w:rFonts w:ascii="Cambria Math" w:hAnsi="Cambria Math" w:cs="Cambria Math"/>
+          <w:rFonts w:ascii="Arial" w:hAnsi="Arial" w:cs="Arial"/>
           <w:i/>
           <w:iCs/>
           <w:sz w:val="20"/>
           <w:szCs w:val="20"/>
-        </w:rPr>
-        <w:t>₂</w:t>
+          <w:vertAlign w:val="subscript"/>
+        </w:rPr>
+        <w:t>2</w:t>
       </w:r>
       <w:r>
         <w:rPr>
@@ -10893,80 +8953,40 @@
           <w:sz w:val="20"/>
           <w:szCs w:val="20"/>
         </w:rPr>
-        <w:t xml:space="preserve"> = 2.32) and were excluded from the inferential model. Neutralizing titers were analyzed with a linear mixed-effects model including vaccine group, </w:t>
-      </w:r>
-      <w:proofErr w:type="spellStart"/>
-      <w:r>
-        <w:rPr>
-          <w:rFonts w:ascii="Arial" w:hAnsi="Arial" w:cs="Arial"/>
-          <w:i/>
-          <w:iCs/>
-          <w:sz w:val="20"/>
-          <w:szCs w:val="20"/>
-        </w:rPr>
-        <w:t>subgenotype</w:t>
-      </w:r>
-      <w:proofErr w:type="spellEnd"/>
-      <w:r>
-        <w:rPr>
-          <w:rFonts w:ascii="Arial" w:hAnsi="Arial" w:cs="Arial"/>
-          <w:i/>
-          <w:iCs/>
-          <w:sz w:val="20"/>
-          <w:szCs w:val="20"/>
-        </w:rPr>
-        <w:t xml:space="preserve"> and their interaction as fixed effects and animal as a random effect; pairwise comparisons were adjusted by the </w:t>
-      </w:r>
-      <w:proofErr w:type="spellStart"/>
-      <w:r>
-        <w:rPr>
-          <w:rFonts w:ascii="Arial" w:hAnsi="Arial" w:cs="Arial"/>
-          <w:i/>
-          <w:iCs/>
-          <w:sz w:val="20"/>
-          <w:szCs w:val="20"/>
-        </w:rPr>
-        <w:t>Benjamini</w:t>
-      </w:r>
-      <w:proofErr w:type="spellEnd"/>
-      <w:r>
-        <w:rPr>
-          <w:rFonts w:ascii="Arial" w:hAnsi="Arial" w:cs="Arial"/>
-          <w:i/>
-          <w:iCs/>
-          <w:sz w:val="20"/>
-          <w:szCs w:val="20"/>
-        </w:rPr>
-        <w:t>–Hochberg procedure.</w:t>
-      </w:r>
-    </w:p>
-    <w:p>
-      <w:pPr>
-        <w:rPr>
-          <w:rFonts w:ascii="Arial" w:hAnsi="Arial" w:cs="Arial"/>
-        </w:rPr>
-      </w:pPr>
-    </w:p>
-    <w:p>
-      <w:pPr>
-        <w:rPr>
-          <w:rFonts w:ascii="Arial" w:hAnsi="Arial" w:cs="Arial"/>
-        </w:rPr>
-      </w:pPr>
-      <w:r>
-        <w:rPr>
-          <w:rFonts w:ascii="Arial" w:hAnsi="Arial" w:cs="Arial"/>
-        </w:rPr>
-        <w:t xml:space="preserve">In summary, all recombinant doses induced a faster and stronger anti-E2 response and neutralizing activity that was uniform across the four </w:t>
-      </w:r>
-      <w:proofErr w:type="spellStart"/>
-      <w:r>
-        <w:rPr>
-          <w:rFonts w:ascii="Arial" w:hAnsi="Arial" w:cs="Arial"/>
-        </w:rPr>
-        <w:t>subgenotypes</w:t>
-      </w:r>
-      <w:proofErr w:type="spellEnd"/>
+        <w:t>= 2.32) and were excluded from the inferential model. Neutralizing titers were analyzed with a linear mixed-effects model including vaccine group, subgenotype and their interaction as fixed effects and animal as a random effect; pairwise comparisons were adjusted by the Benjamini–Hochberg procedure.</w:t>
+      </w:r>
+    </w:p>
+    <w:p>
+      <w:pPr>
+        <w:rPr>
+          <w:rFonts w:ascii="Arial" w:hAnsi="Arial" w:cs="Arial"/>
+        </w:rPr>
+      </w:pPr>
+    </w:p>
+    <w:p>
+      <w:pPr>
+        <w:rPr>
+          <w:rFonts w:ascii="Arial" w:hAnsi="Arial" w:cs="Arial"/>
+        </w:rPr>
+      </w:pPr>
+      <w:r>
+        <w:rPr>
+          <w:rFonts w:ascii="Arial" w:hAnsi="Arial" w:cs="Arial"/>
+        </w:rPr>
+        <w:t xml:space="preserve">In summary, all recombinant doses induced a faster and stronger anti-E2 response and neutralizing activity that was </w:t>
+      </w:r>
+      <w:r>
+        <w:rPr>
+          <w:rFonts w:ascii="Arial" w:hAnsi="Arial" w:cs="Arial"/>
+        </w:rPr>
+        <w:t>c</w:t>
+      </w:r>
+      <w:r>
+        <w:rPr>
+          <w:rFonts w:ascii="Arial" w:hAnsi="Arial" w:cs="Arial"/>
+        </w:rPr>
+        <w:t>onsistent across the four subgenotypes</w:t>
+      </w:r>
       <w:r>
         <w:rPr>
           <w:rFonts w:ascii="Arial" w:hAnsi="Arial" w:cs="Arial"/>
@@ -11030,21 +9050,7 @@
         <w:rPr>
           <w:rFonts w:ascii="Arial" w:hAnsi="Arial" w:cs="Arial"/>
         </w:rPr>
-        <w:t xml:space="preserve"> = 1.43, p = 0.266). TNF-α secretion increased in the 25 µg (p = 0.001) and 50 µg (p &lt; 0.001) groups but not in the </w:t>
-      </w:r>
-      <w:proofErr w:type="gramStart"/>
-      <w:r>
-        <w:rPr>
-          <w:rFonts w:ascii="Arial" w:hAnsi="Arial" w:cs="Arial"/>
-        </w:rPr>
-        <w:t>100 µg</w:t>
-      </w:r>
-      <w:proofErr w:type="gramEnd"/>
-      <w:r>
-        <w:rPr>
-          <w:rFonts w:ascii="Arial" w:hAnsi="Arial" w:cs="Arial"/>
-        </w:rPr>
-        <w:t xml:space="preserve"> group (p = 0.062), also without a significant group × time interaction (F</w:t>
+        <w:t xml:space="preserve"> = 1.43, p = 0.266). TNF-α secretion increased in the 25 µg (p = 0.001) and 50 µg (p &lt; 0.001) groups but not in the 100 µg group (p = 0.062), also without a significant group × time interaction (F</w:t>
       </w:r>
       <w:r>
         <w:rPr>
@@ -11165,25 +9171,7 @@
           <w:sz w:val="20"/>
           <w:szCs w:val="20"/>
         </w:rPr>
-        <w:t>Cytokine secretion by E2-stimulated PBMCs at day 0 (pre-immune baseline) and day 56 (before challenge) from cattle immunized with adjuvant only (control), recombinant E2 (25, 50 or 100 µg) or the commercial vaccine. Bars show mean concentrations (</w:t>
-      </w:r>
-      <w:proofErr w:type="spellStart"/>
-      <w:r>
-        <w:rPr>
-          <w:rFonts w:ascii="Arial" w:hAnsi="Arial" w:cs="Arial"/>
-          <w:sz w:val="20"/>
-          <w:szCs w:val="20"/>
-        </w:rPr>
-        <w:t>pg</w:t>
-      </w:r>
-      <w:proofErr w:type="spellEnd"/>
-      <w:r>
-        <w:rPr>
-          <w:rFonts w:ascii="Arial" w:hAnsi="Arial" w:cs="Arial"/>
-          <w:sz w:val="20"/>
-          <w:szCs w:val="20"/>
-        </w:rPr>
-        <w:t>/mL) ± SEM for (A) IFN-γ, (B) TNF-α and (C) IL-17. Symbols show individual animals (circle, control; square, 25 µg; triangle, 50 µg; inverted triangle, 100 µg; diamond, commercial). Changes between time points within each group were evaluated with LMM on log</w:t>
+        <w:t>Cytokine secretion by E2-stimulated PBMCs at day 0 (pre-immune baseline) and day 56 (before challenge) from cattle immunized with adjuvant only (control), recombinant E2 (25, 50 or 100 µg) or the commercial vaccine. Bars show mean concentrations (pg/mL) ± SEM for (A) IFN-γ, (B) TNF-α and (C) IL-17. Symbols show individual animals (circle, control; square, 25 µg; triangle, 50 µg; inverted triangle, 100 µg; diamond, commercial). Changes between time points within each group were evaluated with LMM on log</w:t>
       </w:r>
       <w:r>
         <w:rPr>
@@ -11228,21 +9216,13 @@
         <w:rPr>
           <w:rFonts w:ascii="Arial" w:hAnsi="Arial" w:cs="Arial"/>
         </w:rPr>
-        <w:t xml:space="preserve">Taken together, the recombinant vaccine induced high neutralizing titers and an E2-specific cellular recall response characterized by IFN-γ, TNF-α and IL-17 secretion, with IL-4 below the detection limit. The commercial vaccine induced delayed antibody kinetics, lower neutralization of </w:t>
-      </w:r>
-      <w:proofErr w:type="spellStart"/>
-      <w:r>
-        <w:rPr>
-          <w:rFonts w:ascii="Arial" w:hAnsi="Arial" w:cs="Arial"/>
-        </w:rPr>
-        <w:t>subgenotypes</w:t>
-      </w:r>
-      <w:proofErr w:type="spellEnd"/>
-      <w:r>
-        <w:rPr>
-          <w:rFonts w:ascii="Arial" w:hAnsi="Arial" w:cs="Arial"/>
-        </w:rPr>
-        <w:t xml:space="preserve"> 1b and 1c and no significant increase in cytokine recall.</w:t>
+        <w:t>T</w:t>
+      </w:r>
+      <w:r>
+        <w:rPr>
+          <w:rFonts w:ascii="Arial" w:hAnsi="Arial" w:cs="Arial"/>
+        </w:rPr>
+        <w:t>he recombinant vaccine induced high neutralizing titers and an E2-specific cellular recall response characterized by IFN-γ, TNF-α and IL-17 secretion, with IL-4 below the detection limit. The commercial vaccine induced delayed antibody kinetics, lower neutralization of subgenotypes 1b and 1c and no significant increase in cytokine recall.</w:t>
       </w:r>
     </w:p>
     <w:p>
@@ -11309,49 +9289,7 @@
         <w:rPr>
           <w:rFonts w:ascii="Arial" w:hAnsi="Arial" w:cs="Arial"/>
         </w:rPr>
-        <w:t xml:space="preserve"> copies/mL × days) and significantly lower in the </w:t>
-      </w:r>
-      <w:proofErr w:type="gramStart"/>
-      <w:r>
-        <w:rPr>
-          <w:rFonts w:ascii="Arial" w:hAnsi="Arial" w:cs="Arial"/>
-        </w:rPr>
-        <w:t>50 µg</w:t>
-      </w:r>
-      <w:proofErr w:type="gramEnd"/>
-      <w:r>
-        <w:rPr>
-          <w:rFonts w:ascii="Arial" w:hAnsi="Arial" w:cs="Arial"/>
-        </w:rPr>
-        <w:t xml:space="preserve"> group (14.91 ± 12.40; Tukey p = 0.007) and in the 25 µg group (24.25 ± 12.53; Tukey p = 0.017). In the non-parametric sensitivity analysis (Section 2.11), these two comparisons did not reach significance after adjustment (Kruskal–Wallis p = 0.044; Dunn-adjusted p = 0.056 and 0.055, respectively). The </w:t>
-      </w:r>
-      <w:proofErr w:type="gramStart"/>
-      <w:r>
-        <w:rPr>
-          <w:rFonts w:ascii="Arial" w:hAnsi="Arial" w:cs="Arial"/>
-        </w:rPr>
-        <w:t>100 µg</w:t>
-      </w:r>
-      <w:proofErr w:type="gramEnd"/>
-      <w:r>
-        <w:rPr>
-          <w:rFonts w:ascii="Arial" w:hAnsi="Arial" w:cs="Arial"/>
-        </w:rPr>
-        <w:t xml:space="preserve"> group had a mean AUC of 38.73 ± 23.38 (median 42.78) and did not differ significantly from the commercial (Tukey p = 0.200), control (p = 0.839), 50 µg (p = 0.176) or 25 µg (p = 0.475) groups. The adjuvant-only control group had a mean AUC of 25.36 ± 3.84, similar to that of the </w:t>
-      </w:r>
-      <w:proofErr w:type="gramStart"/>
-      <w:r>
-        <w:rPr>
-          <w:rFonts w:ascii="Arial" w:hAnsi="Arial" w:cs="Arial"/>
-        </w:rPr>
-        <w:t>25 µg</w:t>
-      </w:r>
-      <w:proofErr w:type="gramEnd"/>
-      <w:r>
-        <w:rPr>
-          <w:rFonts w:ascii="Arial" w:hAnsi="Arial" w:cs="Arial"/>
-        </w:rPr>
-        <w:t xml:space="preserve"> group. All animals were qPCR-negative at day 21.</w:t>
+        <w:t xml:space="preserve"> copies/mL × days) and significantly lower in the 50 µg group (14.91 ± 12.40; Tukey p = 0.007) and in the 25 µg group (24.25 ± 12.53; Tukey p = 0.017). In the non-parametric sensitivity analysis (Section 2.11), these two comparisons did not reach significance after adjustment (Kruskal–Wallis p = 0.044; Dunn-adjusted p = 0.056 and 0.055, respectively). The 100 µg group had a mean AUC of 38.73 ± 23.38 (median 42.78) and did not differ significantly from the commercial (Tukey p = 0.200), control (p = 0.839), 50 µg (p = 0.176) or 25 µg (p = 0.475) groups. The adjuvant-only control group had a mean AUC of 25.36 ± 3.84, similar to that of the 25 µg group. All animals were qPCR-negative at day 21.</w:t>
       </w:r>
     </w:p>
     <w:p>
@@ -11376,21 +9314,7 @@
         <w:rPr>
           <w:rFonts w:ascii="Arial" w:hAnsi="Arial" w:cs="Arial"/>
         </w:rPr>
-        <w:t xml:space="preserve"> copies/mL (239,112 ± 193,882 copies/mL) at day 6 post-challenge. The </w:t>
-      </w:r>
-      <w:proofErr w:type="gramStart"/>
-      <w:r>
-        <w:rPr>
-          <w:rFonts w:ascii="Arial" w:hAnsi="Arial" w:cs="Arial"/>
-        </w:rPr>
-        <w:t>50 µg</w:t>
-      </w:r>
-      <w:proofErr w:type="gramEnd"/>
-      <w:r>
-        <w:rPr>
-          <w:rFonts w:ascii="Arial" w:hAnsi="Arial" w:cs="Arial"/>
-        </w:rPr>
-        <w:t xml:space="preserve"> group had the lowest peak (2.75 ± 1.87 log</w:t>
+        <w:t xml:space="preserve"> copies/mL (239,112 ± 193,882 copies/mL) at day 6 post-challenge. The 50 µg group had the lowest peak (2.75 ± 1.87 log</w:t>
       </w:r>
       <w:r>
         <w:rPr>
@@ -11414,21 +9338,7 @@
         <w:rPr>
           <w:rFonts w:ascii="Arial" w:hAnsi="Arial" w:cs="Arial"/>
         </w:rPr>
-        <w:t xml:space="preserve"> copies/mL in the </w:t>
-      </w:r>
-      <w:proofErr w:type="gramStart"/>
-      <w:r>
-        <w:rPr>
-          <w:rFonts w:ascii="Arial" w:hAnsi="Arial" w:cs="Arial"/>
-        </w:rPr>
-        <w:t>25 µg</w:t>
-      </w:r>
-      <w:proofErr w:type="gramEnd"/>
-      <w:r>
-        <w:rPr>
-          <w:rFonts w:ascii="Arial" w:hAnsi="Arial" w:cs="Arial"/>
-        </w:rPr>
-        <w:t xml:space="preserve"> group and 4.04 ± 1.94 in the 100 µg group, and the control group peaked at 4.61 ± 0.70 log</w:t>
+        <w:t xml:space="preserve"> copies/mL in the 25 µg group and 4.04 ± 1.94 in the 100 µg group, and the control group peaked at 4.61 ± 0.70 log</w:t>
       </w:r>
       <w:r>
         <w:rPr>
@@ -11453,34 +9363,20 @@
         <w:rPr>
           <w:rFonts w:ascii="Arial" w:hAnsi="Arial" w:cs="Arial"/>
         </w:rPr>
-        <w:t xml:space="preserve">The number of sampling days with detectable viremia (out of four post-challenge time points) was 1.00 ± 0.00 in the control group, 1.14 ± 0.38 in the </w:t>
-      </w:r>
-      <w:proofErr w:type="gramStart"/>
-      <w:r>
-        <w:rPr>
-          <w:rFonts w:ascii="Arial" w:hAnsi="Arial" w:cs="Arial"/>
-        </w:rPr>
-        <w:t>25 µg</w:t>
-      </w:r>
-      <w:proofErr w:type="gramEnd"/>
-      <w:r>
-        <w:rPr>
-          <w:rFonts w:ascii="Arial" w:hAnsi="Arial" w:cs="Arial"/>
-        </w:rPr>
-        <w:t xml:space="preserve"> group, 0.75 ± 0.50 in the 50 µg group, 1.57 ± 0.98 in the 100 µg group and 2.67 ± 0.58 in the commercial group (Figure 5E). Only the difference between the 50 µg and commercial groups was significant (Dunn-adjusted p = 0.036); the comparisons of the commercial group with the control (adjusted p = 0.120), 25 µg (adjusted p = 0.068) and 100 µg (adjusted p = 0.190) groups were not.</w:t>
-      </w:r>
-    </w:p>
-    <w:p>
-      <w:pPr>
-        <w:rPr>
-          <w:rFonts w:ascii="Arial" w:hAnsi="Arial" w:cs="Arial"/>
-        </w:rPr>
-      </w:pPr>
-      <w:r>
-        <w:rPr>
-          <w:rFonts w:ascii="Arial" w:hAnsi="Arial" w:cs="Arial"/>
-        </w:rPr>
-        <w:t>The prevalence of viremia (Figure 5B) did not differ significantly among groups in the longitudinal model (days 3, 6 and 14; Table 3). The odds of viremia tended to be lower in the recombinant groups than in the commercial group (25 µg, OR = 0.054, Tukey-adjusted 95% CI 0.001–2.18, p = 0.198; 50 µg, OR = 0.031, 95% CI 0.001–1.43, p = 0.096; 100 µg, OR = 0.110, 95% CI 0.003–3.89, p = 0.441), but the confidence intervals were very wide. The control group did not differ significantly from the commercial group (OR = 0.068, p = 0.280) or from any recombinant group (adjusted p ≥ 0.945). Fisher’s exact tests at each day also showed no significant differences after adjustment; the smallest adjusted p-value was 0.33 (day 14, 25 µg group, 1 of 7 animals positive, versus commercial group, 3 of 3).</w:t>
+        <w:t>The number of sampling days with detectable viremia (out of four post-challenge time points) was 1.00 ± 0.00 in the control group, 1.14 ± 0.38 in the 25 µg group, 0.75 ± 0.50 in the 50 µg group, 1.57 ± 0.98 in the 100 µg group and 2.67 ± 0.58 in the commercial group (Figure 5E). Only the difference between the 50 µg and commercial groups was significant (Dunn-adjusted p = 0.036); the comparisons of the commercial group with the control (adjusted p = 0.120), 25 µg (adjusted p = 0.068) and 100 µg (adjusted p = 0.190) groups were not.</w:t>
+      </w:r>
+    </w:p>
+    <w:p>
+      <w:pPr>
+        <w:rPr>
+          <w:rFonts w:ascii="Arial" w:hAnsi="Arial" w:cs="Arial"/>
+        </w:rPr>
+      </w:pPr>
+      <w:r>
+        <w:rPr>
+          <w:rFonts w:ascii="Arial" w:hAnsi="Arial" w:cs="Arial"/>
+        </w:rPr>
+        <w:t>The prevalence of viremia (Figure 5B) did not differ significantly among groups in the longitudinal model (days 3, 6 and 14; Table 3). The odds of viremia tended to be lower in the recombinant groups than in the commercial group (25 µg, OR = 0.054, Tukey-adjusted 95% CI 0.001–2.18, p = 0.198; 50 µg, OR = 0.031, 95% CI 0.001–1.43, p = 0.096; 100 µg, OR = 0.110, 95% CI 0.003–3.89, p = 0.441), but the confidence intervals were wide. The control group did not differ significantly from the commercial group (OR = 0.068, p = 0.280) or from any recombinant group (adjusted p ≥ 0.945). Fisher’s exact tests at each day also showed no significant differences after adjustment; the smallest adjusted p-value was 0.33 (day 14, 25 µg group, 1 of 7 animals positive, versus commercial group, 3 of 3).</w:t>
       </w:r>
     </w:p>
     <w:p>
@@ -12530,97 +10426,45 @@
         <w:rPr>
           <w:rFonts w:ascii="Arial" w:hAnsi="Arial" w:cs="Arial"/>
         </w:rPr>
-        <w:t xml:space="preserve">Neutralizing antibody titers (mean log₂ titer against the four </w:t>
-      </w:r>
-      <w:proofErr w:type="spellStart"/>
-      <w:r>
-        <w:rPr>
-          <w:rFonts w:ascii="Arial" w:hAnsi="Arial" w:cs="Arial"/>
-        </w:rPr>
-        <w:t>subgenotypes</w:t>
-      </w:r>
-      <w:proofErr w:type="spellEnd"/>
-      <w:r>
-        <w:rPr>
-          <w:rFonts w:ascii="Arial" w:hAnsi="Arial" w:cs="Arial"/>
-        </w:rPr>
-        <w:t xml:space="preserve">) were inversely associated with viremia across all animals (ρ = −0.49 with AUC, p = 0.017; ρ = −0.64 with peak viremia, p = 0.001), and the association was similar for each of the four challenge </w:t>
-      </w:r>
-      <w:proofErr w:type="spellStart"/>
-      <w:r>
-        <w:rPr>
-          <w:rFonts w:ascii="Arial" w:hAnsi="Arial" w:cs="Arial"/>
-        </w:rPr>
-        <w:t>subgenotypes</w:t>
-      </w:r>
-      <w:proofErr w:type="spellEnd"/>
-      <w:r>
-        <w:rPr>
-          <w:rFonts w:ascii="Arial" w:hAnsi="Arial" w:cs="Arial"/>
-        </w:rPr>
-        <w:t xml:space="preserve"> (ρ = −0.43 to −0.46 with AUC and −0.58 to −0.63 with peak viremia; Table S1 and Figure S4). Among the pre-challenge recall responses, IL-17 showed the strongest association with viremia (ρ = −0.71, p = 0.0002; BH-adjusted p &lt; 0.001), which persisted after adjustment for the neutralizing titer (partial ρ = −0.58, p = 0.004) or for group (partial ρ = −0.56, p = 0.013) and within the recombinant groups alone (ρ = −0.64, p = 0.004). The TNF-α recall response was also inversely associated with viremia (ρ = −0.47, p = 0.025; adjusted p = 0.038), but not after adjustment for the neutralizing titer (partial ρ = −0.30, p = 0.17), and the IFN-γ recall response was not associated with viremia (ρ = −0.23, p = 0.29). No recall response was associated with the serum cytokine response during challenge (all BH-adjusted p ≥ 0.61; Table S2).</w:t>
-      </w:r>
-    </w:p>
-    <w:p>
-      <w:pPr>
-        <w:rPr>
-          <w:rFonts w:ascii="Arial" w:hAnsi="Arial" w:cs="Arial"/>
-        </w:rPr>
-      </w:pPr>
-    </w:p>
-    <w:p>
-      <w:pPr>
-        <w:rPr>
-          <w:rFonts w:ascii="Arial" w:hAnsi="Arial" w:cs="Arial"/>
-        </w:rPr>
-      </w:pPr>
-      <w:r>
-        <w:rPr>
-          <w:rFonts w:ascii="Arial" w:hAnsi="Arial" w:cs="Arial"/>
-        </w:rPr>
-        <w:t xml:space="preserve">Thus, calves vaccinated with 25 or 50 µg of the recombinant vaccine had lower cumulative viral load than calves vaccinated with the commercial vaccine, whereas the </w:t>
-      </w:r>
-      <w:proofErr w:type="gramStart"/>
-      <w:r>
-        <w:rPr>
-          <w:rFonts w:ascii="Arial" w:hAnsi="Arial" w:cs="Arial"/>
-        </w:rPr>
-        <w:t>100 µg</w:t>
-      </w:r>
-      <w:proofErr w:type="gramEnd"/>
-      <w:r>
-        <w:rPr>
-          <w:rFonts w:ascii="Arial" w:hAnsi="Arial" w:cs="Arial"/>
-        </w:rPr>
-        <w:t xml:space="preserve"> group did not. The lowest values were in the </w:t>
-      </w:r>
-      <w:proofErr w:type="gramStart"/>
-      <w:r>
-        <w:rPr>
-          <w:rFonts w:ascii="Arial" w:hAnsi="Arial" w:cs="Arial"/>
-        </w:rPr>
-        <w:t>50 µg</w:t>
-      </w:r>
-      <w:proofErr w:type="gramEnd"/>
-      <w:r>
-        <w:rPr>
-          <w:rFonts w:ascii="Arial" w:hAnsi="Arial" w:cs="Arial"/>
-        </w:rPr>
-        <w:t xml:space="preserve"> group, but the pattern was not dose-dependent, and the wide variability within groups (for example, SD = 12.40 in the 50 µg group) and the small group sizes limit comparisons among recombinant doses. Analyses of the prevalence of viremia, a binary outcome with very little statistical power in groups of 2-7 animals, showed the same direction of effect but no significant differences. The viral load of the adjuvant-only control group was similar to that of the </w:t>
-      </w:r>
-      <w:proofErr w:type="gramStart"/>
-      <w:r>
-        <w:rPr>
-          <w:rFonts w:ascii="Arial" w:hAnsi="Arial" w:cs="Arial"/>
-        </w:rPr>
-        <w:t>25 µg</w:t>
-      </w:r>
-      <w:proofErr w:type="gramEnd"/>
-      <w:r>
-        <w:rPr>
-          <w:rFonts w:ascii="Arial" w:hAnsi="Arial" w:cs="Arial"/>
-        </w:rPr>
-        <w:t xml:space="preserve"> group and lower than that of the commercial group (see Section 4.2).</w:t>
+        <w:t>Neutralizing antibody titers (mean log₂ titer against the four subgenotypes) were inversely associated with viremia across all animals (ρ = −0.49 with AUC, p = 0.017; ρ = −0.64 with peak viremia, p = 0.001), and the association was similar for each of the four challenge subgenotypes (ρ = −0.43 to −0.46 with AUC and −0.58 to −0.63 with peak viremia; Table S1 and Figure S4). Among the pre-challenge recall responses, IL-17 showed the strongest association with viremia (ρ = −0.71, p = 0.0002; BH-adjusted p &lt; 0.001), which persisted after adjustment for the neutralizing titer (partial ρ = −0.58, p = 0.004) or for group (partial ρ = −0.56, p = 0.013) and within the recombinant groups alone (ρ = −0.64, p = 0.004). The TNF-α recall response was also inversely associated with viremia (ρ = −0.47, p = 0.025; adjusted p = 0.038), but not after adjustment for the neutralizing titer (partial ρ = −0.30, p = 0.17), and the IFN-γ recall response was not associated with viremia (ρ = −0.23, p = 0.29)</w:t>
+      </w:r>
+      <w:r>
+        <w:rPr>
+          <w:rFonts w:ascii="Arial" w:hAnsi="Arial" w:cs="Arial"/>
+        </w:rPr>
+        <w:t xml:space="preserve"> (Figure S5)</w:t>
+      </w:r>
+      <w:r>
+        <w:rPr>
+          <w:rFonts w:ascii="Arial" w:hAnsi="Arial" w:cs="Arial"/>
+        </w:rPr>
+        <w:t>. No recall response was associated with the serum cytokine response during challenge (all BH-adjusted p ≥ 0.61; Table S2).</w:t>
+      </w:r>
+    </w:p>
+    <w:p>
+      <w:pPr>
+        <w:rPr>
+          <w:rFonts w:ascii="Arial" w:hAnsi="Arial" w:cs="Arial"/>
+        </w:rPr>
+      </w:pPr>
+    </w:p>
+    <w:p>
+      <w:pPr>
+        <w:rPr>
+          <w:rFonts w:ascii="Arial" w:hAnsi="Arial" w:cs="Arial"/>
+        </w:rPr>
+      </w:pPr>
+      <w:r>
+        <w:rPr>
+          <w:rFonts w:ascii="Arial" w:hAnsi="Arial" w:cs="Arial"/>
+        </w:rPr>
+        <w:t>C</w:t>
+      </w:r>
+      <w:r>
+        <w:rPr>
+          <w:rFonts w:ascii="Arial" w:hAnsi="Arial" w:cs="Arial"/>
+        </w:rPr>
+        <w:t>alves vaccinated with 25 or 50 µg of the recombinant vaccine had lower cumulative viral load than calves vaccinated with the commercial vaccine, whereas the 100 µg group did not. The lowest values were in the 50 µg group, but the pattern was not dose-dependent, and the wide variability within groups (for example, SD = 12.40 in the 50 µg group) and the small group sizes limit comparisons among recombinant doses. Analyses of the prevalence of viremia, a binary outcome with very little statistical power in groups of 2-7 animals, showed the same direction of effect but no significant differences. The viral load of the adjuvant-only control group was similar to that of the 25 µg group and lower than that of the commercial group (see Section 4.2).</w:t>
       </w:r>
     </w:p>
     <w:p>
@@ -12635,7 +10479,7 @@
           <w:noProof/>
         </w:rPr>
         <w:drawing>
-          <wp:inline distT="0" distB="0" distL="0" distR="0" wp14:anchorId="22A41CDB" wp14:editId="7F983DB9">
+          <wp:inline distT="0" distB="0" distL="0" distR="0" wp14:anchorId="22A41CDB" wp14:editId="7EED15A7">
             <wp:extent cx="5537200" cy="4532333"/>
             <wp:effectExtent l="0" t="0" r="6350" b="1905"/>
             <wp:docPr id="4" name="Imagen 4"/>
@@ -12780,27 +10624,259 @@
         <w:rPr>
           <w:rFonts w:ascii="Arial" w:hAnsi="Arial" w:cs="Arial"/>
         </w:rPr>
-        <w:t>Serum cytokine kinetics after challenge are shown in Figure 6. The LMM showed significant time effects for IL-17 (F~4,72~ = 12.52, p &lt; 0.001), TNF-α (F~4,72~ = 62.09, p &lt; 0.001) and IL-4 (F~4,72~ = 39.91, p &lt; 0.001), but not for IFN-γ (F~4,72~ = 0.29, p = 0.882) or IL-6 (F~4,72~ = 0.69, p = 0.599). A significant group × time interaction was detected only for TNF-α (F~16,72~ = 2.90, p = 0.001), indicating different trajectories among groups; the interaction was not significant for IL-4 (F~16,72~ = 1.65, p = 0.077), IL-17 (F~16,72~ = 1.25, p = 0.254), IFN-γ (F~16,72~ = 1.14, p = 0.335) or IL-6 (F~16,72~ = 0.91, p = 0.562). The main effect of group was not significant for any cytokine (all p ≥ 0.060).</w:t>
-      </w:r>
-    </w:p>
-    <w:p>
-      <w:pPr>
-        <w:rPr>
-          <w:rFonts w:ascii="Arial" w:hAnsi="Arial" w:cs="Arial"/>
-        </w:rPr>
-      </w:pPr>
-    </w:p>
-    <w:p>
-      <w:pPr>
-        <w:rPr>
-          <w:rFonts w:ascii="Arial" w:hAnsi="Arial" w:cs="Arial"/>
-        </w:rPr>
-      </w:pPr>
-      <w:r>
-        <w:rPr>
-          <w:rFonts w:ascii="Arial" w:hAnsi="Arial" w:cs="Arial"/>
-        </w:rPr>
-        <w:t xml:space="preserve">TNF-α remained low in the recombinant groups throughout the post-challenge period, whereas the commercial group showed a delayed but pronounced increase. In the commercial group, mean TNF-α (± </w:t>
+        <w:t>Serum cytokine kinetics after challenge are shown in Figure 6. The LMM showed significant time effects for IL-17 (F</w:t>
+      </w:r>
+      <w:r>
+        <w:rPr>
+          <w:rFonts w:ascii="Arial" w:hAnsi="Arial" w:cs="Arial"/>
+          <w:vertAlign w:val="subscript"/>
+        </w:rPr>
+        <w:t>4,72</w:t>
+      </w:r>
+      <w:r>
+        <w:rPr>
+          <w:rFonts w:ascii="Arial" w:hAnsi="Arial" w:cs="Arial"/>
+        </w:rPr>
+        <w:t xml:space="preserve"> = 12.52, p &lt; 0.001), TNF-α (</w:t>
+      </w:r>
+      <w:r>
+        <w:rPr>
+          <w:rFonts w:ascii="Arial" w:hAnsi="Arial" w:cs="Arial"/>
+        </w:rPr>
+        <w:t>F</w:t>
+      </w:r>
+      <w:r>
+        <w:rPr>
+          <w:rFonts w:ascii="Arial" w:hAnsi="Arial" w:cs="Arial"/>
+          <w:vertAlign w:val="subscript"/>
+        </w:rPr>
+        <w:t>4,72</w:t>
+      </w:r>
+      <w:r>
+        <w:rPr>
+          <w:rFonts w:ascii="Arial" w:hAnsi="Arial" w:cs="Arial"/>
+        </w:rPr>
+        <w:t xml:space="preserve"> </w:t>
+      </w:r>
+      <w:r>
+        <w:rPr>
+          <w:rFonts w:ascii="Arial" w:hAnsi="Arial" w:cs="Arial"/>
+        </w:rPr>
+        <w:t xml:space="preserve"> = 62.09, p &lt; 0.001) and IL-4 (</w:t>
+      </w:r>
+      <w:r>
+        <w:rPr>
+          <w:rFonts w:ascii="Arial" w:hAnsi="Arial" w:cs="Arial"/>
+        </w:rPr>
+        <w:t>F</w:t>
+      </w:r>
+      <w:r>
+        <w:rPr>
+          <w:rFonts w:ascii="Arial" w:hAnsi="Arial" w:cs="Arial"/>
+          <w:vertAlign w:val="subscript"/>
+        </w:rPr>
+        <w:t>4,72</w:t>
+      </w:r>
+      <w:r>
+        <w:rPr>
+          <w:rFonts w:ascii="Arial" w:hAnsi="Arial" w:cs="Arial"/>
+        </w:rPr>
+        <w:t xml:space="preserve"> </w:t>
+      </w:r>
+      <w:r>
+        <w:rPr>
+          <w:rFonts w:ascii="Arial" w:hAnsi="Arial" w:cs="Arial"/>
+        </w:rPr>
+        <w:t xml:space="preserve"> = 39.91, p &lt; 0.001), but not for IFN-γ (</w:t>
+      </w:r>
+      <w:r>
+        <w:rPr>
+          <w:rFonts w:ascii="Arial" w:hAnsi="Arial" w:cs="Arial"/>
+        </w:rPr>
+        <w:t>F</w:t>
+      </w:r>
+      <w:r>
+        <w:rPr>
+          <w:rFonts w:ascii="Arial" w:hAnsi="Arial" w:cs="Arial"/>
+          <w:vertAlign w:val="subscript"/>
+        </w:rPr>
+        <w:t>4,72</w:t>
+      </w:r>
+      <w:r>
+        <w:rPr>
+          <w:rFonts w:ascii="Arial" w:hAnsi="Arial" w:cs="Arial"/>
+        </w:rPr>
+        <w:t xml:space="preserve"> </w:t>
+      </w:r>
+      <w:r>
+        <w:rPr>
+          <w:rFonts w:ascii="Arial" w:hAnsi="Arial" w:cs="Arial"/>
+        </w:rPr>
+        <w:t xml:space="preserve"> = 0.29, p = 0.882) or IL-6 (</w:t>
+      </w:r>
+      <w:r>
+        <w:rPr>
+          <w:rFonts w:ascii="Arial" w:hAnsi="Arial" w:cs="Arial"/>
+        </w:rPr>
+        <w:t>F</w:t>
+      </w:r>
+      <w:r>
+        <w:rPr>
+          <w:rFonts w:ascii="Arial" w:hAnsi="Arial" w:cs="Arial"/>
+          <w:vertAlign w:val="subscript"/>
+        </w:rPr>
+        <w:t>4,72</w:t>
+      </w:r>
+      <w:r>
+        <w:rPr>
+          <w:rFonts w:ascii="Arial" w:hAnsi="Arial" w:cs="Arial"/>
+        </w:rPr>
+        <w:t xml:space="preserve"> </w:t>
+      </w:r>
+      <w:r>
+        <w:rPr>
+          <w:rFonts w:ascii="Arial" w:hAnsi="Arial" w:cs="Arial"/>
+        </w:rPr>
+        <w:t xml:space="preserve"> = 0.69, p = 0.599). A significant group × time interaction was detected only for TNF-α (</w:t>
+      </w:r>
+      <w:r>
+        <w:rPr>
+          <w:rFonts w:ascii="Arial" w:hAnsi="Arial" w:cs="Arial"/>
+        </w:rPr>
+        <w:t>F</w:t>
+      </w:r>
+      <w:r>
+        <w:rPr>
+          <w:rFonts w:ascii="Arial" w:hAnsi="Arial" w:cs="Arial"/>
+          <w:vertAlign w:val="subscript"/>
+        </w:rPr>
+        <w:t>16,72</w:t>
+      </w:r>
+      <w:r>
+        <w:rPr>
+          <w:rFonts w:ascii="Arial" w:hAnsi="Arial" w:cs="Arial"/>
+        </w:rPr>
+        <w:t xml:space="preserve"> = 2.90, p = 0.001), indicating different trajectories among groups; the interaction was not significant for IL-4 (</w:t>
+      </w:r>
+      <w:r>
+        <w:rPr>
+          <w:rFonts w:ascii="Arial" w:hAnsi="Arial" w:cs="Arial"/>
+        </w:rPr>
+        <w:t>F</w:t>
+      </w:r>
+      <w:r>
+        <w:rPr>
+          <w:rFonts w:ascii="Arial" w:hAnsi="Arial" w:cs="Arial"/>
+          <w:vertAlign w:val="subscript"/>
+        </w:rPr>
+        <w:t>16,72</w:t>
+      </w:r>
+      <w:r>
+        <w:rPr>
+          <w:rFonts w:ascii="Arial" w:hAnsi="Arial" w:cs="Arial"/>
+        </w:rPr>
+        <w:t xml:space="preserve"> </w:t>
+      </w:r>
+      <w:r>
+        <w:rPr>
+          <w:rFonts w:ascii="Arial" w:hAnsi="Arial" w:cs="Arial"/>
+        </w:rPr>
+        <w:t xml:space="preserve"> = 1.65, p = 0.077), IL-17 (</w:t>
+      </w:r>
+      <w:r>
+        <w:rPr>
+          <w:rFonts w:ascii="Arial" w:hAnsi="Arial" w:cs="Arial"/>
+        </w:rPr>
+        <w:t>F</w:t>
+      </w:r>
+      <w:r>
+        <w:rPr>
+          <w:rFonts w:ascii="Arial" w:hAnsi="Arial" w:cs="Arial"/>
+          <w:vertAlign w:val="subscript"/>
+        </w:rPr>
+        <w:t>16,72</w:t>
+      </w:r>
+      <w:r>
+        <w:rPr>
+          <w:rFonts w:ascii="Arial" w:hAnsi="Arial" w:cs="Arial"/>
+        </w:rPr>
+        <w:t xml:space="preserve"> </w:t>
+      </w:r>
+      <w:r>
+        <w:rPr>
+          <w:rFonts w:ascii="Arial" w:hAnsi="Arial" w:cs="Arial"/>
+        </w:rPr>
+        <w:t xml:space="preserve"> = 1.25, p = 0.254), IFN-γ (</w:t>
+      </w:r>
+      <w:r>
+        <w:rPr>
+          <w:rFonts w:ascii="Arial" w:hAnsi="Arial" w:cs="Arial"/>
+        </w:rPr>
+        <w:t>F</w:t>
+      </w:r>
+      <w:r>
+        <w:rPr>
+          <w:rFonts w:ascii="Arial" w:hAnsi="Arial" w:cs="Arial"/>
+          <w:vertAlign w:val="subscript"/>
+        </w:rPr>
+        <w:t>16,72</w:t>
+      </w:r>
+      <w:r>
+        <w:rPr>
+          <w:rFonts w:ascii="Arial" w:hAnsi="Arial" w:cs="Arial"/>
+        </w:rPr>
+        <w:t xml:space="preserve"> </w:t>
+      </w:r>
+      <w:r>
+        <w:rPr>
+          <w:rFonts w:ascii="Arial" w:hAnsi="Arial" w:cs="Arial"/>
+        </w:rPr>
+        <w:t xml:space="preserve"> = 1.14, p = 0.335) or IL-6 (</w:t>
+      </w:r>
+      <w:r>
+        <w:rPr>
+          <w:rFonts w:ascii="Arial" w:hAnsi="Arial" w:cs="Arial"/>
+        </w:rPr>
+        <w:t>F</w:t>
+      </w:r>
+      <w:r>
+        <w:rPr>
+          <w:rFonts w:ascii="Arial" w:hAnsi="Arial" w:cs="Arial"/>
+          <w:vertAlign w:val="subscript"/>
+        </w:rPr>
+        <w:t>16,72</w:t>
+      </w:r>
+      <w:r>
+        <w:rPr>
+          <w:rFonts w:ascii="Arial" w:hAnsi="Arial" w:cs="Arial"/>
+        </w:rPr>
+        <w:t xml:space="preserve"> </w:t>
+      </w:r>
+      <w:r>
+        <w:rPr>
+          <w:rFonts w:ascii="Arial" w:hAnsi="Arial" w:cs="Arial"/>
+        </w:rPr>
+        <w:t xml:space="preserve"> = 0.91, p = 0.562). The main effect of group was not significant for any cytokine (all p ≥ 0.060).</w:t>
+      </w:r>
+    </w:p>
+    <w:p>
+      <w:pPr>
+        <w:rPr>
+          <w:rFonts w:ascii="Arial" w:hAnsi="Arial" w:cs="Arial"/>
+        </w:rPr>
+      </w:pPr>
+    </w:p>
+    <w:p>
+      <w:pPr>
+        <w:rPr>
+          <w:rFonts w:ascii="Arial" w:hAnsi="Arial" w:cs="Arial"/>
+        </w:rPr>
+      </w:pPr>
+      <w:r>
+        <w:rPr>
+          <w:rFonts w:ascii="Arial" w:hAnsi="Arial" w:cs="Arial"/>
+        </w:rPr>
+        <w:t xml:space="preserve">TNF-α remained low in the recombinant groups throughout the post-challenge period, whereas the commercial group showed a delayed increase. In the commercial group, mean TNF-α (± </w:t>
       </w:r>
       <w:r>
         <w:rPr>
@@ -12824,387 +10900,147 @@
         <w:rPr>
           <w:rFonts w:ascii="Arial" w:hAnsi="Arial" w:cs="Arial"/>
         </w:rPr>
+        <w:t xml:space="preserve"> pg/mL at day 14 and 707.79 ± </w:t>
+      </w:r>
+      <w:r>
+        <w:rPr>
+          <w:rFonts w:ascii="Arial" w:hAnsi="Arial" w:cs="Arial"/>
+        </w:rPr>
+        <w:t>593.49</w:t>
+      </w:r>
+      <w:r>
+        <w:rPr>
+          <w:rFonts w:ascii="Arial" w:hAnsi="Arial" w:cs="Arial"/>
+        </w:rPr>
+        <w:t xml:space="preserve"> pg/mL at day 21, compared with 94.27–154.10 pg/mL (day 14) and 79.</w:t>
+      </w:r>
+      <w:r>
+        <w:rPr>
+          <w:rFonts w:ascii="Arial" w:hAnsi="Arial" w:cs="Arial"/>
+        </w:rPr>
+        <w:t>61–130</w:t>
+      </w:r>
+      <w:r>
+        <w:rPr>
+          <w:rFonts w:ascii="Arial" w:hAnsi="Arial" w:cs="Arial"/>
+        </w:rPr>
+        <w:t>.86 pg/mL (day 21) in the recombinant groups. TNF-α did not differ among groups at day 0, but it was significantly higher in the commercial group than in the 25 and 50 µg groups at day 14 (p = 0.018 and p = 0.016, respectively) and than in all recombinant groups at day 21 (25 µg, p = 0.008; 50 µg, p = 0.003; 100 µg, p = 0.008). Cumulative TNF-α (AUC) and peak concentration were numerically higher in the commercial group (mean AUC = 7,320.94 pg/mL × days; mean peak = 726.71 pg/mL) than in the recombinant groups (AUC = 1,502.35–2,285.82 pg/mL × days; peak = 101.20–159.35 pg/mL), but these differences were not significant (Kruskal–Wallis, p = 0.115 for AUC and p = 0.108 for peak).</w:t>
+      </w:r>
+    </w:p>
+    <w:p>
+      <w:pPr>
+        <w:rPr>
+          <w:rFonts w:ascii="Arial" w:hAnsi="Arial" w:cs="Arial"/>
+        </w:rPr>
+      </w:pPr>
+    </w:p>
+    <w:p>
+      <w:pPr>
+        <w:rPr>
+          <w:rFonts w:ascii="Arial" w:hAnsi="Arial" w:cs="Arial"/>
+        </w:rPr>
+      </w:pPr>
+      <w:r>
+        <w:rPr>
+          <w:rFonts w:ascii="Arial" w:hAnsi="Arial" w:cs="Arial"/>
+        </w:rPr>
+        <w:t>Relative to day 0 (Figure 7), adjuvant-only control animals showed a late increase in IL-4 (+6.34 and +6.98 log</w:t>
+      </w:r>
+      <w:r>
+        <w:rPr>
+          <w:rFonts w:ascii="Cambria Math" w:hAnsi="Cambria Math" w:cs="Cambria Math"/>
+        </w:rPr>
+        <w:t>₂</w:t>
+      </w:r>
+      <w:r>
+        <w:rPr>
+          <w:rFonts w:ascii="Arial" w:hAnsi="Arial" w:cs="Arial"/>
+        </w:rPr>
+        <w:t>FC at days 14 and 21) and a modest increase in TNF-α (+1.33 and +1.28 log</w:t>
+      </w:r>
+      <w:r>
+        <w:rPr>
+          <w:rFonts w:ascii="Arial" w:hAnsi="Arial" w:cs="Arial"/>
+          <w:vertAlign w:val="subscript"/>
+        </w:rPr>
+        <w:t>2</w:t>
+      </w:r>
+      <w:r>
+        <w:rPr>
+          <w:rFonts w:ascii="Arial" w:hAnsi="Arial" w:cs="Arial"/>
+        </w:rPr>
+        <w:t>FC at days 14 and 21). In the 25 and 50 µg groups, IL-4 decreased slightly at days 3–6 (log</w:t>
+      </w:r>
+      <w:r>
+        <w:rPr>
+          <w:rFonts w:ascii="Arial" w:hAnsi="Arial" w:cs="Arial"/>
+          <w:vertAlign w:val="subscript"/>
+        </w:rPr>
+        <w:t>2</w:t>
+      </w:r>
+      <w:r>
+        <w:rPr>
+          <w:rFonts w:ascii="Arial" w:hAnsi="Arial" w:cs="Arial"/>
+        </w:rPr>
+        <w:t>FC from −0.21 to −1.81), and in the 50 µg group IL-6 remained below baseline throughout (−0.27 to −1.82); in the 100 µg group, IL-4 changed little at days 3–6 (+0.09 to +0.60) and IL-6 increased (+0.78 to +2.57). IL-4 increased at day 14 in all recombinant groups (+2.36 to +4.53 log</w:t>
+      </w:r>
+      <w:r>
+        <w:rPr>
+          <w:rFonts w:ascii="Arial" w:hAnsi="Arial" w:cs="Arial"/>
+          <w:vertAlign w:val="subscript"/>
+        </w:rPr>
+        <w:t>2</w:t>
+      </w:r>
+      <w:r>
+        <w:rPr>
+          <w:rFonts w:ascii="Arial" w:hAnsi="Arial" w:cs="Arial"/>
+        </w:rPr>
+        <w:t>FC), while TNF-α changes stayed within narrow limits (log</w:t>
+      </w:r>
+      <w:r>
+        <w:rPr>
+          <w:rFonts w:ascii="Arial" w:hAnsi="Arial" w:cs="Arial"/>
+          <w:vertAlign w:val="subscript"/>
+        </w:rPr>
+        <w:t>2</w:t>
+      </w:r>
+      <w:r>
+        <w:rPr>
+          <w:rFonts w:ascii="Arial" w:hAnsi="Arial" w:cs="Arial"/>
+        </w:rPr>
+        <w:t>FC ≤ +1.52). In the commercial group, TNF-α increased progressively from day 14 (+1.69 log</w:t>
+      </w:r>
+      <w:r>
+        <w:rPr>
+          <w:rFonts w:ascii="Arial" w:hAnsi="Arial" w:cs="Arial"/>
+          <w:vertAlign w:val="subscript"/>
+        </w:rPr>
+        <w:t>2</w:t>
+      </w:r>
+      <w:r>
+        <w:rPr>
+          <w:rFonts w:ascii="Cambria Math" w:hAnsi="Cambria Math" w:cs="Cambria Math"/>
+        </w:rPr>
         <w:t xml:space="preserve"> </w:t>
       </w:r>
-      <w:proofErr w:type="spellStart"/>
-      <w:r>
-        <w:rPr>
-          <w:rFonts w:ascii="Arial" w:hAnsi="Arial" w:cs="Arial"/>
-        </w:rPr>
-        <w:t>pg</w:t>
-      </w:r>
-      <w:proofErr w:type="spellEnd"/>
-      <w:r>
-        <w:rPr>
-          <w:rFonts w:ascii="Arial" w:hAnsi="Arial" w:cs="Arial"/>
-        </w:rPr>
-        <w:t xml:space="preserve">/mL at day 14 and 707.79 ± </w:t>
-      </w:r>
-      <w:r>
-        <w:rPr>
-          <w:rFonts w:ascii="Arial" w:hAnsi="Arial" w:cs="Arial"/>
-        </w:rPr>
-        <w:t>593.49</w:t>
-      </w:r>
-      <w:r>
-        <w:rPr>
-          <w:rFonts w:ascii="Arial" w:hAnsi="Arial" w:cs="Arial"/>
-        </w:rPr>
-        <w:t xml:space="preserve"> </w:t>
-      </w:r>
-      <w:proofErr w:type="spellStart"/>
-      <w:r>
-        <w:rPr>
-          <w:rFonts w:ascii="Arial" w:hAnsi="Arial" w:cs="Arial"/>
-        </w:rPr>
-        <w:t>pg</w:t>
-      </w:r>
-      <w:proofErr w:type="spellEnd"/>
-      <w:r>
-        <w:rPr>
-          <w:rFonts w:ascii="Arial" w:hAnsi="Arial" w:cs="Arial"/>
-        </w:rPr>
-        <w:t xml:space="preserve">/mL at day 21, compared with 94.27–154.10 </w:t>
-      </w:r>
-      <w:proofErr w:type="spellStart"/>
-      <w:r>
-        <w:rPr>
-          <w:rFonts w:ascii="Arial" w:hAnsi="Arial" w:cs="Arial"/>
-        </w:rPr>
-        <w:t>pg</w:t>
-      </w:r>
-      <w:proofErr w:type="spellEnd"/>
-      <w:r>
-        <w:rPr>
-          <w:rFonts w:ascii="Arial" w:hAnsi="Arial" w:cs="Arial"/>
-        </w:rPr>
-        <w:t>/mL (day 14) and 79.</w:t>
-      </w:r>
-      <w:r>
-        <w:rPr>
-          <w:rFonts w:ascii="Arial" w:hAnsi="Arial" w:cs="Arial"/>
-        </w:rPr>
-        <w:t>61–130</w:t>
-      </w:r>
-      <w:r>
-        <w:rPr>
-          <w:rFonts w:ascii="Arial" w:hAnsi="Arial" w:cs="Arial"/>
-        </w:rPr>
-        <w:t xml:space="preserve">.86 </w:t>
-      </w:r>
-      <w:proofErr w:type="spellStart"/>
-      <w:r>
-        <w:rPr>
-          <w:rFonts w:ascii="Arial" w:hAnsi="Arial" w:cs="Arial"/>
-        </w:rPr>
-        <w:t>pg</w:t>
-      </w:r>
-      <w:proofErr w:type="spellEnd"/>
-      <w:r>
-        <w:rPr>
-          <w:rFonts w:ascii="Arial" w:hAnsi="Arial" w:cs="Arial"/>
-        </w:rPr>
-        <w:t xml:space="preserve">/mL (day 21) in the recombinant groups. TNF-α did not differ among groups at day 0, but it was significantly higher in the commercial group than in the 25 and 50 µg groups at day 14 (p = 0.018 and p = 0.016, respectively) </w:t>
-      </w:r>
-      <w:proofErr w:type="spellStart"/>
-      <w:r>
-        <w:rPr>
-          <w:rFonts w:ascii="Arial" w:hAnsi="Arial" w:cs="Arial"/>
-        </w:rPr>
-        <w:t>and than</w:t>
-      </w:r>
-      <w:proofErr w:type="spellEnd"/>
-      <w:r>
-        <w:rPr>
-          <w:rFonts w:ascii="Arial" w:hAnsi="Arial" w:cs="Arial"/>
-        </w:rPr>
-        <w:t xml:space="preserve"> in all recombinant groups at day 21 (25 µg, p = 0.008; 50 µg, p = 0.003; 100 µg, p = 0.008). Cumulative TNF-α (AUC) and peak concentration were numerically higher in the commercial group (mean AUC = 7,320.94 </w:t>
-      </w:r>
-      <w:proofErr w:type="spellStart"/>
-      <w:r>
-        <w:rPr>
-          <w:rFonts w:ascii="Arial" w:hAnsi="Arial" w:cs="Arial"/>
-        </w:rPr>
-        <w:t>pg</w:t>
-      </w:r>
-      <w:proofErr w:type="spellEnd"/>
-      <w:r>
-        <w:rPr>
-          <w:rFonts w:ascii="Arial" w:hAnsi="Arial" w:cs="Arial"/>
-        </w:rPr>
-        <w:t xml:space="preserve">/mL × days; mean peak = 726.71 </w:t>
-      </w:r>
-      <w:proofErr w:type="spellStart"/>
-      <w:r>
-        <w:rPr>
-          <w:rFonts w:ascii="Arial" w:hAnsi="Arial" w:cs="Arial"/>
-        </w:rPr>
-        <w:t>pg</w:t>
-      </w:r>
-      <w:proofErr w:type="spellEnd"/>
-      <w:r>
-        <w:rPr>
-          <w:rFonts w:ascii="Arial" w:hAnsi="Arial" w:cs="Arial"/>
-        </w:rPr>
-        <w:t xml:space="preserve">/mL) than in the recombinant groups (AUC = 1,502.35–2,285.82 </w:t>
-      </w:r>
-      <w:proofErr w:type="spellStart"/>
-      <w:r>
-        <w:rPr>
-          <w:rFonts w:ascii="Arial" w:hAnsi="Arial" w:cs="Arial"/>
-        </w:rPr>
-        <w:t>pg</w:t>
-      </w:r>
-      <w:proofErr w:type="spellEnd"/>
-      <w:r>
-        <w:rPr>
-          <w:rFonts w:ascii="Arial" w:hAnsi="Arial" w:cs="Arial"/>
-        </w:rPr>
-        <w:t xml:space="preserve">/mL × days; peak = 101.20–159.35 </w:t>
-      </w:r>
-      <w:proofErr w:type="spellStart"/>
-      <w:r>
-        <w:rPr>
-          <w:rFonts w:ascii="Arial" w:hAnsi="Arial" w:cs="Arial"/>
-        </w:rPr>
-        <w:t>pg</w:t>
-      </w:r>
-      <w:proofErr w:type="spellEnd"/>
-      <w:r>
-        <w:rPr>
-          <w:rFonts w:ascii="Arial" w:hAnsi="Arial" w:cs="Arial"/>
-        </w:rPr>
-        <w:t>/mL), but these differences were not significant (Kruskal–Wallis, p = 0.115 for AUC and p = 0.108 for peak).</w:t>
-      </w:r>
-    </w:p>
-    <w:p>
-      <w:pPr>
-        <w:rPr>
-          <w:rFonts w:ascii="Arial" w:hAnsi="Arial" w:cs="Arial"/>
-        </w:rPr>
-      </w:pPr>
-    </w:p>
-    <w:p>
-      <w:pPr>
-        <w:rPr>
-          <w:rFonts w:ascii="Arial" w:hAnsi="Arial" w:cs="Arial"/>
-        </w:rPr>
-      </w:pPr>
-      <w:r>
-        <w:rPr>
-          <w:rFonts w:ascii="Arial" w:hAnsi="Arial" w:cs="Arial"/>
-        </w:rPr>
-        <w:t xml:space="preserve">Relative to day 0 (Figure 7), adjuvant-only control animals showed a marked late increase in IL-4 (+6.34 and +6.98 </w:t>
-      </w:r>
-      <w:proofErr w:type="spellStart"/>
-      <w:r>
-        <w:rPr>
-          <w:rFonts w:ascii="Arial" w:hAnsi="Arial" w:cs="Arial"/>
-        </w:rPr>
-        <w:t>log</w:t>
-      </w:r>
-      <w:r>
-        <w:rPr>
-          <w:rFonts w:ascii="Cambria Math" w:hAnsi="Cambria Math" w:cs="Cambria Math"/>
-        </w:rPr>
-        <w:t>₂</w:t>
-      </w:r>
-      <w:r>
-        <w:rPr>
-          <w:rFonts w:ascii="Arial" w:hAnsi="Arial" w:cs="Arial"/>
-        </w:rPr>
-        <w:t>FC</w:t>
-      </w:r>
-      <w:proofErr w:type="spellEnd"/>
-      <w:r>
-        <w:rPr>
-          <w:rFonts w:ascii="Arial" w:hAnsi="Arial" w:cs="Arial"/>
-        </w:rPr>
-        <w:t xml:space="preserve"> at days 14 and 21) and a modest increase in TNF-α (+1.33 and +1.28 </w:t>
-      </w:r>
-      <w:proofErr w:type="spellStart"/>
-      <w:r>
-        <w:rPr>
-          <w:rFonts w:ascii="Arial" w:hAnsi="Arial" w:cs="Arial"/>
-        </w:rPr>
-        <w:t>log</w:t>
-      </w:r>
-      <w:r>
-        <w:rPr>
-          <w:rFonts w:ascii="Cambria Math" w:hAnsi="Cambria Math" w:cs="Cambria Math"/>
-        </w:rPr>
-        <w:t>₂</w:t>
-      </w:r>
-      <w:r>
-        <w:rPr>
-          <w:rFonts w:ascii="Arial" w:hAnsi="Arial" w:cs="Arial"/>
-        </w:rPr>
-        <w:t>FC</w:t>
-      </w:r>
-      <w:proofErr w:type="spellEnd"/>
-      <w:r>
-        <w:rPr>
-          <w:rFonts w:ascii="Arial" w:hAnsi="Arial" w:cs="Arial"/>
-        </w:rPr>
-        <w:t xml:space="preserve"> at days 14 and 21). In the 25 and 50 µg groups, IL-4 decreased slightly at days 3–6 (</w:t>
-      </w:r>
-      <w:proofErr w:type="spellStart"/>
-      <w:r>
-        <w:rPr>
-          <w:rFonts w:ascii="Arial" w:hAnsi="Arial" w:cs="Arial"/>
-        </w:rPr>
-        <w:t>log</w:t>
-      </w:r>
-      <w:r>
-        <w:rPr>
-          <w:rFonts w:ascii="Cambria Math" w:hAnsi="Cambria Math" w:cs="Cambria Math"/>
-        </w:rPr>
-        <w:t>₂</w:t>
-      </w:r>
-      <w:r>
-        <w:rPr>
-          <w:rFonts w:ascii="Arial" w:hAnsi="Arial" w:cs="Arial"/>
-        </w:rPr>
-        <w:t>FC</w:t>
-      </w:r>
-      <w:proofErr w:type="spellEnd"/>
-      <w:r>
-        <w:rPr>
-          <w:rFonts w:ascii="Arial" w:hAnsi="Arial" w:cs="Arial"/>
-        </w:rPr>
-        <w:t xml:space="preserve"> from −0.21 to −1.81), and in the </w:t>
-      </w:r>
-      <w:proofErr w:type="gramStart"/>
-      <w:r>
-        <w:rPr>
-          <w:rFonts w:ascii="Arial" w:hAnsi="Arial" w:cs="Arial"/>
-        </w:rPr>
-        <w:t>50 µg</w:t>
-      </w:r>
-      <w:proofErr w:type="gramEnd"/>
-      <w:r>
-        <w:rPr>
-          <w:rFonts w:ascii="Arial" w:hAnsi="Arial" w:cs="Arial"/>
-        </w:rPr>
-        <w:t xml:space="preserve"> group IL-6 remained below baseline throughout (−0.27 to −1.82); in the 100 µg group, IL-4 changed little at days 3–6 (+0.09 to +0.60) and IL-6 increased (+0.78 to +2.57). IL-4 increased at day 14 in all recombinant groups (+2.36 to +4.53 </w:t>
-      </w:r>
-      <w:proofErr w:type="spellStart"/>
-      <w:r>
-        <w:rPr>
-          <w:rFonts w:ascii="Arial" w:hAnsi="Arial" w:cs="Arial"/>
-        </w:rPr>
-        <w:t>log</w:t>
-      </w:r>
-      <w:r>
-        <w:rPr>
-          <w:rFonts w:ascii="Cambria Math" w:hAnsi="Cambria Math" w:cs="Cambria Math"/>
-        </w:rPr>
-        <w:t>₂</w:t>
-      </w:r>
-      <w:r>
-        <w:rPr>
-          <w:rFonts w:ascii="Arial" w:hAnsi="Arial" w:cs="Arial"/>
-        </w:rPr>
-        <w:t>FC</w:t>
-      </w:r>
-      <w:proofErr w:type="spellEnd"/>
-      <w:r>
-        <w:rPr>
-          <w:rFonts w:ascii="Arial" w:hAnsi="Arial" w:cs="Arial"/>
-        </w:rPr>
-        <w:t>), while TNF-α changes stayed within narrow limits (</w:t>
-      </w:r>
-      <w:proofErr w:type="spellStart"/>
-      <w:r>
-        <w:rPr>
-          <w:rFonts w:ascii="Arial" w:hAnsi="Arial" w:cs="Arial"/>
-        </w:rPr>
-        <w:t>log</w:t>
-      </w:r>
-      <w:r>
-        <w:rPr>
-          <w:rFonts w:ascii="Cambria Math" w:hAnsi="Cambria Math" w:cs="Cambria Math"/>
-        </w:rPr>
-        <w:t>₂</w:t>
-      </w:r>
-      <w:r>
-        <w:rPr>
-          <w:rFonts w:ascii="Arial" w:hAnsi="Arial" w:cs="Arial"/>
-        </w:rPr>
-        <w:t>FC</w:t>
-      </w:r>
-      <w:proofErr w:type="spellEnd"/>
-      <w:r>
-        <w:rPr>
-          <w:rFonts w:ascii="Arial" w:hAnsi="Arial" w:cs="Arial"/>
-        </w:rPr>
-        <w:t xml:space="preserve"> ≤ +1.52). In the commercial group, TNF-α increased progressively from day 14 (+1.69 </w:t>
-      </w:r>
-      <w:proofErr w:type="spellStart"/>
-      <w:r>
-        <w:rPr>
-          <w:rFonts w:ascii="Arial" w:hAnsi="Arial" w:cs="Arial"/>
-        </w:rPr>
-        <w:t>log</w:t>
-      </w:r>
-      <w:r>
-        <w:rPr>
-          <w:rFonts w:ascii="Cambria Math" w:hAnsi="Cambria Math" w:cs="Cambria Math"/>
-        </w:rPr>
-        <w:t>₂</w:t>
-      </w:r>
-      <w:r>
-        <w:rPr>
-          <w:rFonts w:ascii="Arial" w:hAnsi="Arial" w:cs="Arial"/>
-        </w:rPr>
-        <w:t>FC</w:t>
-      </w:r>
-      <w:proofErr w:type="spellEnd"/>
-      <w:r>
-        <w:rPr>
-          <w:rFonts w:ascii="Arial" w:hAnsi="Arial" w:cs="Arial"/>
-        </w:rPr>
-        <w:t xml:space="preserve">) </w:t>
-      </w:r>
-      <w:proofErr w:type="spellStart"/>
-      <w:r>
-        <w:rPr>
-          <w:rFonts w:ascii="Arial" w:hAnsi="Arial" w:cs="Arial"/>
-        </w:rPr>
-        <w:t>to day</w:t>
-      </w:r>
-      <w:proofErr w:type="spellEnd"/>
-      <w:r>
-        <w:rPr>
-          <w:rFonts w:ascii="Arial" w:hAnsi="Arial" w:cs="Arial"/>
-        </w:rPr>
-        <w:t xml:space="preserve"> 21 (+2.01 </w:t>
-      </w:r>
-      <w:proofErr w:type="spellStart"/>
-      <w:r>
-        <w:rPr>
-          <w:rFonts w:ascii="Arial" w:hAnsi="Arial" w:cs="Arial"/>
-        </w:rPr>
-        <w:t>log</w:t>
-      </w:r>
-      <w:r>
-        <w:rPr>
-          <w:rFonts w:ascii="Cambria Math" w:hAnsi="Cambria Math" w:cs="Cambria Math"/>
-        </w:rPr>
-        <w:t>₂</w:t>
-      </w:r>
-      <w:r>
-        <w:rPr>
-          <w:rFonts w:ascii="Arial" w:hAnsi="Arial" w:cs="Arial"/>
-        </w:rPr>
-        <w:t>FC</w:t>
-      </w:r>
-      <w:proofErr w:type="spellEnd"/>
-      <w:r>
-        <w:rPr>
-          <w:rFonts w:ascii="Arial" w:hAnsi="Arial" w:cs="Arial"/>
-        </w:rPr>
-        <w:t>).</w:t>
+      <w:r>
+        <w:rPr>
+          <w:rFonts w:ascii="Arial" w:hAnsi="Arial" w:cs="Arial"/>
+        </w:rPr>
+        <w:t>FC) to day 21 (+2.01 log</w:t>
+      </w:r>
+      <w:r>
+        <w:rPr>
+          <w:rFonts w:ascii="Arial" w:hAnsi="Arial" w:cs="Arial"/>
+          <w:vertAlign w:val="subscript"/>
+        </w:rPr>
+        <w:t>2</w:t>
+      </w:r>
+      <w:r>
+        <w:rPr>
+          <w:rFonts w:ascii="Arial" w:hAnsi="Arial" w:cs="Arial"/>
+        </w:rPr>
+        <w:t>FC).</w:t>
       </w:r>
     </w:p>
     <w:p>
@@ -13296,29 +11132,7 @@
           <w:sz w:val="20"/>
           <w:szCs w:val="20"/>
         </w:rPr>
-        <w:t>Kinetics of serum cytokines after challenge. Serum concentrations (</w:t>
-      </w:r>
-      <w:proofErr w:type="spellStart"/>
-      <w:r>
-        <w:rPr>
-          <w:rFonts w:ascii="Arial" w:hAnsi="Arial" w:cs="Arial"/>
-          <w:i/>
-          <w:iCs/>
-          <w:sz w:val="20"/>
-          <w:szCs w:val="20"/>
-        </w:rPr>
-        <w:t>pg</w:t>
-      </w:r>
-      <w:proofErr w:type="spellEnd"/>
-      <w:r>
-        <w:rPr>
-          <w:rFonts w:ascii="Arial" w:hAnsi="Arial" w:cs="Arial"/>
-          <w:i/>
-          <w:iCs/>
-          <w:sz w:val="20"/>
-          <w:szCs w:val="20"/>
-        </w:rPr>
-        <w:t>/mL) over time (days post-challenge, dpi). Semi-transparent jittered markers show individual animals, solid lines show group means and error bars show SEM. Each panel has an independent y-axis. Statistical results (LMM with Tukey-adjusted pairwise comparisons) are given in Section 3.5.</w:t>
+        <w:t>Kinetics of serum cytokines after challenge. Serum concentrations (pg/mL) over time (days post-challenge, dpi). Semi-transparent jittered markers show individual animals, solid lines show group means and error bars show SEM. Each panel has an independent y-axis. Statistical results (LMM with Tukey-adjusted pairwise comparisons) are given in Section 3.5.</w:t>
       </w:r>
     </w:p>
     <w:p>
@@ -13419,40 +11233,7 @@
           <w:sz w:val="20"/>
           <w:szCs w:val="20"/>
         </w:rPr>
-        <w:t xml:space="preserve"> fold change versus baseline) at </w:t>
-      </w:r>
-      <w:proofErr w:type="gramStart"/>
-      <w:r>
-        <w:rPr>
-          <w:rFonts w:ascii="Arial" w:hAnsi="Arial" w:cs="Arial"/>
-          <w:i/>
-          <w:iCs/>
-          <w:sz w:val="20"/>
-          <w:szCs w:val="20"/>
-        </w:rPr>
-        <w:t>3, 6, 14 and 21 days</w:t>
-      </w:r>
-      <w:proofErr w:type="gramEnd"/>
-      <w:r>
-        <w:rPr>
-          <w:rFonts w:ascii="Arial" w:hAnsi="Arial" w:cs="Arial"/>
-          <w:i/>
-          <w:iCs/>
-          <w:sz w:val="20"/>
-          <w:szCs w:val="20"/>
-        </w:rPr>
-        <w:t xml:space="preserve"> post-challenge. Values are the mean of individual </w:t>
-      </w:r>
-      <w:proofErr w:type="spellStart"/>
-      <w:r>
-        <w:rPr>
-          <w:rFonts w:ascii="Arial" w:hAnsi="Arial" w:cs="Arial"/>
-          <w:i/>
-          <w:iCs/>
-          <w:sz w:val="20"/>
-          <w:szCs w:val="20"/>
-        </w:rPr>
-        <w:t>log</w:t>
+        <w:t xml:space="preserve"> fold change versus baseline) at 3, 6, 14 and 21 days post-challenge. Values are the mean of individual log</w:t>
       </w:r>
       <w:r>
         <w:rPr>
@@ -13472,308 +11253,171 @@
           <w:sz w:val="20"/>
           <w:szCs w:val="20"/>
         </w:rPr>
-        <w:t>FC</w:t>
-      </w:r>
-      <w:proofErr w:type="spellEnd"/>
-      <w:r>
-        <w:rPr>
-          <w:rFonts w:ascii="Arial" w:hAnsi="Arial" w:cs="Arial"/>
+        <w:t>FC relative to the pre-challenge baseline (0 dpi), equivalent to the log₂ of the geometric mean fold change, and are shown in each cell. White indicates no change, dark red indicates increases (≥ +5) and dark blue indicates decreases (≤ −5).</w:t>
+      </w:r>
+    </w:p>
+    <w:p>
+      <w:pPr>
+        <w:rPr>
+          <w:rFonts w:ascii="Arial" w:hAnsi="Arial" w:cs="Arial"/>
+          <w:b/>
+          <w:bCs/>
+        </w:rPr>
+      </w:pPr>
+      <w:r>
+        <w:rPr>
+          <w:rFonts w:ascii="Arial" w:hAnsi="Arial" w:cs="Arial"/>
+          <w:b/>
+          <w:bCs/>
+        </w:rPr>
+        <w:t>3.6 Clinical outcomes after challenge</w:t>
+      </w:r>
+    </w:p>
+    <w:p>
+      <w:pPr>
+        <w:rPr>
+          <w:rFonts w:ascii="Arial" w:hAnsi="Arial" w:cs="Arial"/>
+          <w:i/>
+          <w:iCs/>
+        </w:rPr>
+      </w:pPr>
+    </w:p>
+    <w:p>
+      <w:pPr>
+        <w:rPr>
+          <w:rFonts w:ascii="Arial" w:hAnsi="Arial" w:cs="Arial"/>
+        </w:rPr>
+      </w:pPr>
+      <w:r>
+        <w:rPr>
+          <w:rFonts w:ascii="Arial" w:hAnsi="Arial" w:cs="Arial"/>
+          <w:b/>
+          <w:bCs/>
+          <w:i/>
+          <w:iCs/>
+        </w:rPr>
+        <w:t xml:space="preserve">Body temperature. </w:t>
+      </w:r>
+      <w:r>
+        <w:rPr>
+          <w:rFonts w:ascii="Arial" w:hAnsi="Arial" w:cs="Arial"/>
+        </w:rPr>
+        <w:t>The LMM showed significant effects of time (F</w:t>
+      </w:r>
+      <w:r>
+        <w:rPr>
+          <w:rFonts w:ascii="Arial" w:hAnsi="Arial" w:cs="Arial"/>
+          <w:vertAlign w:val="subscript"/>
+        </w:rPr>
+        <w:t>30,540</w:t>
+      </w:r>
+      <w:r>
+        <w:rPr>
+          <w:rFonts w:ascii="Arial" w:hAnsi="Arial" w:cs="Arial"/>
+        </w:rPr>
+        <w:t xml:space="preserve"> = 10.70, p &lt; 0.001) and of the group × time interaction (F</w:t>
+      </w:r>
+      <w:r>
+        <w:rPr>
+          <w:rFonts w:ascii="Arial" w:hAnsi="Arial" w:cs="Arial"/>
+          <w:vertAlign w:val="subscript"/>
+        </w:rPr>
+        <w:t>120,540</w:t>
+      </w:r>
+      <w:r>
+        <w:rPr>
+          <w:rFonts w:ascii="Arial" w:hAnsi="Arial" w:cs="Arial"/>
+        </w:rPr>
+        <w:t xml:space="preserve"> = 2.45, p &lt; 0.001), indicating different temperature trajectories among groups (Figure 8A). Control animals developed fever (≥ 39.2 °C) that peaked at days 8–9 post-challenge, and the commercial vaccine group also developed fever, peaking at day 8. At day 8, rectal temperature differed significantly among groups (F</w:t>
+      </w:r>
+      <w:r>
+        <w:rPr>
+          <w:rFonts w:ascii="Arial" w:hAnsi="Arial" w:cs="Arial"/>
+          <w:vertAlign w:val="subscript"/>
+        </w:rPr>
+        <w:t>4,18</w:t>
+      </w:r>
+      <w:r>
+        <w:rPr>
+          <w:rFonts w:ascii="Arial" w:hAnsi="Arial" w:cs="Arial"/>
+        </w:rPr>
+        <w:t xml:space="preserve"> = 17.13, p &lt; 0.001; Figure 8B). In the Tukey-adjusted pairwise comparisons, each recombinant group had a significantly lower temperature than the commercial group (25, 50 and 100 µg versus commercial, all p &lt; 0.001), and there were no significant differences among the three recombinant doses (p &gt; 0.9). The control group (n = 2) had a mean temperature of 39.90 ± 1.70 °C at day 8, which is reported descriptively. In the recombinant groups (25, 50 or 100 µg), mean morning temperature remained below the fever threshold throughout the monitoring period.</w:t>
+      </w:r>
+    </w:p>
+    <w:p>
+      <w:pPr>
+        <w:rPr>
+          <w:rFonts w:ascii="Arial" w:hAnsi="Arial" w:cs="Arial"/>
+        </w:rPr>
+      </w:pPr>
+      <w:r>
+        <w:rPr>
+          <w:rFonts w:ascii="Arial" w:hAnsi="Arial" w:cs="Arial"/>
+        </w:rPr>
+        <w:t>The categorical scores of Table 2 showed the same pattern in individual animals (Table 4). On day 8, all three commercial vaccine recipients and one of the two control animals had temperatures above 40 °C, whereas none of the 18 recombinant-vaccinated animals had a temperature of 39.2 °C or higher (Fisher’s exact test versus the commercial group, p &lt; 0.001). The other control animal was below the fever threshold on that day, which is consistent with the large SD of the control group. Three recombinant-vaccinated animals (two in the 25 µg group and one in the 100 µg group) had transient temperatures above 40 °C on day 9, and isolated readings of 39.2-40.0 °C were recorded in other recombinant animals at scattered time points, for example during the first three days and on day 16, when six animals from four different groups had elevated readings. The AUC of the temperature score over 28 days did not differ among groups (Kruskal-Wallis, p = 0.66). Over the whole period, temperatures above 40 °C were recorded in 3 of the 18 recombinant-vaccinated animals, compared with 3 of 3 commercial-vaccine recipients (Fisher’s exact test, p = 0.015) and 1 of 2 control animals. Thus, none of the recombinant-vaccinated animals met the predefined fever threshold on day 8, when the commercial-vaccine animals and one control animal were febrile, although transient temperature elevations were recorded in several recombinant-vaccinated animals at other time points. Four animals received ketoprofen between days 8 and 11 (Section 2.10), so temperatures on those days may be underestimated in two commercial animals, one control animal and one 25 µg animal.</w:t>
+      </w:r>
+    </w:p>
+    <w:p>
+      <w:pPr>
+        <w:rPr>
+          <w:rFonts w:ascii="Arial" w:hAnsi="Arial" w:cs="Arial"/>
+        </w:rPr>
+      </w:pPr>
+    </w:p>
+    <w:p>
+      <w:pPr>
+        <w:rPr>
+          <w:rFonts w:ascii="Arial" w:hAnsi="Arial" w:cs="Arial"/>
+        </w:rPr>
+      </w:pPr>
+      <w:r>
+        <w:rPr>
+          <w:rFonts w:ascii="Arial" w:hAnsi="Arial" w:cs="Arial"/>
+          <w:b/>
+          <w:bCs/>
+          <w:i/>
+          <w:iCs/>
+        </w:rPr>
+        <w:t xml:space="preserve">Diarrhea. </w:t>
+      </w:r>
+      <w:r>
+        <w:rPr>
+          <w:rFonts w:ascii="Arial" w:hAnsi="Arial" w:cs="Arial"/>
+        </w:rPr>
+        <w:t>Cumulative diarrhea burden (AUC of the diarrhea score over 28 days) differed significantly among groups (Kruskal-Wallis H = 12.05, df = 4, p = 0.017; Figure 8D). Median (IQR) values were 18.00 (17.75–18.25) in the control group, 17.00 (14.75–19.50) in the commercial group, 4.50 (4.00–7.75) in the 25 µg group, 10.25 (8.25–12.00) in the 50 µg group and 9.50 (3.75–12.25) in the 100 µg group (mean ± SD: 18.00 ± 0.71, 17.17 ± 4.75, 5.93 ± 3.27, 10.00 ± 2.35 and 8.29 ± 5.92, respectively). After BH adjustment, the 25 µg group differed significantly from the commercial group (adjusted p = 0.046); the comparison with the control group gave the same adjusted p-value but is reported descriptively because of the group size (n = 2). No other pairwise comparison was significant (adjusted p ≥ 0.097), so the 50 and 100 µg groups, with intermediate values, could not be distinguished statistically from the control group, the commercial group or the 25 µg group.</w:t>
+      </w:r>
+    </w:p>
+    <w:p>
+      <w:pPr>
+        <w:rPr>
+          <w:rFonts w:ascii="Arial" w:hAnsi="Arial" w:cs="Arial"/>
+        </w:rPr>
+      </w:pPr>
+      <w:r>
+        <w:rPr>
+          <w:rFonts w:ascii="Arial" w:hAnsi="Arial" w:cs="Arial"/>
+        </w:rPr>
+        <w:t xml:space="preserve">Diarrhea (score &gt; 0) was recorded on 33 of 58 animal-days (57%) in the control group (two animals observed for 29 days each), 39 of 87 (45%) in the commercial group, 36 of 203 (18%) in the 25 µg group, 30 of 116 (26%) in the 50 µg group and 45 of 203 (22%) in the 100 µg group. In control animals, scores stayed around 1 from day 6 to day 22, and in the commercial group the mean score peaked between days 8 and 15 (up to 1.67 on days 11–12). In the recombinant groups, group mean scores after day 3 stayed at or below 0.79 (25 and 100 µg groups) and 1.25 (50 µg group) (Figure 8C). Some animals, mainly in the 50 µg group, had pasty or watery stools (scores 1-2) on days 1-2, before the first viremia sampling. An analysis that excluded days 0-3 gave the same result (Kruskal-Wallis p = 0.018; 25 µg versus control and versus commercial, adjusted p = 0.048; all other comparisons, adjusted p ≥ 0.12). </w:t>
+      </w:r>
+    </w:p>
+    <w:p>
+      <w:pPr>
+        <w:rPr>
+          <w:rFonts w:ascii="Arial" w:hAnsi="Arial" w:cs="Arial"/>
+          <w:b/>
+          <w:bCs/>
           <w:i/>
           <w:iCs/>
           <w:sz w:val="20"/>
           <w:szCs w:val="20"/>
         </w:rPr>
-        <w:t xml:space="preserve"> relative to the pre-challenge baseline (0 dpi), equivalent to the log₂ of the geometric mean fold change, and are shown in each cell. White indicates no change, dark red indicates increases (≥ +5) and dark blue indicates decreases (≤ −5).</w:t>
-      </w:r>
-    </w:p>
-    <w:p>
-      <w:pPr>
-        <w:rPr>
-          <w:rFonts w:ascii="Arial" w:hAnsi="Arial" w:cs="Arial"/>
-          <w:b/>
-          <w:bCs/>
-        </w:rPr>
-      </w:pPr>
-      <w:r>
-        <w:rPr>
-          <w:rFonts w:ascii="Arial" w:hAnsi="Arial" w:cs="Arial"/>
-          <w:b/>
-          <w:bCs/>
-        </w:rPr>
-        <w:t>3.6 Clinical outcomes after challenge</w:t>
-      </w:r>
-    </w:p>
-    <w:p>
-      <w:pPr>
-        <w:rPr>
-          <w:rFonts w:ascii="Arial" w:hAnsi="Arial" w:cs="Arial"/>
-          <w:i/>
-          <w:iCs/>
-        </w:rPr>
-      </w:pPr>
-    </w:p>
-    <w:p>
-      <w:pPr>
-        <w:rPr>
-          <w:rFonts w:ascii="Arial" w:hAnsi="Arial" w:cs="Arial"/>
-        </w:rPr>
-      </w:pPr>
-      <w:r>
-        <w:rPr>
-          <w:rFonts w:ascii="Arial" w:hAnsi="Arial" w:cs="Arial"/>
-          <w:b/>
-          <w:bCs/>
-          <w:i/>
-          <w:iCs/>
-        </w:rPr>
-        <w:t xml:space="preserve">Body temperature. </w:t>
-      </w:r>
-      <w:r>
-        <w:rPr>
-          <w:rFonts w:ascii="Arial" w:hAnsi="Arial" w:cs="Arial"/>
-        </w:rPr>
-        <w:t>The LMM showed significant effects of time (F</w:t>
-      </w:r>
-      <w:r>
-        <w:rPr>
-          <w:rFonts w:ascii="Arial" w:hAnsi="Arial" w:cs="Arial"/>
-          <w:vertAlign w:val="subscript"/>
-        </w:rPr>
-        <w:t>30,540</w:t>
-      </w:r>
-      <w:r>
-        <w:rPr>
-          <w:rFonts w:ascii="Arial" w:hAnsi="Arial" w:cs="Arial"/>
-        </w:rPr>
-        <w:t xml:space="preserve"> = 10.70, p &lt; 0.001) and of the group × time interaction (F</w:t>
-      </w:r>
-      <w:r>
-        <w:rPr>
-          <w:rFonts w:ascii="Arial" w:hAnsi="Arial" w:cs="Arial"/>
-          <w:vertAlign w:val="subscript"/>
-        </w:rPr>
-        <w:t>120,540</w:t>
-      </w:r>
-      <w:r>
-        <w:rPr>
-          <w:rFonts w:ascii="Arial" w:hAnsi="Arial" w:cs="Arial"/>
-        </w:rPr>
-        <w:t xml:space="preserve"> = 2.45, p &lt; 0.001), indicating different temperature trajectories among groups (Figure 8A). Control animals developed fever (≥ 39.2 °C) that peaked at days 8–9 post-challenge, and the commercial vaccine group also developed fever, peaking at day 8. At day 8, rectal temperature differed significantly among groups (F</w:t>
-      </w:r>
-      <w:r>
-        <w:rPr>
-          <w:rFonts w:ascii="Arial" w:hAnsi="Arial" w:cs="Arial"/>
-          <w:vertAlign w:val="subscript"/>
-        </w:rPr>
-        <w:t>4,18</w:t>
-      </w:r>
-      <w:r>
-        <w:rPr>
-          <w:rFonts w:ascii="Arial" w:hAnsi="Arial" w:cs="Arial"/>
-        </w:rPr>
-        <w:t xml:space="preserve"> = 17.13, p &lt; 0.001; Figure 8B). In the Tukey-adjusted pairwise comparisons, each recombinant group had a significantly lower temperature than the commercial group (25, 50 and 100 µg versus commercial, all p &lt; 0.001), and there were no significant differences among the three recombinant doses (p &gt; 0.9). The control group (n = 2) had a mean temperature of 39.90 ± 1.70 °</w:t>
-      </w:r>
-      <w:proofErr w:type="spellStart"/>
-      <w:r>
-        <w:rPr>
-          <w:rFonts w:ascii="Arial" w:hAnsi="Arial" w:cs="Arial"/>
-        </w:rPr>
-        <w:t>C at</w:t>
-      </w:r>
-      <w:proofErr w:type="spellEnd"/>
-      <w:r>
-        <w:rPr>
-          <w:rFonts w:ascii="Arial" w:hAnsi="Arial" w:cs="Arial"/>
-        </w:rPr>
-        <w:t xml:space="preserve"> day 8, which is reported descriptively. In the recombinant groups (25, 50 or 100 µg), mean morning temperature remained below the fever threshold throughout the monitoring period.</w:t>
-      </w:r>
-    </w:p>
-    <w:p>
-      <w:pPr>
-        <w:rPr>
-          <w:rFonts w:ascii="Arial" w:hAnsi="Arial" w:cs="Arial"/>
-        </w:rPr>
-      </w:pPr>
-      <w:r>
-        <w:rPr>
-          <w:rFonts w:ascii="Arial" w:hAnsi="Arial" w:cs="Arial"/>
-        </w:rPr>
-        <w:t xml:space="preserve">The categorical scores of </w:t>
-      </w:r>
-      <w:proofErr w:type="gramStart"/>
-      <w:r>
-        <w:rPr>
-          <w:rFonts w:ascii="Arial" w:hAnsi="Arial" w:cs="Arial"/>
-        </w:rPr>
-        <w:t>Table</w:t>
-      </w:r>
-      <w:proofErr w:type="gramEnd"/>
-      <w:r>
-        <w:rPr>
-          <w:rFonts w:ascii="Arial" w:hAnsi="Arial" w:cs="Arial"/>
-        </w:rPr>
-        <w:t xml:space="preserve"> 2 showed the same pattern in individual animals (Table 4). On day 8, all three commercial vaccine recipients and one of the two control animals had temperatures above 40 °C, whereas none of the 18 recombinant-vaccinated animals had a temperature of 39.2 °C or higher (Fisher’s exact test versus the commercial group, p &lt; 0.001). The other control animal was below the fever threshold on that day, which is consistent with the large SD of the control group. Three recombinant-vaccinated animals (two in the </w:t>
-      </w:r>
-      <w:proofErr w:type="gramStart"/>
-      <w:r>
-        <w:rPr>
-          <w:rFonts w:ascii="Arial" w:hAnsi="Arial" w:cs="Arial"/>
-        </w:rPr>
-        <w:t>25 µg</w:t>
-      </w:r>
-      <w:proofErr w:type="gramEnd"/>
-      <w:r>
-        <w:rPr>
-          <w:rFonts w:ascii="Arial" w:hAnsi="Arial" w:cs="Arial"/>
-        </w:rPr>
-        <w:t xml:space="preserve"> group and one in the 100 µg group) had transient temperatures above 40 °C on day 9, and isolated readings of 39.2-40.0 °C were recorded in other recombinant animals at scattered time points, for example during the first three days and on day 16, when six animals from four different groups had elevated readings. The AUC of the temperature score over 28 days did not differ among groups (Kruskal-Wallis, p = 0.66). Over the whole period, temperatures above 40 °C were recorded in 3 of the 18 recombinant-vaccinated animals, compared with 3 of 3 commercial-vaccine recipients (Fisher’s exact test, p = 0.015) and 1 of 2 control animals. Thus, none of the recombinant-vaccinated animals met the predefined fever threshold on day 8, when the commercial-vaccine animals and one control animal were febrile, although transient temperature elevations were recorded in several recombinant-vaccinated animals at other time points. Four animals received ketoprofen between days 8 and 11 (Section 2.10), so temperatures on those days may be underestimated in two commercial animals, one control animal and one 25 µg animal.</w:t>
-      </w:r>
-    </w:p>
-    <w:p>
-      <w:pPr>
-        <w:rPr>
-          <w:rFonts w:ascii="Arial" w:hAnsi="Arial" w:cs="Arial"/>
-        </w:rPr>
-      </w:pPr>
-    </w:p>
-    <w:p>
-      <w:pPr>
-        <w:rPr>
-          <w:rFonts w:ascii="Arial" w:hAnsi="Arial" w:cs="Arial"/>
-        </w:rPr>
-      </w:pPr>
-      <w:r>
-        <w:rPr>
-          <w:rFonts w:ascii="Arial" w:hAnsi="Arial" w:cs="Arial"/>
-          <w:b/>
-          <w:bCs/>
-          <w:i/>
-          <w:iCs/>
-        </w:rPr>
-        <w:t xml:space="preserve">Diarrhea. </w:t>
-      </w:r>
-      <w:r>
-        <w:rPr>
-          <w:rFonts w:ascii="Arial" w:hAnsi="Arial" w:cs="Arial"/>
-        </w:rPr>
-        <w:t xml:space="preserve">Cumulative diarrhea burden (AUC of the diarrhea score over 28 days) differed significantly among groups (Kruskal-Wallis H = 12.05, </w:t>
-      </w:r>
-      <w:proofErr w:type="spellStart"/>
-      <w:r>
-        <w:rPr>
-          <w:rFonts w:ascii="Arial" w:hAnsi="Arial" w:cs="Arial"/>
-        </w:rPr>
-        <w:t>df</w:t>
-      </w:r>
-      <w:proofErr w:type="spellEnd"/>
-      <w:r>
-        <w:rPr>
-          <w:rFonts w:ascii="Arial" w:hAnsi="Arial" w:cs="Arial"/>
-        </w:rPr>
-        <w:t xml:space="preserve"> = 4, p = 0.017; Figure 8D). Median (IQR) values were 18.00 (17.75–18.25) in the control group, 17.00 (14.75–19.50) in the commercial group, 4.50 (4.00–7.75) in the </w:t>
-      </w:r>
-      <w:proofErr w:type="gramStart"/>
-      <w:r>
-        <w:rPr>
-          <w:rFonts w:ascii="Arial" w:hAnsi="Arial" w:cs="Arial"/>
-        </w:rPr>
-        <w:t>25 µg</w:t>
-      </w:r>
-      <w:proofErr w:type="gramEnd"/>
-      <w:r>
-        <w:rPr>
-          <w:rFonts w:ascii="Arial" w:hAnsi="Arial" w:cs="Arial"/>
-        </w:rPr>
-        <w:t xml:space="preserve"> group, 10.25 (8.25–12.00) in the 50 µg group and 9.50 (3.75–12.25) in the 100 µg group (mean ± SD: 18.00 ± 0.71, 17.17 ± 4.75, 5.93 ± 3.27, 10.00 ± 2.35 and 8.29 ± 5.92, respectively). After BH adjustment, the </w:t>
-      </w:r>
-      <w:proofErr w:type="gramStart"/>
-      <w:r>
-        <w:rPr>
-          <w:rFonts w:ascii="Arial" w:hAnsi="Arial" w:cs="Arial"/>
-        </w:rPr>
-        <w:t>25 µg</w:t>
-      </w:r>
-      <w:proofErr w:type="gramEnd"/>
-      <w:r>
-        <w:rPr>
-          <w:rFonts w:ascii="Arial" w:hAnsi="Arial" w:cs="Arial"/>
-        </w:rPr>
-        <w:t xml:space="preserve"> group differed significantly from the commercial group (adjusted p = 0.046); the comparison with the control group gave the same adjusted p-value but is reported descriptively because of the group size (n = 2). No other pairwise comparison was significant (adjusted p ≥ 0.097), so the 50 and 100 µg groups, with intermediate values, could not be distinguished statistically from the control group, the commercial group or the </w:t>
-      </w:r>
-      <w:proofErr w:type="gramStart"/>
-      <w:r>
-        <w:rPr>
-          <w:rFonts w:ascii="Arial" w:hAnsi="Arial" w:cs="Arial"/>
-        </w:rPr>
-        <w:t>25 µg</w:t>
-      </w:r>
-      <w:proofErr w:type="gramEnd"/>
-      <w:r>
-        <w:rPr>
-          <w:rFonts w:ascii="Arial" w:hAnsi="Arial" w:cs="Arial"/>
-        </w:rPr>
-        <w:t xml:space="preserve"> group.</w:t>
-      </w:r>
-    </w:p>
-    <w:p>
-      <w:pPr>
-        <w:rPr>
-          <w:rFonts w:ascii="Arial" w:hAnsi="Arial" w:cs="Arial"/>
-        </w:rPr>
-      </w:pPr>
-      <w:r>
-        <w:rPr>
-          <w:rFonts w:ascii="Arial" w:hAnsi="Arial" w:cs="Arial"/>
-        </w:rPr>
-        <w:t xml:space="preserve">Diarrhea (score &gt; 0) was recorded on 33 of 58 animal-days (57%) in the control group (two animals observed for 29 days each), 39 of 87 (45%) in the commercial group, 36 of 203 (18%) in the </w:t>
-      </w:r>
-      <w:proofErr w:type="gramStart"/>
-      <w:r>
-        <w:rPr>
-          <w:rFonts w:ascii="Arial" w:hAnsi="Arial" w:cs="Arial"/>
-        </w:rPr>
-        <w:t>25 µg</w:t>
-      </w:r>
-      <w:proofErr w:type="gramEnd"/>
-      <w:r>
-        <w:rPr>
-          <w:rFonts w:ascii="Arial" w:hAnsi="Arial" w:cs="Arial"/>
-        </w:rPr>
-        <w:t xml:space="preserve"> group, 30 of 116 (26%) in the 50 µg group and 45 of 203 (22%) in the 100 µg group. In control animals, scores stayed around 1 from day 6 to day 22, and in the commercial group the mean score peaked between days 8 and 15 (up to 1.67 on days 11–12). In the recombinant groups, group mean scores after day 3 stayed at or below 0.79 (25 and 100 µg groups) and 1.25 (50 µg group) (Figure 8C). Some animals, mainly in the </w:t>
-      </w:r>
-      <w:proofErr w:type="gramStart"/>
-      <w:r>
-        <w:rPr>
-          <w:rFonts w:ascii="Arial" w:hAnsi="Arial" w:cs="Arial"/>
-        </w:rPr>
-        <w:t>50 µg</w:t>
-      </w:r>
-      <w:proofErr w:type="gramEnd"/>
-      <w:r>
-        <w:rPr>
-          <w:rFonts w:ascii="Arial" w:hAnsi="Arial" w:cs="Arial"/>
-        </w:rPr>
-        <w:t xml:space="preserve"> group, had pasty or watery stools (scores 1-2) on days 1-2, before the first viremia sampling. An analysis that excluded days 0-3 gave the same result (Kruskal-Wallis p = 0.018; 25 µg versus control and versus commercial, adjusted p = 0.048; all other comparisons, adjusted p ≥ 0.12). </w:t>
-      </w:r>
-    </w:p>
-    <w:p>
-      <w:pPr>
-        <w:rPr>
-          <w:rFonts w:ascii="Arial" w:hAnsi="Arial" w:cs="Arial"/>
-          <w:b/>
-          <w:bCs/>
-          <w:i/>
-          <w:iCs/>
-          <w:sz w:val="20"/>
-          <w:szCs w:val="20"/>
-        </w:rPr>
       </w:pPr>
       <w:r>
         <w:rPr>
           <w:noProof/>
         </w:rPr>
         <w:drawing>
-          <wp:inline distT="0" distB="0" distL="0" distR="0" wp14:anchorId="745A8F24" wp14:editId="398C85B3">
+          <wp:inline distT="0" distB="0" distL="0" distR="0" wp14:anchorId="745A8F24" wp14:editId="2549F27D">
             <wp:extent cx="5514109" cy="4898308"/>
             <wp:effectExtent l="0" t="0" r="0" b="0"/>
             <wp:docPr id="5" name="Imagen 5"/>
@@ -13911,63 +11555,7 @@
         <w:rPr>
           <w:rFonts w:ascii="Arial" w:hAnsi="Arial" w:cs="Arial"/>
         </w:rPr>
-        <w:t xml:space="preserve">Signs other than diarrhea and fever were infrequent and mild (Table 4). Nasal discharge was recorded in both control animals and in one commercial-vaccine animal, but in no recombinant-vaccinated animal. Ocular discharge was recorded in all groups except the </w:t>
-      </w:r>
-      <w:proofErr w:type="gramStart"/>
-      <w:r>
-        <w:rPr>
-          <w:rFonts w:ascii="Arial" w:hAnsi="Arial" w:cs="Arial"/>
-        </w:rPr>
-        <w:t>100 µg</w:t>
-      </w:r>
-      <w:proofErr w:type="gramEnd"/>
-      <w:r>
-        <w:rPr>
-          <w:rFonts w:ascii="Arial" w:hAnsi="Arial" w:cs="Arial"/>
-        </w:rPr>
-        <w:t xml:space="preserve"> group, and occasional cough in all groups; in the control group, one animal (ID7766) coughed on 12 of the 29 days. One control animal (ID4926) showed decreased responsiveness and slightly reduced appetite on day 5 and decreased responsiveness again on day 13, and no animal showed dehydration. Because diarrhea accounted for 90-98% of the composite clinical score in the recombinant and commercial groups (and 63% in the control group), the composite score followed the same pattern as diarrhea. The cumulative composite score (excluding temperature) differed among groups (Kruskal-Wallis H = 12.24, </w:t>
-      </w:r>
-      <w:proofErr w:type="spellStart"/>
-      <w:r>
-        <w:rPr>
-          <w:rFonts w:ascii="Arial" w:hAnsi="Arial" w:cs="Arial"/>
-        </w:rPr>
-        <w:t>df</w:t>
-      </w:r>
-      <w:proofErr w:type="spellEnd"/>
-      <w:r>
-        <w:rPr>
-          <w:rFonts w:ascii="Arial" w:hAnsi="Arial" w:cs="Arial"/>
-        </w:rPr>
-        <w:t xml:space="preserve"> = 4, p = 0.016; Figure S2), with median (IQR) values of 28.75 (26.62-30.88) in the control group, 18.00 (16.00–20.25) in the commercial group, 5.00 (4.50–8.50) in the </w:t>
-      </w:r>
-      <w:proofErr w:type="gramStart"/>
-      <w:r>
-        <w:rPr>
-          <w:rFonts w:ascii="Arial" w:hAnsi="Arial" w:cs="Arial"/>
-        </w:rPr>
-        <w:t>25 µg</w:t>
-      </w:r>
-      <w:proofErr w:type="gramEnd"/>
-      <w:r>
-        <w:rPr>
-          <w:rFonts w:ascii="Arial" w:hAnsi="Arial" w:cs="Arial"/>
-        </w:rPr>
-        <w:t xml:space="preserve"> group, 10.25 (8.38–12.25) in the 50 µg group and 9.50 (3.75–12.75) in the 100 µg group. After adjustment, the differences between the </w:t>
-      </w:r>
-      <w:proofErr w:type="gramStart"/>
-      <w:r>
-        <w:rPr>
-          <w:rFonts w:ascii="Arial" w:hAnsi="Arial" w:cs="Arial"/>
-        </w:rPr>
-        <w:t>25 µg</w:t>
-      </w:r>
-      <w:proofErr w:type="gramEnd"/>
-      <w:r>
-        <w:rPr>
-          <w:rFonts w:ascii="Arial" w:hAnsi="Arial" w:cs="Arial"/>
-        </w:rPr>
-        <w:t xml:space="preserve"> group and the control group and between the 25 µg group and the commercial group were borderline (adjusted p = 0.051 for both), and no other pairwise comparison was significant (adjusted p ≥ 0.067).</w:t>
+        <w:t>Signs other than diarrhea and fever were infrequent and mild (Table 4). Nasal discharge was recorded in both control animals and in one commercial-vaccine animal, but in no recombinant-vaccinated animal. Ocular discharge was recorded in all groups except the 100 µg group, and occasional cough in all groups; in the control group, one animal (ID7766) coughed on 12 of the 29 days. One control animal (ID4926) showed decreased responsiveness and slightly reduced appetite on day 5 and decreased responsiveness again on day 13, and no animal showed dehydration. Because diarrhea accounted for 90-98% of the composite clinical score in the recombinant and commercial groups (and 63% in the control group), the composite score followed the same pattern as diarrhea. The cumulative composite score (excluding temperature) differed among groups (Kruskal-Wallis H = 12.24, df = 4, p = 0.016; Figure S2), with median (IQR) values of 28.75 (26.62-30.88) in the control group, 18.00 (16.00–20.25) in the commercial group, 5.00 (4.50–8.50) in the 25 µg group, 10.25 (8.38–12.25) in the 50 µg group and 9.50 (3.75–12.75) in the 100 µg group. After adjustment, the differences between the 25 µg group and the control group and between the 25 µg group and the commercial group were borderline (adjusted p = 0.051 for both), and no other pairwise comparison was significant (adjusted p ≥ 0.067).</w:t>
       </w:r>
     </w:p>
     <w:p>
@@ -16874,21 +14462,7 @@
         <w:rPr>
           <w:rFonts w:ascii="Arial" w:hAnsi="Arial" w:cs="Arial"/>
         </w:rPr>
-        <w:t xml:space="preserve">. In the adjuvant-only control group, mean lymphocyte counts decreased by 46.1% between challenge (day 0) and day 3 post-challenge (from 7.05 to 3.80 × 10⁹ cells/L) and remained below baseline for the rest of the observation period (4.73 × 10⁹ cells/L at day 28) (Figure S3). This decrease preceded the period of fever and diarrhea. No comparable decrease was observed at day 3 in the vaccinated groups, in which counts remained at or above baseline (25 µg, 6.44; 50 µg, 7.00; 100 µg, 7.01; commercial vaccine, 5.15 × 10⁹ cells/L). A transient decrease was recorded at day 6 in the </w:t>
-      </w:r>
-      <w:proofErr w:type="gramStart"/>
-      <w:r>
-        <w:rPr>
-          <w:rFonts w:ascii="Arial" w:hAnsi="Arial" w:cs="Arial"/>
-        </w:rPr>
-        <w:t>25 µg</w:t>
-      </w:r>
-      <w:proofErr w:type="gramEnd"/>
-      <w:r>
-        <w:rPr>
-          <w:rFonts w:ascii="Arial" w:hAnsi="Arial" w:cs="Arial"/>
-        </w:rPr>
-        <w:t xml:space="preserve"> group (4.95 × 10⁹ cells/L, 22.7% below baseline), and values in all vaccinated groups were within the baseline range by day 14. Baseline counts differed among groups and only two animals were available in the control group, so lymphocyte data are reported descriptively.</w:t>
+        <w:t>. In the adjuvant-only control group, mean lymphocyte counts decreased by 46.1% between challenge (day 0) and day 3 post-challenge (from 7.05 to 3.80 × 10⁹ cells/L) and remained below baseline for the rest of the observation period (4.73 × 10⁹ cells/L at day 28) (Figure S3). This decrease preceded the period of fever and diarrhea. No comparable decrease was observed at day 3 in the vaccinated groups, in which counts remained at or above baseline (25 µg, 6.44; 50 µg, 7.00; 100 µg, 7.01; commercial vaccine, 5.15 × 10⁹ cells/L). A transient decrease was recorded at day 6 in the 25 µg group (4.95 × 10⁹ cells/L, 22.7% below baseline), and values in all vaccinated groups were within the baseline range by day 14. Baseline counts differed among groups and only two animals were available in the control group, so lymphocyte data are reported descriptively.</w:t>
       </w:r>
     </w:p>
     <w:p>
@@ -16959,35 +14533,7 @@
         <w:rPr>
           <w:rFonts w:ascii="Arial" w:hAnsi="Arial" w:cs="Arial"/>
         </w:rPr>
-        <w:t xml:space="preserve">Because the AUC-based analysis above compares each animal's overall cytokine and viral load burden and cannot show timing, we additionally compared TNF-α and IL-4 concentrations at each sampling day with viral load at the same day and at the preceding sampling day, using all animals and time points (Spearman correlation, n = 92-115 animal-time observations; because repeated observations from the same animal are not independent, these p-values are approximate). Same-day (concurrent) correlations were weak and non-significant (TNF-α: ρ = 0.12, p = 0.19; IL-4: ρ = −0.03, p = 0.75). In contrast, TNF-α and IL-4 at a given day correlated more closely with viral load at the preceding sampling day (TNF-α: ρ = 0.43, p &lt; 0.0001; IL-4: ρ = 0.43, p &lt; 0.0001), and this lagged association remained significant after adjusting for group (partial rank correlation: TNF-α ρ = 0.34, p = 0.001; IL-4 ρ = 0.40, p &lt; 0.001; Figure S4). Paired comparisons of TNF-α against its own day-0 baseline showed no significant early decrease (day 0 to day 3, p = 0.52; day 0 to day 6, p = 0.75), but an increase from day 6 to day 14 (median change +44.6 </w:t>
-      </w:r>
-      <w:proofErr w:type="spellStart"/>
-      <w:r>
-        <w:rPr>
-          <w:rFonts w:ascii="Arial" w:hAnsi="Arial" w:cs="Arial"/>
-        </w:rPr>
-        <w:t>pg</w:t>
-      </w:r>
-      <w:proofErr w:type="spellEnd"/>
-      <w:r>
-        <w:rPr>
-          <w:rFonts w:ascii="Arial" w:hAnsi="Arial" w:cs="Arial"/>
-        </w:rPr>
-        <w:t xml:space="preserve">/mL, p &lt; 0.0001) and to day 21 (+61.8 </w:t>
-      </w:r>
-      <w:proofErr w:type="spellStart"/>
-      <w:r>
-        <w:rPr>
-          <w:rFonts w:ascii="Arial" w:hAnsi="Arial" w:cs="Arial"/>
-        </w:rPr>
-        <w:t>pg</w:t>
-      </w:r>
-      <w:proofErr w:type="spellEnd"/>
-      <w:r>
-        <w:rPr>
-          <w:rFonts w:ascii="Arial" w:hAnsi="Arial" w:cs="Arial"/>
-        </w:rPr>
-        <w:t>/mL, p &lt; 0.0001)</w:t>
+        <w:t>Because the AUC-based analysis above compares each animal's overall cytokine and viral load burden and cannot show timing, we additionally compared TNF-α and IL-4 concentrations at each sampling day with viral load at the same day and at the preceding sampling day, using all animals and time points (Spearman correlation, n = 92-115 animal-time observations; because repeated observations from the same animal are not independent, these p-values are approximate). Same-day (concurrent) correlations were weak and non-significant (TNF-α: ρ = 0.12, p = 0.19; IL-4: ρ = −0.03, p = 0.75). In contrast, TNF-α and IL-4 at a given day correlated more closely with viral load at the preceding sampling day (TNF-α: ρ = 0.43, p &lt; 0.0001; IL-4: ρ = 0.43, p &lt; 0.0001), and this lagged association remained significant after adjusting for group (partial rank correlation: TNF-α ρ = 0.34, p = 0.001; IL-4 ρ = 0.40, p &lt; 0.001; Figure S4). Paired comparisons of TNF-α against its own day-0 baseline showed no significant early decrease (day 0 to day 3, p = 0.52; day 0 to day 6, p = 0.75), but an increase from day 6 to day 14 (median change +44.6 pg/mL, p &lt; 0.0001) and to day 21 (+61.8 pg/mL, p &lt; 0.0001)</w:t>
       </w:r>
       <w:r>
         <w:rPr>
@@ -17023,63 +14569,7 @@
         <w:rPr>
           <w:rFonts w:ascii="Arial" w:hAnsi="Arial" w:cs="Arial"/>
         </w:rPr>
-        <w:t xml:space="preserve">In this study, a multivalent recombinant E2 vaccine formulated with </w:t>
-      </w:r>
-      <w:proofErr w:type="spellStart"/>
-      <w:r>
-        <w:rPr>
-          <w:rFonts w:ascii="Arial" w:hAnsi="Arial" w:cs="Arial"/>
-        </w:rPr>
-        <w:t>Montanide</w:t>
-      </w:r>
-      <w:proofErr w:type="spellEnd"/>
-      <w:r>
-        <w:rPr>
-          <w:rFonts w:ascii="Arial" w:hAnsi="Arial" w:cs="Arial"/>
-        </w:rPr>
-        <w:t xml:space="preserve">™ ISA 61 VG induced earlier and stronger anti-E2 antibody responses, more consistent neutralization across four BVDV-1 </w:t>
-      </w:r>
-      <w:proofErr w:type="spellStart"/>
-      <w:r>
-        <w:rPr>
-          <w:rFonts w:ascii="Arial" w:hAnsi="Arial" w:cs="Arial"/>
-        </w:rPr>
-        <w:t>subgenotypes</w:t>
-      </w:r>
-      <w:proofErr w:type="spellEnd"/>
-      <w:r>
-        <w:rPr>
-          <w:rFonts w:ascii="Arial" w:hAnsi="Arial" w:cs="Arial"/>
-        </w:rPr>
-        <w:t xml:space="preserve"> and E2-specific cellular recall responses in cattle than a commercial vaccine. After challenge with a mixture of four non-cytopathic BVDV-1 </w:t>
-      </w:r>
-      <w:proofErr w:type="spellStart"/>
-      <w:r>
-        <w:rPr>
-          <w:rFonts w:ascii="Arial" w:hAnsi="Arial" w:cs="Arial"/>
-        </w:rPr>
-        <w:t>subgenotypes</w:t>
-      </w:r>
-      <w:proofErr w:type="spellEnd"/>
-      <w:r>
-        <w:rPr>
-          <w:rFonts w:ascii="Arial" w:hAnsi="Arial" w:cs="Arial"/>
-        </w:rPr>
-        <w:t xml:space="preserve">, the 25 and 50 µg groups had lower cumulative viral load than the commercial group, none of the recombinant-vaccinated animals had fever on day 8, and the </w:t>
-      </w:r>
-      <w:proofErr w:type="gramStart"/>
-      <w:r>
-        <w:rPr>
-          <w:rFonts w:ascii="Arial" w:hAnsi="Arial" w:cs="Arial"/>
-        </w:rPr>
-        <w:t>25 µg</w:t>
-      </w:r>
-      <w:proofErr w:type="gramEnd"/>
-      <w:r>
-        <w:rPr>
-          <w:rFonts w:ascii="Arial" w:hAnsi="Arial" w:cs="Arial"/>
-        </w:rPr>
-        <w:t xml:space="preserve"> group had a significantly lower diarrhea burden than the commercial group. The lowest dose tested (25 µg) gave results comparable to those of the higher doses in nearly all measurements.</w:t>
+        <w:t>In this study, a multivalent recombinant E2 vaccine formulated with Montanide™ ISA 61 VG induced earlier and stronger anti-E2 antibody responses, more consistent neutralization across four BVDV-1 subgenotypes and E2-specific cellular recall responses in cattle than a commercial vaccine. After challenge with a mixture of four non-cytopathic BVDV-1 subgenotypes, the 25 and 50 µg groups had lower cumulative viral load than the commercial group, none of the recombinant-vaccinated animals had fever on day 8, and the 25 µg group had a significantly lower diarrhea burden than the commercial group. The lowest dose tested (25 µg) gave results comparable to those of the higher doses in nearly all measurements.</w:t>
       </w:r>
     </w:p>
     <w:p>
@@ -17109,21 +14599,19 @@
         <w:rPr>
           <w:rFonts w:ascii="Arial" w:hAnsi="Arial" w:cs="Arial"/>
         </w:rPr>
-        <w:t xml:space="preserve">The E2 ectodomains were produced in CHO-K1 cells with a purity above 90% and an apparent molecular mass consistent with the recombinant ectodomains. Glycosylation and protein conformation are important for the presentation of conformational neutralizing epitopes; mammalian expression systems produce more complex, </w:t>
-      </w:r>
-      <w:proofErr w:type="spellStart"/>
-      <w:r>
-        <w:rPr>
-          <w:rFonts w:ascii="Arial" w:hAnsi="Arial" w:cs="Arial"/>
-        </w:rPr>
-        <w:t>sialylated</w:t>
-      </w:r>
-      <w:proofErr w:type="spellEnd"/>
-      <w:r>
-        <w:rPr>
-          <w:rFonts w:ascii="Arial" w:hAnsi="Arial" w:cs="Arial"/>
-        </w:rPr>
-        <w:t xml:space="preserve"> N-glycans and more authentically folded E2 than insect-cell (baculovirus) systems, which has been associated with a higher degree of protection in cattle vaccinated with recombinant E2 </w:t>
+        <w:t xml:space="preserve">The E2 ectodomains were produced in CHO-K1 cells with a purity above 90% and an apparent molecular mass consistent with the recombinant ectodomains. Glycosylation and protein conformation are important for the presentation of conformational neutralizing epitopes; mammalian expression systems produce more complex, sialylated N-glycans and more authentically folded E2 than insect-cell (baculovirus) systems, which has been associated with a </w:t>
+      </w:r>
+      <w:r>
+        <w:rPr>
+          <w:rFonts w:ascii="Arial" w:hAnsi="Arial" w:cs="Arial"/>
+        </w:rPr>
+        <w:t>greater protection</w:t>
+      </w:r>
+      <w:r>
+        <w:rPr>
+          <w:rFonts w:ascii="Arial" w:hAnsi="Arial" w:cs="Arial"/>
+        </w:rPr>
+        <w:t xml:space="preserve"> in cattle vaccinated with recombinant E2 </w:t>
       </w:r>
       <w:r>
         <w:rPr>
@@ -17262,6 +14750,13 @@
           <w:b/>
           <w:bCs/>
         </w:rPr>
+      </w:r>
+      <w:r>
+        <w:rPr>
+          <w:rFonts w:ascii="Arial" w:hAnsi="Arial" w:cs="Arial"/>
+          <w:b/>
+          <w:bCs/>
+        </w:rPr>
         <w:fldChar w:fldCharType="separate"/>
       </w:r>
       <w:r>
@@ -17298,21 +14793,21 @@
         <w:rPr>
           <w:rFonts w:ascii="Arial" w:hAnsi="Arial" w:cs="Arial"/>
         </w:rPr>
-        <w:t xml:space="preserve">The recombinant vaccine induced an antibody response that was faster than that of the commercial vaccine (inflection time of about 11 versus 25 days) and reached higher levels. A likely explanation is that a purified, adjuvanted antigen delivered at a defined dose can prime B cells directly, and </w:t>
-      </w:r>
-      <w:proofErr w:type="spellStart"/>
-      <w:r>
-        <w:rPr>
-          <w:rFonts w:ascii="Arial" w:hAnsi="Arial" w:cs="Arial"/>
-        </w:rPr>
-        <w:t>Montanide</w:t>
-      </w:r>
-      <w:proofErr w:type="spellEnd"/>
-      <w:r>
-        <w:rPr>
-          <w:rFonts w:ascii="Arial" w:hAnsi="Arial" w:cs="Arial"/>
-        </w:rPr>
-        <w:t xml:space="preserve">™ ISA 61 VG forms an antigen depot that sustains antigen release </w:t>
+        <w:t xml:space="preserve">The recombinant vaccine induced an antibody response that was faster than that of the commercial vaccine (inflection time of about 11 versus 25 days) and reached higher levels. </w:t>
+      </w:r>
+      <w:r>
+        <w:rPr>
+          <w:rFonts w:ascii="Arial" w:hAnsi="Arial" w:cs="Arial"/>
+        </w:rPr>
+        <w:t>A purified antigen given at a defined dose primes B cells directly, and Montanide™ ISA 61 VG forms a depot that sustains antigen release.</w:t>
+      </w:r>
+      <w:r>
+        <w:rPr>
+          <w:rFonts w:ascii="Arial" w:hAnsi="Arial" w:cs="Arial"/>
+          <w:b/>
+          <w:bCs/>
+        </w:rPr>
+        <w:t xml:space="preserve"> </w:t>
       </w:r>
       <w:r>
         <w:rPr>
@@ -17595,6 +15090,13 @@
           <w:b/>
           <w:bCs/>
         </w:rPr>
+      </w:r>
+      <w:r>
+        <w:rPr>
+          <w:rFonts w:ascii="Arial" w:hAnsi="Arial" w:cs="Arial"/>
+          <w:b/>
+          <w:bCs/>
+        </w:rPr>
         <w:fldChar w:fldCharType="separate"/>
       </w:r>
       <w:r>
@@ -17630,7 +15132,19 @@
         <w:rPr>
           <w:rFonts w:ascii="Arial" w:hAnsi="Arial" w:cs="Arial"/>
         </w:rPr>
-        <w:t>a multicomponent vaccine with an inactivated BVDV fraction, so its response depends on the mass of BVDV-1a and BVDV-2a antigen (≥ 5,000 RU each), its adjuvant and the booster. We also note that the anti-E2 ELISA used recombinant E2 as coating antigen, which favors detection of antibodies induced by the same antigen; whole-virus vaccines also induce antibodies against other viral proteins that this assay does not measure. For this reason, the neutralization assay, which measures function, is the more informative comparison. In this assay, group geometric mean neutralizing titers ranged from 1/3,678 to 1/9,663 (11.8–13.2 log</w:t>
+        <w:t xml:space="preserve">a multicomponent vaccine with an inactivated BVDV fraction, so its response depends on the mass of BVDV-1a and BVDV-2a antigen (≥ 5,000 RU each), its adjuvant and the booster. </w:t>
+      </w:r>
+      <w:r>
+        <w:rPr>
+          <w:rFonts w:ascii="Arial" w:hAnsi="Arial" w:cs="Arial"/>
+        </w:rPr>
+        <w:t>Additionally, t</w:t>
+      </w:r>
+      <w:r>
+        <w:rPr>
+          <w:rFonts w:ascii="Arial" w:hAnsi="Arial" w:cs="Arial"/>
+        </w:rPr>
+        <w:t>he anti-E2 ELISA used recombinant E2 as coating antigen, which favors detection of antibodies induced by the same antigen; whole-virus vaccines also induce antibodies against other viral proteins that this assay does not measure. For this reason, the neutralization assay, which measures function, is the more informative comparison. In this assay, group geometric mean neutralizing titers ranged from 1/3,678 to 1/9,663 (11.8–13.2 log</w:t>
       </w:r>
       <w:r>
         <w:rPr>
@@ -17805,6 +15319,13 @@
           <w:b/>
           <w:bCs/>
         </w:rPr>
+      </w:r>
+      <w:r>
+        <w:rPr>
+          <w:rFonts w:ascii="Arial" w:hAnsi="Arial" w:cs="Arial"/>
+          <w:b/>
+          <w:bCs/>
+        </w:rPr>
         <w:fldChar w:fldCharType="separate"/>
       </w:r>
       <w:r>
@@ -18002,6 +15523,13 @@
           <w:b/>
           <w:bCs/>
         </w:rPr>
+      </w:r>
+      <w:r>
+        <w:rPr>
+          <w:rFonts w:ascii="Arial" w:hAnsi="Arial" w:cs="Arial"/>
+          <w:b/>
+          <w:bCs/>
+        </w:rPr>
         <w:fldChar w:fldCharType="separate"/>
       </w:r>
       <w:r>
@@ -18025,7 +15553,7 @@
         <w:rPr>
           <w:rFonts w:ascii="Arial" w:hAnsi="Arial" w:cs="Arial"/>
         </w:rPr>
-        <w:t xml:space="preserve">. By this benchmark, all our recombinant groups reached titers well above both thresholds, whereas the commercial group's titers against 1b and 1c fell below the clinical-protection threshold. Fetal protection was not evaluated in our study and cannot be inferred from titers alone. There is no consensus on a single protective threshold: inactivated vaccines can neutralize a broad range of heterologous isolates in vitro without this implying protection </w:t>
+        <w:t xml:space="preserve">. By this benchmark, all our recombinant groups reached titers well above thresholds, whereas the commercial group's titers against 1b and 1c fell below the clinical-protection threshold. Fetal protection was not evaluated in our study and cannot be inferred from titers alone. There is no consensus on a single protective threshold: inactivated vaccines can neutralize a broad range of heterologous isolates in vitro without this implying protection </w:t>
       </w:r>
       <w:r>
         <w:rPr>
@@ -18072,21 +15600,7 @@
         <w:rPr>
           <w:rFonts w:ascii="Arial" w:hAnsi="Arial" w:cs="Arial"/>
         </w:rPr>
-        <w:t xml:space="preserve">, and a killed trivalent BVDV vaccine adjuvanted with </w:t>
-      </w:r>
-      <w:proofErr w:type="spellStart"/>
-      <w:r>
-        <w:rPr>
-          <w:rFonts w:ascii="Arial" w:hAnsi="Arial" w:cs="Arial"/>
-        </w:rPr>
-        <w:t>Montanide</w:t>
-      </w:r>
-      <w:proofErr w:type="spellEnd"/>
-      <w:r>
-        <w:rPr>
-          <w:rFonts w:ascii="Arial" w:hAnsi="Arial" w:cs="Arial"/>
-        </w:rPr>
-        <w:t xml:space="preserve"> ISA 206 was reported protective at titers of ≥ 8 log</w:t>
+        <w:t>, and a killed trivalent BVDV vaccine adjuvanted with Montanide ISA 206 was reported protective at titers of ≥ 8 log</w:t>
       </w:r>
       <w:r>
         <w:rPr>
@@ -18259,6 +15773,13 @@
           <w:b/>
           <w:bCs/>
         </w:rPr>
+      </w:r>
+      <w:r>
+        <w:rPr>
+          <w:rFonts w:ascii="Arial" w:hAnsi="Arial" w:cs="Arial"/>
+          <w:b/>
+          <w:bCs/>
+        </w:rPr>
         <w:fldChar w:fldCharType="separate"/>
       </w:r>
       <w:r>
@@ -18421,6 +15942,13 @@
           <w:b/>
           <w:bCs/>
         </w:rPr>
+      </w:r>
+      <w:r>
+        <w:rPr>
+          <w:rFonts w:ascii="Arial" w:hAnsi="Arial" w:cs="Arial"/>
+          <w:b/>
+          <w:bCs/>
+        </w:rPr>
         <w:fldChar w:fldCharType="separate"/>
       </w:r>
       <w:r>
@@ -18444,21 +15972,7 @@
         <w:rPr>
           <w:rFonts w:ascii="Arial" w:hAnsi="Arial" w:cs="Arial"/>
         </w:rPr>
-        <w:t xml:space="preserve">; our lowest dose (25 µg, 5 µg per </w:t>
-      </w:r>
-      <w:proofErr w:type="spellStart"/>
-      <w:r>
-        <w:rPr>
-          <w:rFonts w:ascii="Arial" w:hAnsi="Arial" w:cs="Arial"/>
-        </w:rPr>
-        <w:t>subgenotype</w:t>
-      </w:r>
-      <w:proofErr w:type="spellEnd"/>
-      <w:r>
-        <w:rPr>
-          <w:rFonts w:ascii="Arial" w:hAnsi="Arial" w:cs="Arial"/>
-        </w:rPr>
-        <w:t xml:space="preserve">) performing as well as 100 µg is consistent with this pattern for a CHO-cell-expressed E2 antigen. An even lower dose (1.5 µg) of a baculovirus-expressed E2 fused to a single-chain antibody that targets antigen-presenting cells induced neutralizing antibodies in cattle lasting up to one year </w:t>
+        <w:t xml:space="preserve">; our lowest dose (25 µg, 5 µg per subgenotype) performing as well as 100 µg is consistent with this pattern for a CHO-cell-expressed E2 antigen. An even lower dose (1.5 µg) of a baculovirus-expressed E2 fused to a single-chain antibody that targets antigen-presenting cells induced neutralizing antibodies in cattle lasting up to one year </w:t>
       </w:r>
       <w:r>
         <w:rPr>
@@ -18609,6 +16123,13 @@
           <w:b/>
           <w:bCs/>
         </w:rPr>
+      </w:r>
+      <w:r>
+        <w:rPr>
+          <w:rFonts w:ascii="Arial" w:hAnsi="Arial" w:cs="Arial"/>
+          <w:b/>
+          <w:bCs/>
+        </w:rPr>
         <w:fldChar w:fldCharType="separate"/>
       </w:r>
       <w:r>
@@ -18645,21 +16166,7 @@
         <w:rPr>
           <w:rFonts w:ascii="Arial" w:hAnsi="Arial" w:cs="Arial"/>
         </w:rPr>
-        <w:t xml:space="preserve">Neutralizing titers in the recombinant groups were similar against 1b, 1c, 1d and 1e, whereas the commercial vaccine induced lower titers against 1b and 1c. This pattern is consistent with the antigenic differences among BVDV-1 </w:t>
-      </w:r>
-      <w:proofErr w:type="spellStart"/>
-      <w:r>
-        <w:rPr>
-          <w:rFonts w:ascii="Arial" w:hAnsi="Arial" w:cs="Arial"/>
-        </w:rPr>
-        <w:t>subgenotypes</w:t>
-      </w:r>
-      <w:proofErr w:type="spellEnd"/>
-      <w:r>
-        <w:rPr>
-          <w:rFonts w:ascii="Arial" w:hAnsi="Arial" w:cs="Arial"/>
-        </w:rPr>
-        <w:t xml:space="preserve"> </w:t>
+        <w:t xml:space="preserve">Neutralizing titers in the recombinant groups were similar against 1b, 1c, 1d and 1e, whereas the commercial vaccine induced lower titers against 1b and 1c. This pattern is consistent with the antigenic differences among BVDV-1 subgenotypes </w:t>
       </w:r>
       <w:r>
         <w:rPr>
@@ -18706,21 +16213,7 @@
         <w:rPr>
           <w:rFonts w:ascii="Arial" w:hAnsi="Arial" w:cs="Arial"/>
         </w:rPr>
-        <w:t xml:space="preserve"> and suggests that including E2 from several </w:t>
-      </w:r>
-      <w:proofErr w:type="spellStart"/>
-      <w:r>
-        <w:rPr>
-          <w:rFonts w:ascii="Arial" w:hAnsi="Arial" w:cs="Arial"/>
-        </w:rPr>
-        <w:t>subgenotypes</w:t>
-      </w:r>
-      <w:proofErr w:type="spellEnd"/>
-      <w:r>
-        <w:rPr>
-          <w:rFonts w:ascii="Arial" w:hAnsi="Arial" w:cs="Arial"/>
-        </w:rPr>
-        <w:t xml:space="preserve"> broadens the neutralizing response. Because the commercial vaccine contains only BVDV-1a (strain 5960) and BVDV-2a (strain 53637), and no BVDV-1b or BVDV-1c strain, the lower titers against 1b and 1c may reflect antigenic distance from the vaccine strain. In our previous study, the same commercial product induced neutralizing titers above 1/256 against BVDV-1a in cattle, with no significant difference from the recombinant candidate </w:t>
+        <w:t xml:space="preserve"> and suggests that including E2 from several subgenotypes broadens the neutralizing response. Because the commercial vaccine contains only BVDV-1a (strain 5960) and BVDV-2a (strain 53637), and no BVDV-1b or BVDV-1c strain, the lower titers against 1b and 1c may reflect antigenic distance from the vaccine strain. In our previous study, the same commercial product induced neutralizing titers above 1/256 against BVDV-1a in cattle, with no significant difference from the recombinant candidate </w:t>
       </w:r>
       <w:r>
         <w:rPr>
@@ -18941,63 +16434,7 @@
         <w:rPr>
           <w:rFonts w:ascii="Arial" w:hAnsi="Arial" w:cs="Arial"/>
         </w:rPr>
-        <w:t xml:space="preserve">results, this suggests that the commercial vaccine neutralizes the </w:t>
-      </w:r>
-      <w:proofErr w:type="spellStart"/>
-      <w:r>
-        <w:rPr>
-          <w:rFonts w:ascii="Arial" w:hAnsi="Arial" w:cs="Arial"/>
-        </w:rPr>
-        <w:t>subgenotype</w:t>
-      </w:r>
-      <w:proofErr w:type="spellEnd"/>
-      <w:r>
-        <w:rPr>
-          <w:rFonts w:ascii="Arial" w:hAnsi="Arial" w:cs="Arial"/>
-        </w:rPr>
-        <w:t xml:space="preserve"> it contains and has reduced activity against antigenically more distant </w:t>
-      </w:r>
-      <w:proofErr w:type="spellStart"/>
-      <w:r>
-        <w:rPr>
-          <w:rFonts w:ascii="Arial" w:hAnsi="Arial" w:cs="Arial"/>
-        </w:rPr>
-        <w:t>subgenotypes</w:t>
-      </w:r>
-      <w:proofErr w:type="spellEnd"/>
-      <w:r>
-        <w:rPr>
-          <w:rFonts w:ascii="Arial" w:hAnsi="Arial" w:cs="Arial"/>
-        </w:rPr>
-        <w:t xml:space="preserve">. This is the limitation that a multivalent E2 design intends to overcome, and it indicates that efficacy against BVDV-1 cannot be inferred from neutralization data obtained against a single homologous </w:t>
-      </w:r>
-      <w:proofErr w:type="spellStart"/>
-      <w:r>
-        <w:rPr>
-          <w:rFonts w:ascii="Arial" w:hAnsi="Arial" w:cs="Arial"/>
-        </w:rPr>
-        <w:t>subgenotype</w:t>
-      </w:r>
-      <w:proofErr w:type="spellEnd"/>
-      <w:r>
-        <w:rPr>
-          <w:rFonts w:ascii="Arial" w:hAnsi="Arial" w:cs="Arial"/>
-        </w:rPr>
-        <w:t xml:space="preserve">. We did not test neutralization or challenge against BVDV-2, so the commercial vaccine's own BVDV-2 coverage could not be evaluated here, and our comparison should be read as covering BVDV-1 protection only. We also note that the challenge isolates were identified by sequencing the 5′ UTR and not the E2 gene, so the extent of E2 divergence between the vaccine antigens and the challenge isolates within each </w:t>
-      </w:r>
-      <w:proofErr w:type="spellStart"/>
-      <w:r>
-        <w:rPr>
-          <w:rFonts w:ascii="Arial" w:hAnsi="Arial" w:cs="Arial"/>
-        </w:rPr>
-        <w:t>subgenotype</w:t>
-      </w:r>
-      <w:proofErr w:type="spellEnd"/>
-      <w:r>
-        <w:rPr>
-          <w:rFonts w:ascii="Arial" w:hAnsi="Arial" w:cs="Arial"/>
-        </w:rPr>
-        <w:t xml:space="preserve"> is unknown, which should be considered when interpreting neutralization and protection.</w:t>
+        <w:t>results, this suggests that the commercial vaccine neutralizes the subgenotype it contains and has reduced activity against antigenically more distant subgenotypes. This is the limitation that a multivalent E2 design intends to overcome, and it indicates that efficacy against BVDV-1 cannot be inferred from neutralization data obtained against a single homologous subgenotype. We did not test neutralization or challenge against BVDV-2, so the commercial vaccine's own BVDV-2 coverage could not be evaluated here, and our comparison should be read as covering BVDV-1 protection only. We also note that the challenge isolates were identified by sequencing the 5′ UTR and not the E2 gene, so the extent of E2 divergence between the vaccine antigens and the challenge isolates within each subgenotype is unknown, which should be considered when interpreting neutralization and protection.</w:t>
       </w:r>
     </w:p>
     <w:p>
@@ -19146,6 +16583,13 @@
           <w:bCs/>
         </w:rPr>
         <w:fldChar w:fldCharType="end"/>
+      </w:r>
+      <w:r>
+        <w:rPr>
+          <w:rFonts w:ascii="Arial" w:hAnsi="Arial" w:cs="Arial"/>
+          <w:b/>
+          <w:bCs/>
+        </w:rPr>
       </w:r>
       <w:r>
         <w:rPr>
@@ -19353,6 +16797,13 @@
           <w:b/>
           <w:bCs/>
         </w:rPr>
+      </w:r>
+      <w:r>
+        <w:rPr>
+          <w:rFonts w:ascii="Arial" w:hAnsi="Arial" w:cs="Arial"/>
+          <w:b/>
+          <w:bCs/>
+        </w:rPr>
         <w:fldChar w:fldCharType="separate"/>
       </w:r>
       <w:r>
@@ -19388,49 +16839,7 @@
         <w:rPr>
           <w:rFonts w:ascii="Arial" w:hAnsi="Arial" w:cs="Arial"/>
         </w:rPr>
-        <w:t xml:space="preserve"> The adjuvant-only control group did not show an IL-17 recall response, which suggests that this response was antigen-specific. In addition, the </w:t>
-      </w:r>
-      <w:proofErr w:type="gramStart"/>
-      <w:r>
-        <w:rPr>
-          <w:rFonts w:ascii="Arial" w:hAnsi="Arial" w:cs="Arial"/>
-        </w:rPr>
-        <w:t>100 µg</w:t>
-      </w:r>
-      <w:proofErr w:type="gramEnd"/>
-      <w:r>
-        <w:rPr>
-          <w:rFonts w:ascii="Arial" w:hAnsi="Arial" w:cs="Arial"/>
-        </w:rPr>
-        <w:t xml:space="preserve"> group, which had the highest viremia among the recombinant groups, also had the lowest IL-17 recall response (Figure 4C). A Th17-type response is plausible for a virus that enters and replicates at mucosal sites, and bovine </w:t>
-      </w:r>
-      <w:proofErr w:type="spellStart"/>
-      <w:r>
-        <w:rPr>
-          <w:rFonts w:ascii="Arial" w:hAnsi="Arial" w:cs="Arial"/>
-        </w:rPr>
-        <w:t>γδ</w:t>
-      </w:r>
-      <w:proofErr w:type="spellEnd"/>
-      <w:r>
-        <w:rPr>
-          <w:rFonts w:ascii="Arial" w:hAnsi="Arial" w:cs="Arial"/>
-        </w:rPr>
-        <w:t xml:space="preserve"> T cells are an abundant source of IL-17. Given the sample size and the correlative nature of these analyses, this observation is best regarded as a candidate correlate of reduced viremia for prospective evaluation rather than as a mechanism established here. In young cattle, IFN-γ and IL-17 can also be produced by </w:t>
-      </w:r>
-      <w:proofErr w:type="spellStart"/>
-      <w:r>
-        <w:rPr>
-          <w:rFonts w:ascii="Arial" w:hAnsi="Arial" w:cs="Arial"/>
-        </w:rPr>
-        <w:t>γδ</w:t>
-      </w:r>
-      <w:proofErr w:type="spellEnd"/>
-      <w:r>
-        <w:rPr>
-          <w:rFonts w:ascii="Arial" w:hAnsi="Arial" w:cs="Arial"/>
-        </w:rPr>
-        <w:t xml:space="preserve"> T cells: these cells can make up to 60% of circulating lymphocytes in neonates, falling to about 30% by one year of age and 5-10% in adults </w:t>
+        <w:t xml:space="preserve"> The adjuvant-only control group did not show an IL-17 recall response, which suggests that this response was antigen-specific. In addition, the 100 µg group, which had the highest viremia among the recombinant groups, also had the lowest IL-17 recall response (Figure 4C). A Th17-type response is plausible for a virus that enters and replicates at mucosal sites, and bovine γδ T cells are an abundant source of IL-17. Given the sample size and the correlative nature of these analyses, this observation is best regarded as a candidate correlate of reduced viremia for prospective evaluation rather than as a mechanism established here. In young cattle, IFN-γ and IL-17 can also be produced by γδ T cells: these cells can make up to 60% of circulating lymphocytes in neonates, falling to about 30% by one year of age and 5-10% in adults </w:t>
       </w:r>
       <w:r>
         <w:rPr>
@@ -19635,6 +17044,13 @@
           <w:bCs/>
         </w:rPr>
         <w:fldChar w:fldCharType="end"/>
+      </w:r>
+      <w:r>
+        <w:rPr>
+          <w:rFonts w:ascii="Arial" w:hAnsi="Arial" w:cs="Arial"/>
+          <w:b/>
+          <w:bCs/>
+        </w:rPr>
       </w:r>
       <w:r>
         <w:rPr>
@@ -20284,6 +17700,13 @@
           <w:b/>
           <w:bCs/>
         </w:rPr>
+      </w:r>
+      <w:r>
+        <w:rPr>
+          <w:rFonts w:ascii="Arial" w:hAnsi="Arial" w:cs="Arial"/>
+          <w:b/>
+          <w:bCs/>
+        </w:rPr>
         <w:fldChar w:fldCharType="separate"/>
       </w:r>
       <w:r>
@@ -20307,21 +17730,7 @@
         <w:rPr>
           <w:rFonts w:ascii="Arial" w:hAnsi="Arial" w:cs="Arial"/>
         </w:rPr>
-        <w:t xml:space="preserve">. </w:t>
-      </w:r>
-      <w:proofErr w:type="spellStart"/>
-      <w:r>
-        <w:rPr>
-          <w:rFonts w:ascii="Arial" w:hAnsi="Arial" w:cs="Arial"/>
-        </w:rPr>
-        <w:t>Montanide</w:t>
-      </w:r>
-      <w:proofErr w:type="spellEnd"/>
-      <w:r>
-        <w:rPr>
-          <w:rFonts w:ascii="Arial" w:hAnsi="Arial" w:cs="Arial"/>
-        </w:rPr>
-        <w:t xml:space="preserve"> ISA 61 VG has been reported to promote a Th1/Th2-balanced cell-mediated response in ruminant vaccines </w:t>
+        <w:t xml:space="preserve">. Montanide ISA 61 VG has been reported to promote a Th1/Th2-balanced cell-mediated response in ruminant vaccines </w:t>
       </w:r>
       <w:r>
         <w:rPr>
@@ -20534,6 +17943,13 @@
           <w:b/>
           <w:bCs/>
         </w:rPr>
+      </w:r>
+      <w:r>
+        <w:rPr>
+          <w:rFonts w:ascii="Arial" w:hAnsi="Arial" w:cs="Arial"/>
+          <w:b/>
+          <w:bCs/>
+        </w:rPr>
         <w:fldChar w:fldCharType="separate"/>
       </w:r>
       <w:r>
@@ -20699,6 +18115,13 @@
           <w:bCs/>
         </w:rPr>
         <w:fldChar w:fldCharType="end"/>
+      </w:r>
+      <w:r>
+        <w:rPr>
+          <w:rFonts w:ascii="Arial" w:hAnsi="Arial" w:cs="Arial"/>
+          <w:b/>
+          <w:bCs/>
+        </w:rPr>
       </w:r>
       <w:r>
         <w:rPr>
@@ -20890,6 +18313,13 @@
           <w:b/>
           <w:bCs/>
         </w:rPr>
+      </w:r>
+      <w:r>
+        <w:rPr>
+          <w:rFonts w:ascii="Arial" w:hAnsi="Arial" w:cs="Arial"/>
+          <w:b/>
+          <w:bCs/>
+        </w:rPr>
         <w:fldChar w:fldCharType="separate"/>
       </w:r>
       <w:r>
@@ -20950,21 +18380,7 @@
         <w:rPr>
           <w:rFonts w:ascii="Arial" w:hAnsi="Arial" w:cs="Arial"/>
         </w:rPr>
-        <w:t xml:space="preserve">Non-cytopathic BVDV suppresses innate type I interferon responses through several mechanisms, including its </w:t>
-      </w:r>
-      <w:proofErr w:type="spellStart"/>
-      <w:r>
-        <w:rPr>
-          <w:rFonts w:ascii="Arial" w:hAnsi="Arial" w:cs="Arial"/>
-        </w:rPr>
-        <w:t>Npro</w:t>
-      </w:r>
-      <w:proofErr w:type="spellEnd"/>
-      <w:r>
-        <w:rPr>
-          <w:rFonts w:ascii="Arial" w:hAnsi="Arial" w:cs="Arial"/>
-        </w:rPr>
-        <w:t xml:space="preserve"> and Erns proteins and, as recently shown, by using autophagy to promote MAVS degradation and block RIG-I-MAVS signaling </w:t>
+        <w:t xml:space="preserve">Non-cytopathic BVDV suppresses innate type I interferon responses through several mechanisms, including its Npro and Erns proteins and, as recently shown, by using autophagy to promote MAVS degradation and block RIG-I-MAVS signaling </w:t>
       </w:r>
       <w:r>
         <w:rPr>
@@ -21141,6 +18557,13 @@
           <w:b/>
           <w:bCs/>
         </w:rPr>
+      </w:r>
+      <w:r>
+        <w:rPr>
+          <w:rFonts w:ascii="Arial" w:hAnsi="Arial" w:cs="Arial"/>
+          <w:b/>
+          <w:bCs/>
+        </w:rPr>
         <w:fldChar w:fldCharType="separate"/>
       </w:r>
       <w:r>
@@ -21164,21 +18587,7 @@
         <w:rPr>
           <w:rFonts w:ascii="Arial" w:hAnsi="Arial" w:cs="Arial"/>
         </w:rPr>
-        <w:t xml:space="preserve">. Because of this interferon antagonism, pre-existing neutralizing antibodies are important to limit early virus spread. Consistent with this, cumulative viral load was lower in the 25 and 50 µg groups than in the commercial group (ANOVA with Tukey’s test), although these comparisons did not reach significance in the non-parametric sensitivity analysis (adjusted p = 0.056 and 0.055). The odds of viremia were numerically lower in the recombinant groups, although not significantly so (Table 3). The </w:t>
-      </w:r>
-      <w:proofErr w:type="gramStart"/>
-      <w:r>
-        <w:rPr>
-          <w:rFonts w:ascii="Arial" w:hAnsi="Arial" w:cs="Arial"/>
-        </w:rPr>
-        <w:t>100 µg</w:t>
-      </w:r>
-      <w:proofErr w:type="gramEnd"/>
-      <w:r>
-        <w:rPr>
-          <w:rFonts w:ascii="Arial" w:hAnsi="Arial" w:cs="Arial"/>
-        </w:rPr>
-        <w:t xml:space="preserve"> group did not differ significantly from the commercial group (median AUC 42.78; OR = 0.110, adjusted p = 0.441). The resulting pattern, with the lowest viremia at 50 µg, intermediate values at 25 µg and higher values at 100 µg, is not dose-dependent. With groups of 4–7 animals and wide within-group variability, chance is a likely explanation, but a true effect of dose cannot be excluded, and these data do not allow conclusions about a dose-response relationship.</w:t>
+        <w:t>. Because of this interferon antagonism, pre-existing neutralizing antibodies are important to limit early virus spread. Consistent with this, cumulative viral load was lower in the 25 and 50 µg groups than in the commercial group (ANOVA with Tukey’s test), although these comparisons did not reach significance in the non-parametric sensitivity analysis (adjusted p = 0.056 and 0.055). The odds of viremia were numerically lower in the recombinant groups, although not significantly so (Table 3). The 100 µg group did not differ significantly from the commercial group (median AUC 42.78; OR = 0.110, adjusted p = 0.441). The resulting pattern, with the lowest viremia at 50 µg, intermediate values at 25 µg and higher values at 100 µg, is not dose-dependent. With groups of 4–7 animals and wide within-group variability, chance is a likely explanation, but a true effect of dose cannot be excluded, and these data do not allow conclusions about a dose-response relationship.</w:t>
       </w:r>
     </w:p>
     <w:p>
@@ -21333,6 +18742,13 @@
           <w:bCs/>
         </w:rPr>
         <w:fldChar w:fldCharType="end"/>
+      </w:r>
+      <w:r>
+        <w:rPr>
+          <w:rFonts w:ascii="Arial" w:hAnsi="Arial" w:cs="Arial"/>
+          <w:b/>
+          <w:bCs/>
+        </w:rPr>
       </w:r>
       <w:r>
         <w:rPr>
@@ -21524,6 +18940,13 @@
           <w:b/>
           <w:bCs/>
         </w:rPr>
+      </w:r>
+      <w:r>
+        <w:rPr>
+          <w:rFonts w:ascii="Arial" w:hAnsi="Arial" w:cs="Arial"/>
+          <w:b/>
+          <w:bCs/>
+        </w:rPr>
         <w:fldChar w:fldCharType="separate"/>
       </w:r>
       <w:r>
@@ -21686,6 +19109,13 @@
           <w:b/>
           <w:bCs/>
         </w:rPr>
+      </w:r>
+      <w:r>
+        <w:rPr>
+          <w:rFonts w:ascii="Arial" w:hAnsi="Arial" w:cs="Arial"/>
+          <w:b/>
+          <w:bCs/>
+        </w:rPr>
         <w:fldChar w:fldCharType="separate"/>
       </w:r>
       <w:r>
@@ -21709,21 +19139,7 @@
         <w:rPr>
           <w:rFonts w:ascii="Arial" w:hAnsi="Arial" w:cs="Arial"/>
         </w:rPr>
-        <w:t>. Our results, with viral RNA detected in most animals of the better-performing groups, resemble this subunit-vaccine pattern more than the near-complete protection reported for homologous whole-virus vaccines. This may reflect the use of a four-</w:t>
-      </w:r>
-      <w:proofErr w:type="spellStart"/>
-      <w:r>
-        <w:rPr>
-          <w:rFonts w:ascii="Arial" w:hAnsi="Arial" w:cs="Arial"/>
-        </w:rPr>
-        <w:t>subgenotype</w:t>
-      </w:r>
-      <w:proofErr w:type="spellEnd"/>
-      <w:r>
-        <w:rPr>
-          <w:rFonts w:ascii="Arial" w:hAnsi="Arial" w:cs="Arial"/>
-        </w:rPr>
-        <w:t xml:space="preserve"> challenge instead of a single matched strain, the additional viral proteins present in whole-virus vaccines, or both, and does not necessarily indicate a weaker vaccine; partial control of viremia is consistent with previous results for E2-only subunit vaccines </w:t>
+        <w:t xml:space="preserve">. Our results, with viral RNA detected in most animals of the better-performing groups, resemble this subunit-vaccine pattern more than the near-complete protection reported for homologous whole-virus vaccines. This may reflect the use of a four-subgenotype challenge instead of a single matched strain, the additional viral proteins present in whole-virus vaccines, or both, and does not necessarily indicate a weaker vaccine; partial control of viremia is consistent with previous results for E2-only subunit vaccines </w:t>
       </w:r>
       <w:r>
         <w:rPr>
@@ -21862,6 +19278,13 @@
           <w:b/>
           <w:bCs/>
         </w:rPr>
+      </w:r>
+      <w:r>
+        <w:rPr>
+          <w:rFonts w:ascii="Arial" w:hAnsi="Arial" w:cs="Arial"/>
+          <w:b/>
+          <w:bCs/>
+        </w:rPr>
         <w:fldChar w:fldCharType="separate"/>
       </w:r>
       <w:r>
@@ -21897,13 +19320,7 @@
         <w:rPr>
           <w:rFonts w:ascii="Arial" w:hAnsi="Arial" w:cs="Arial"/>
         </w:rPr>
-        <w:t>2.6 days) and protected 94% of fetuses</w:t>
-      </w:r>
-      <w:r>
-        <w:rPr>
-          <w:rFonts w:ascii="Arial" w:hAnsi="Arial" w:cs="Arial"/>
-        </w:rPr>
-        <w:t xml:space="preserve"> </w:t>
+        <w:t xml:space="preserve">2.6 days) and protected 94% of fetuses </w:t>
       </w:r>
       <w:r>
         <w:rPr>
@@ -22039,6 +19456,13 @@
           <w:bCs/>
         </w:rPr>
         <w:fldChar w:fldCharType="end"/>
+      </w:r>
+      <w:r>
+        <w:rPr>
+          <w:rFonts w:ascii="Arial" w:hAnsi="Arial" w:cs="Arial"/>
+          <w:b/>
+          <w:bCs/>
+        </w:rPr>
       </w:r>
       <w:r>
         <w:rPr>
@@ -22286,69 +19710,39 @@
         <w:rPr>
           <w:rFonts w:ascii="Arial" w:hAnsi="Arial" w:cs="Arial"/>
         </w:rPr>
-        <w:t>. This raises the possibility that combining the multivalent E2 subunit approach with a whole-inactivated-virus or additional structural/non-structural antigens could further reduce viremia beyond what either component achieves alone, a direction for future formulations of this vaccine.</w:t>
-      </w:r>
-    </w:p>
-    <w:p>
-      <w:pPr>
-        <w:rPr>
-          <w:rFonts w:ascii="Arial" w:hAnsi="Arial" w:cs="Arial"/>
-        </w:rPr>
-      </w:pPr>
-    </w:p>
-    <w:p>
-      <w:pPr>
-        <w:rPr>
-          <w:rFonts w:ascii="Arial" w:hAnsi="Arial" w:cs="Arial"/>
-        </w:rPr>
-      </w:pPr>
-      <w:r>
-        <w:rPr>
-          <w:rFonts w:ascii="Arial" w:hAnsi="Arial" w:cs="Arial"/>
-        </w:rPr>
-        <w:t xml:space="preserve">An unexpected result was that the adjuvant-only control group (n = 2) showed a mean viral load AUC (25.36) similar to that of the </w:t>
-      </w:r>
-      <w:proofErr w:type="gramStart"/>
-      <w:r>
-        <w:rPr>
-          <w:rFonts w:ascii="Arial" w:hAnsi="Arial" w:cs="Arial"/>
-        </w:rPr>
-        <w:t>25 µg</w:t>
-      </w:r>
-      <w:proofErr w:type="gramEnd"/>
-      <w:r>
-        <w:rPr>
-          <w:rFonts w:ascii="Arial" w:hAnsi="Arial" w:cs="Arial"/>
-        </w:rPr>
-        <w:t xml:space="preserve"> group (24.25) and lower than that of the commercial group (63.94). The control group also had lower odds of viremia than the commercial group, although without statistical significance (OR = 0.068, adjusted p = 0.280), and reached fever values comparable to those of the commercial group. Vaccinated animals are not expected to be more affected than unvaccinated ones, and the BVDV fraction of this product is inactivated, so replication in the host is not possible. This result may reflect several factors: (</w:t>
-      </w:r>
-      <w:proofErr w:type="spellStart"/>
-      <w:r>
-        <w:rPr>
-          <w:rFonts w:ascii="Arial" w:hAnsi="Arial" w:cs="Arial"/>
-        </w:rPr>
-        <w:t>i</w:t>
-      </w:r>
-      <w:proofErr w:type="spellEnd"/>
-      <w:r>
-        <w:rPr>
-          <w:rFonts w:ascii="Arial" w:hAnsi="Arial" w:cs="Arial"/>
-        </w:rPr>
-        <w:t xml:space="preserve">) the size of the control (n = 2) and commercial (n = 3) groups, which makes both estimates sensitive to inter-animal variability; (ii) the antigenic distance between the vaccine strain (BVDV-1a) and the four challenge </w:t>
-      </w:r>
-      <w:proofErr w:type="spellStart"/>
-      <w:r>
-        <w:rPr>
-          <w:rFonts w:ascii="Arial" w:hAnsi="Arial" w:cs="Arial"/>
-        </w:rPr>
-        <w:t>subgenotypes</w:t>
-      </w:r>
-      <w:proofErr w:type="spellEnd"/>
-      <w:r>
-        <w:rPr>
-          <w:rFonts w:ascii="Arial" w:hAnsi="Arial" w:cs="Arial"/>
-        </w:rPr>
-        <w:t xml:space="preserve">, as discussed above; (iii) the label claims of this product, which concern respiratory disease and fetal protection rather than the prevention of viremia in the vaccinated animal </w:t>
+        <w:t xml:space="preserve">. </w:t>
+      </w:r>
+      <w:r>
+        <w:rPr>
+          <w:rFonts w:ascii="Arial" w:hAnsi="Arial" w:cs="Arial"/>
+        </w:rPr>
+        <w:t>An approach</w:t>
+      </w:r>
+      <w:r>
+        <w:rPr>
+          <w:rFonts w:ascii="Arial" w:hAnsi="Arial" w:cs="Arial"/>
+        </w:rPr>
+        <w:t xml:space="preserve"> combining the multivalent E2 subunit with a whole-inactivated-virus or additional structural/non-structural antigens could further reduce viremia beyond what either component achieves alone, a direction for future formulations of this vaccine.</w:t>
+      </w:r>
+    </w:p>
+    <w:p>
+      <w:pPr>
+        <w:rPr>
+          <w:rFonts w:ascii="Arial" w:hAnsi="Arial" w:cs="Arial"/>
+        </w:rPr>
+      </w:pPr>
+    </w:p>
+    <w:p>
+      <w:pPr>
+        <w:rPr>
+          <w:rFonts w:ascii="Arial" w:hAnsi="Arial" w:cs="Arial"/>
+        </w:rPr>
+      </w:pPr>
+      <w:r>
+        <w:rPr>
+          <w:rFonts w:ascii="Arial" w:hAnsi="Arial" w:cs="Arial"/>
+        </w:rPr>
+        <w:t xml:space="preserve">An unexpected result was that the adjuvant-only control group (n = 2) showed a mean viral load AUC (25.36) similar to that of the 25 µg group (24.25) and lower than that of the commercial group (63.94). The control group also had lower odds of viremia than the commercial group, although without statistical significance (OR = 0.068, adjusted p = 0.280), and reached fever values comparable to those of the commercial group. Vaccinated animals are not expected to be more affected than unvaccinated ones, and the BVDV fraction of this product is inactivated, so replication in the host is not possible. This result may reflect several factors: (i) the size of the control (n = 2) and commercial (n = 3) groups, which makes both estimates sensitive to inter-animal variability; (ii) the antigenic distance between the vaccine strain (BVDV-1a) and the four challenge subgenotypes, as discussed above; (iii) the label claims of this product, which concern respiratory disease and fetal protection rather than the prevention of viremia in the vaccinated animal </w:t>
       </w:r>
       <w:r>
         <w:rPr>
@@ -22481,6 +19875,13 @@
           <w:b/>
           <w:bCs/>
         </w:rPr>
+      </w:r>
+      <w:r>
+        <w:rPr>
+          <w:rFonts w:ascii="Arial" w:hAnsi="Arial" w:cs="Arial"/>
+          <w:b/>
+          <w:bCs/>
+        </w:rPr>
         <w:fldChar w:fldCharType="separate"/>
       </w:r>
       <w:r>
@@ -22637,6 +20038,13 @@
           <w:b/>
           <w:bCs/>
         </w:rPr>
+      </w:r>
+      <w:r>
+        <w:rPr>
+          <w:rFonts w:ascii="Arial" w:hAnsi="Arial" w:cs="Arial"/>
+          <w:b/>
+          <w:bCs/>
+        </w:rPr>
         <w:fldChar w:fldCharType="separate"/>
       </w:r>
       <w:r>
@@ -22660,7 +20068,19 @@
         <w:rPr>
           <w:rFonts w:ascii="Arial" w:hAnsi="Arial" w:cs="Arial"/>
         </w:rPr>
-        <w:t>. Our challenge model therefore evaluates an outcome, viremia, that is not a label claim of this product. Taking these considerations into account, we interpret our virological data as improved control relative to the commercial vaccine, and not as evidence of reduced viremia relative to unvaccinated animals. A larger control group is required to establish protection in absolute terms.</w:t>
+        <w:t xml:space="preserve">. Our challenge model therefore evaluates an outcome, viremia, that is not a label claim of this product. </w:t>
+      </w:r>
+      <w:r>
+        <w:rPr>
+          <w:rFonts w:ascii="Arial" w:hAnsi="Arial" w:cs="Arial"/>
+        </w:rPr>
+        <w:t>W</w:t>
+      </w:r>
+      <w:r>
+        <w:rPr>
+          <w:rFonts w:ascii="Arial" w:hAnsi="Arial" w:cs="Arial"/>
+        </w:rPr>
+        <w:t>e interpret our virological data as improved control relative to the commercial vaccine, and not as evidence of reduced viremia relative to unvaccinated animals. A larger control group is required to establish protection in absolute terms.</w:t>
       </w:r>
     </w:p>
     <w:p>
@@ -23048,6 +20468,13 @@
           <w:b/>
           <w:bCs/>
         </w:rPr>
+      </w:r>
+      <w:r>
+        <w:rPr>
+          <w:rFonts w:ascii="Arial" w:hAnsi="Arial" w:cs="Arial"/>
+          <w:b/>
+          <w:bCs/>
+        </w:rPr>
         <w:fldChar w:fldCharType="separate"/>
       </w:r>
       <w:r>
@@ -23232,6 +20659,13 @@
           <w:b/>
           <w:bCs/>
         </w:rPr>
+      </w:r>
+      <w:r>
+        <w:rPr>
+          <w:rFonts w:ascii="Arial" w:hAnsi="Arial" w:cs="Arial"/>
+          <w:b/>
+          <w:bCs/>
+        </w:rPr>
         <w:fldChar w:fldCharType="separate"/>
       </w:r>
       <w:r>
@@ -23255,49 +20689,7 @@
         <w:rPr>
           <w:rFonts w:ascii="Arial" w:hAnsi="Arial" w:cs="Arial"/>
         </w:rPr>
-        <w:t xml:space="preserve">, indicating that clinical presentation depends on the challenge strain. Recombinant-vaccinated animals had no fever on day 8, when all commercial-vaccine animals and one of the two control animals had temperatures above 40 °C, and they showed only a mild, transient lymphocyte decrease. However, three of the 18 recombinant-vaccinated animals had a transient temperature above 40 °C on day 9, and four animals (two commercial, one control and one 25 µg) received ketoprofen between days 8 and 11, which may have lowered their temperatures and blurred group differences on those days. Only the </w:t>
-      </w:r>
-      <w:proofErr w:type="gramStart"/>
-      <w:r>
-        <w:rPr>
-          <w:rFonts w:ascii="Arial" w:hAnsi="Arial" w:cs="Arial"/>
-        </w:rPr>
-        <w:t>25 µg</w:t>
-      </w:r>
-      <w:proofErr w:type="gramEnd"/>
-      <w:r>
-        <w:rPr>
-          <w:rFonts w:ascii="Arial" w:hAnsi="Arial" w:cs="Arial"/>
-        </w:rPr>
-        <w:t xml:space="preserve"> group had a significantly lower diarrhea burden than the commercial group. Because the 50 and 100 µg groups had intermediate values that did not differ significantly from the </w:t>
-      </w:r>
-      <w:proofErr w:type="gramStart"/>
-      <w:r>
-        <w:rPr>
-          <w:rFonts w:ascii="Arial" w:hAnsi="Arial" w:cs="Arial"/>
-        </w:rPr>
-        <w:t>25 µg</w:t>
-      </w:r>
-      <w:proofErr w:type="gramEnd"/>
-      <w:r>
-        <w:rPr>
-          <w:rFonts w:ascii="Arial" w:hAnsi="Arial" w:cs="Arial"/>
-        </w:rPr>
-        <w:t xml:space="preserve"> group, this result should not be interpreted as an advantage of the lowest dose. A more cautious reading is that diarrhea burden was numerically lower in all recombinant groups, with statistical significance detected only for the </w:t>
-      </w:r>
-      <w:proofErr w:type="gramStart"/>
-      <w:r>
-        <w:rPr>
-          <w:rFonts w:ascii="Arial" w:hAnsi="Arial" w:cs="Arial"/>
-        </w:rPr>
-        <w:t>25 µg</w:t>
-      </w:r>
-      <w:proofErr w:type="gramEnd"/>
-      <w:r>
-        <w:rPr>
-          <w:rFonts w:ascii="Arial" w:hAnsi="Arial" w:cs="Arial"/>
-        </w:rPr>
-        <w:t xml:space="preserve"> group.</w:t>
+        <w:t>, indicating that clinical presentation depends on the challenge strain. Recombinant-vaccinated animals had no fever on day 8, when all commercial-vaccine animals and one of the two control animals had temperatures above 40 °C, and they showed only a mild, transient lymphocyte decrease. However, three of the 18 recombinant-vaccinated animals had a transient temperature above 40 °C on day 9, and four animals (two commercial, one control and one 25 µg) received ketoprofen between days 8 and 11, which may have lowered their temperatures and blurred group differences on those days. Only the 25 µg group had a significantly lower diarrhea burden than the commercial group. Because the 50 and 100 µg groups had intermediate values that did not differ significantly from the 25 µg group, this result should not be interpreted as an advantage of the lowest dose. A more cautious reading is that diarrhea burden was numerically lower in all recombinant groups, with statistical significance detected only for the 25 µg group.</w:t>
       </w:r>
     </w:p>
     <w:p>
@@ -23471,6 +20863,13 @@
           <w:b/>
           <w:bCs/>
         </w:rPr>
+      </w:r>
+      <w:r>
+        <w:rPr>
+          <w:rFonts w:ascii="Arial" w:hAnsi="Arial" w:cs="Arial"/>
+          <w:b/>
+          <w:bCs/>
+        </w:rPr>
         <w:fldChar w:fldCharType="separate"/>
       </w:r>
       <w:r>
@@ -23494,7 +20893,7 @@
         <w:rPr>
           <w:rFonts w:ascii="Arial" w:hAnsi="Arial" w:cs="Arial"/>
         </w:rPr>
-        <w:t>. Scores were also subjective, and intermediate values were coded as 0.5 and 1.5. Nevertheless, excluding the first three days did not change the results, which supports the robustness of the diarrhea comparison.</w:t>
+        <w:t>. Scores were also subjective, and intermediate values were coded as 0.5 and 1.5. Nevertheless, excluding the first three days did not change the results, which supports of the diarrhea comparison.</w:t>
       </w:r>
     </w:p>
     <w:p>
@@ -23688,6 +21087,13 @@
           <w:bCs/>
         </w:rPr>
         <w:fldChar w:fldCharType="end"/>
+      </w:r>
+      <w:r>
+        <w:rPr>
+          <w:rFonts w:ascii="Arial" w:hAnsi="Arial" w:cs="Arial"/>
+          <w:b/>
+          <w:bCs/>
+        </w:rPr>
       </w:r>
       <w:r>
         <w:rPr>
@@ -23873,6 +21279,13 @@
           <w:b/>
           <w:bCs/>
         </w:rPr>
+      </w:r>
+      <w:r>
+        <w:rPr>
+          <w:rFonts w:ascii="Arial" w:hAnsi="Arial" w:cs="Arial"/>
+          <w:b/>
+          <w:bCs/>
+        </w:rPr>
         <w:fldChar w:fldCharType="separate"/>
       </w:r>
       <w:r>
@@ -24026,6 +21439,13 @@
           <w:bCs/>
         </w:rPr>
         <w:fldChar w:fldCharType="end"/>
+      </w:r>
+      <w:r>
+        <w:rPr>
+          <w:rFonts w:ascii="Arial" w:hAnsi="Arial" w:cs="Arial"/>
+          <w:b/>
+          <w:bCs/>
+        </w:rPr>
       </w:r>
       <w:r>
         <w:rPr>
@@ -24255,6 +21675,13 @@
           <w:b/>
           <w:bCs/>
         </w:rPr>
+      </w:r>
+      <w:r>
+        <w:rPr>
+          <w:rFonts w:ascii="Arial" w:hAnsi="Arial" w:cs="Arial"/>
+          <w:b/>
+          <w:bCs/>
+        </w:rPr>
         <w:fldChar w:fldCharType="separate"/>
       </w:r>
       <w:r>
@@ -24335,6 +21762,13 @@
         </w:rPr>
         <w:t xml:space="preserve"> closely matching when TNF-α and IL-4 rose in our study. One possible explanation, which should be tested in future studies, is that mucosal damage accumulated during the viremic phase manifests later as a systemic inflammatory signal. We did not assess intestinal histopathology or markers of bacterial translocation, so this remains untested. In individual animals, TNF-α and IL-4 correlated with viral load at the preceding time point more than with concurrent viral load, and neither was correlated with fever or diarrhea (Section 3.7). The temporal pattern is therefore compatible with a delayed inflammatory response but does not establish its mechanism, and we cannot conclude that TNF-α mediated the clinical signs. Serum IL-4 followed the same delayed pattern, to a greater extent in unvaccinated controls, and is equally uncertain to interpret here.</w:t>
       </w:r>
+    </w:p>
+    <w:p>
+      <w:pPr>
+        <w:rPr>
+          <w:rFonts w:ascii="Arial" w:hAnsi="Arial" w:cs="Arial"/>
+        </w:rPr>
+      </w:pPr>
     </w:p>
     <w:p>
       <w:pPr>
@@ -24591,6 +22025,11 @@
         <w:rPr>
           <w:rFonts w:ascii="Arial" w:hAnsi="Arial" w:cs="Arial"/>
         </w:rPr>
+      </w:r>
+      <w:r>
+        <w:rPr>
+          <w:rFonts w:ascii="Arial" w:hAnsi="Arial" w:cs="Arial"/>
+        </w:rPr>
         <w:fldChar w:fldCharType="separate"/>
       </w:r>
       <w:r>
@@ -24633,49 +22072,7 @@
         <w:rPr>
           <w:rFonts w:ascii="Arial" w:hAnsi="Arial" w:cs="Arial"/>
         </w:rPr>
-        <w:t xml:space="preserve">The cellular source of the cytokines was not identified and no E2-specific cellular phenotyping was performed, IL-4 was undetectable in stimulated PBMC cultures, and lymphocyte data were available only as group means. The E2 gene of the challenge isolates was not sequenced, so the antigenic match between the vaccine antigens and the challenge viruses is unknown. Because the challenge was a mixture of four </w:t>
-      </w:r>
-      <w:proofErr w:type="spellStart"/>
-      <w:r>
-        <w:rPr>
-          <w:rFonts w:ascii="Arial" w:hAnsi="Arial" w:cs="Arial"/>
-        </w:rPr>
-        <w:t>subgenotypes</w:t>
-      </w:r>
-      <w:proofErr w:type="spellEnd"/>
-      <w:r>
-        <w:rPr>
-          <w:rFonts w:ascii="Arial" w:hAnsi="Arial" w:cs="Arial"/>
-        </w:rPr>
-        <w:t xml:space="preserve"> and the qPCR is pan-BVDV, the </w:t>
-      </w:r>
-      <w:proofErr w:type="spellStart"/>
-      <w:r>
-        <w:rPr>
-          <w:rFonts w:ascii="Arial" w:hAnsi="Arial" w:cs="Arial"/>
-        </w:rPr>
-        <w:t>subgenotype</w:t>
-      </w:r>
-      <w:proofErr w:type="spellEnd"/>
-      <w:r>
-        <w:rPr>
-          <w:rFonts w:ascii="Arial" w:hAnsi="Arial" w:cs="Arial"/>
-        </w:rPr>
-        <w:t xml:space="preserve"> responsible for viremia in each animal could not be determined, and neutralization and challenge against BVDV-1a and BVDV-2 were not performed, so the results speak only to the BVDV-1 </w:t>
-      </w:r>
-      <w:proofErr w:type="spellStart"/>
-      <w:r>
-        <w:rPr>
-          <w:rFonts w:ascii="Arial" w:hAnsi="Arial" w:cs="Arial"/>
-        </w:rPr>
-        <w:t>subgenotypes</w:t>
-      </w:r>
-      <w:proofErr w:type="spellEnd"/>
-      <w:r>
-        <w:rPr>
-          <w:rFonts w:ascii="Arial" w:hAnsi="Arial" w:cs="Arial"/>
-        </w:rPr>
-        <w:t xml:space="preserve"> tested. The vaccine also does not include E2 from BVDV-1j or BVDV-2, both reported in Chile. Viremia was measured only by qPCR in serum, without virus isolation, buffy coat analysis or nasal swabs, and the interval between days 6 and 14 may have missed the peak of viremia. Several neutralizing titers reached the upper limit of the assay (1:20,480), which limits comparisons among doses.</w:t>
+        <w:t>The cellular source of the cytokines was not identified and no E2-specific cellular phenotyping was performed, IL-4 was undetectable in stimulated PBMC cultures, and lymphocyte data were available only as group means. The E2 gene of the challenge isolates was not sequenced, so the antigenic match between the vaccine antigens and the challenge viruses is unknown. Because the challenge was a mixture of four subgenotypes and the qPCR is pan-BVDV, the subgenotype responsible for viremia in each animal could not be determined, and neutralization and challenge against BVDV-1a and BVDV-2 were not performed, so the results speak only to the BVDV-1 subgenotypes tested. The vaccine also does not include E2 from BVDV-1j or BVDV-2, both reported in Chile. Viremia was measured only by qPCR in serum, without virus isolation, buffy coat analysis or nasal swabs, and the interval between days 6 and 14 may have missed the peak of viremia. Several neutralizing titers reached the upper limit of the assay (1:20,480), which limits comparisons among doses.</w:t>
       </w:r>
     </w:p>
     <w:p>
@@ -24737,49 +22134,7 @@
         <w:rPr>
           <w:rFonts w:ascii="Arial" w:hAnsi="Arial" w:cs="Arial"/>
         </w:rPr>
-        <w:t xml:space="preserve">This study evaluated a multivalent recombinant E2 subunit vaccine produced in CHO-K1 suspension cells in cattle. The formulation induced rapid anti-E2 antibody responses, broad and relatively consistent neutralization of four BVDV-1 </w:t>
-      </w:r>
-      <w:proofErr w:type="spellStart"/>
-      <w:r>
-        <w:rPr>
-          <w:rFonts w:ascii="Arial" w:hAnsi="Arial" w:cs="Arial"/>
-        </w:rPr>
-        <w:t>subgenotypes</w:t>
-      </w:r>
-      <w:proofErr w:type="spellEnd"/>
-      <w:r>
-        <w:rPr>
-          <w:rFonts w:ascii="Arial" w:hAnsi="Arial" w:cs="Arial"/>
-        </w:rPr>
-        <w:t xml:space="preserve">, and E2-specific cellular recall responses characterized by IFN-γ, TNF-α and IL-17 secretion. Following challenge with a mixture of four non-cytopathic BVDV-1 </w:t>
-      </w:r>
-      <w:proofErr w:type="spellStart"/>
-      <w:r>
-        <w:rPr>
-          <w:rFonts w:ascii="Arial" w:hAnsi="Arial" w:cs="Arial"/>
-        </w:rPr>
-        <w:t>subgenotypes</w:t>
-      </w:r>
-      <w:proofErr w:type="spellEnd"/>
-      <w:r>
-        <w:rPr>
-          <w:rFonts w:ascii="Arial" w:hAnsi="Arial" w:cs="Arial"/>
-        </w:rPr>
-        <w:t xml:space="preserve">, the 25 and 50 µg groups showed lower cumulative viral-load AUCs than the commercial-vaccine group, although the prevalence of viremia did not differ significantly among groups and protection was therefore incomplete. None of the recombinant-vaccinated animals met the predefined fever threshold on day 8, and diarrhea burden was significantly lower in the </w:t>
-      </w:r>
-      <w:proofErr w:type="gramStart"/>
-      <w:r>
-        <w:rPr>
-          <w:rFonts w:ascii="Arial" w:hAnsi="Arial" w:cs="Arial"/>
-        </w:rPr>
-        <w:t>25 µg</w:t>
-      </w:r>
-      <w:proofErr w:type="gramEnd"/>
-      <w:r>
-        <w:rPr>
-          <w:rFonts w:ascii="Arial" w:hAnsi="Arial" w:cs="Arial"/>
-        </w:rPr>
-        <w:t xml:space="preserve"> group than in the commercial group. No consistent dose-dependent improvement was observed between 25 and 100 µg. These findings support further evaluation of the multivalent E2 vaccine in larger, adequately powered studies designed to assess dose response, duration of immunity, and protection against fetal infection.</w:t>
+        <w:t>This study evaluated a multivalent recombinant E2 subunit vaccine produced in CHO-K1 suspension cells in cattle. The formulation induced rapid anti-E2 antibody responses, broad and relatively consistent neutralization of four BVDV-1 subgenotypes, and E2-specific cellular recall responses characterized by IFN-γ, TNF-α and IL-17 secretion. Following challenge with a mixture of four non-cytopathic BVDV-1 subgenotypes, the 25 and 50 µg groups showed lower cumulative viral-load AUCs than the commercial-vaccine group, although the prevalence of viremia did not differ significantly among groups and protection was therefore incomplete. None of the recombinant-vaccinated animals met the predefined fever threshold on day 8, and diarrhea burden was significantly lower in the 25 µg group than in the commercial group. No consistent dose-dependent improvement was observed between 25 and 100 µg. These findings support further evaluation of the multivalent E2 vaccine in larger, adequately powered studies designed to assess dose response, duration of immunity, and protection against fetal infection.</w:t>
       </w:r>
     </w:p>
     <w:p>
@@ -24816,7 +22171,31 @@
         <w:rPr>
           <w:rFonts w:ascii="Arial" w:hAnsi="Arial" w:cs="Arial"/>
         </w:rPr>
-        <w:t>Figure S1: Rectal temperature after the first dose and after the booster. Figure S2: Composite clinical score after challenge. Figure S3: Peripheral blood lymphocyte counts after challenge. Figure S4: Associations among immune responses, viremia and clinical outcomes. Table S1: Spearman correlations between neutralizing antibody titers and viremia. Table S2: Spearman correlations between pre-challenge recall responses and viremia or serum cytokines.</w:t>
+        <w:t>Figure S1: Rectal temperature after the first dose and after the booster. Figure S2: Composite clinical score after challenge. Figure S3: Peripheral blood lymphocyte counts after challenge. Figure S4: Associations among immune responses, viremia and clinical outcomes.</w:t>
+      </w:r>
+      <w:r>
+        <w:rPr>
+          <w:rFonts w:ascii="Arial" w:hAnsi="Arial" w:cs="Arial"/>
+        </w:rPr>
+        <w:t xml:space="preserve"> Figure S5: </w:t>
+      </w:r>
+      <w:r>
+        <w:rPr>
+          <w:rFonts w:ascii="Arial" w:hAnsi="Arial" w:cs="Arial"/>
+        </w:rPr>
+        <w:t>Spearman correlation matrix of immune, virological and clinical variables</w:t>
+      </w:r>
+      <w:r>
+        <w:rPr>
+          <w:rFonts w:ascii="Arial" w:hAnsi="Arial" w:cs="Arial"/>
+        </w:rPr>
+        <w:t>.</w:t>
+      </w:r>
+      <w:r>
+        <w:rPr>
+          <w:rFonts w:ascii="Arial" w:hAnsi="Arial" w:cs="Arial"/>
+        </w:rPr>
+        <w:t xml:space="preserve"> Table S1: Spearman correlations between neutralizing antibody titers and viremia. Table S2: Spearman correlations between pre-challenge recall responses and viremia or serum cytokines.</w:t>
       </w:r>
     </w:p>
     <w:p>
@@ -24853,7 +22232,13 @@
         <w:rPr>
           <w:rFonts w:ascii="Arial" w:hAnsi="Arial" w:cs="Arial"/>
         </w:rPr>
-        <w:t>S.S.: conceptualization, investigation (antigen and virus production, in vitro assays), formal analysis, writing – original draft. E.B.: investigation (antigen production, in vitro assays). V.A.: investigation (antigen production). E.R.: investigation (antigen production and vaccine formulation). F.H. and I.C.: investigation (animal experiment: animal handling, vaccination, challenge, sample collection and clinical scoring). R.M.: conceptualization, supervision, writing – review and editing. All authors have read and approved the final manuscript.</w:t>
+        <w:t>S.S.: conceptualization, investigation (antigen and virus production, in vitro assays), formal analysis, writing – original draft. E.B.: investigation (antigen production, in vitro assays). V.A.: investigation (antigen production). E.R.: investigation (antigen production and vaccine formulation). F.H. and I.C.: investigation (animal experiment: animal handling, vaccination, challenge, sample collection and clinical scoring). R.M.: conceptualization, supervision, writing – review and editing. All authors hav</w:t>
+      </w:r>
+      <w:r>
+        <w:rPr>
+          <w:rFonts w:ascii="Arial" w:hAnsi="Arial" w:cs="Arial"/>
+        </w:rPr>
+        <w:t>e read and approved the final manuscript.</w:t>
       </w:r>
     </w:p>
     <w:p>
@@ -24890,63 +22275,7 @@
         <w:rPr>
           <w:rFonts w:ascii="Arial" w:hAnsi="Arial" w:cs="Arial"/>
         </w:rPr>
-        <w:t xml:space="preserve">This research was funded by the </w:t>
-      </w:r>
-      <w:proofErr w:type="spellStart"/>
-      <w:r>
-        <w:rPr>
-          <w:rFonts w:ascii="Arial" w:hAnsi="Arial" w:cs="Arial"/>
-        </w:rPr>
-        <w:t>Agencia</w:t>
-      </w:r>
-      <w:proofErr w:type="spellEnd"/>
-      <w:r>
-        <w:rPr>
-          <w:rFonts w:ascii="Arial" w:hAnsi="Arial" w:cs="Arial"/>
-        </w:rPr>
-        <w:t xml:space="preserve"> Nacional de </w:t>
-      </w:r>
-      <w:proofErr w:type="spellStart"/>
-      <w:r>
-        <w:rPr>
-          <w:rFonts w:ascii="Arial" w:hAnsi="Arial" w:cs="Arial"/>
-        </w:rPr>
-        <w:t>Investigación</w:t>
-      </w:r>
-      <w:proofErr w:type="spellEnd"/>
-      <w:r>
-        <w:rPr>
-          <w:rFonts w:ascii="Arial" w:hAnsi="Arial" w:cs="Arial"/>
-        </w:rPr>
-        <w:t xml:space="preserve"> y Desarrollo (ANID), Chile, through FONDEF project IT24I0108 (Concurso de </w:t>
-      </w:r>
-      <w:proofErr w:type="spellStart"/>
-      <w:r>
-        <w:rPr>
-          <w:rFonts w:ascii="Arial" w:hAnsi="Arial" w:cs="Arial"/>
-        </w:rPr>
-        <w:t>Investigación</w:t>
-      </w:r>
-      <w:proofErr w:type="spellEnd"/>
-      <w:r>
-        <w:rPr>
-          <w:rFonts w:ascii="Arial" w:hAnsi="Arial" w:cs="Arial"/>
-        </w:rPr>
-        <w:t xml:space="preserve"> </w:t>
-      </w:r>
-      <w:proofErr w:type="spellStart"/>
-      <w:r>
-        <w:rPr>
-          <w:rFonts w:ascii="Arial" w:hAnsi="Arial" w:cs="Arial"/>
-        </w:rPr>
-        <w:t>Tecnológica</w:t>
-      </w:r>
-      <w:proofErr w:type="spellEnd"/>
-      <w:r>
-        <w:rPr>
-          <w:rFonts w:ascii="Arial" w:hAnsi="Arial" w:cs="Arial"/>
-        </w:rPr>
-        <w:t xml:space="preserve"> 2024).</w:t>
+        <w:t>This research was funded by the Agencia Nacional de Investigación y Desarrollo (ANID), Chile, through FONDEF project IT24I0108 (Concurso de Investigación Tecnológica 2024).</w:t>
       </w:r>
     </w:p>
     <w:p>
